--- a/proforma_template_eng.docx
+++ b/proforma_template_eng.docx
@@ -378,159 +378,180 @@
     </w:p>
     <w:p>
       <w:pPr>
+        <w:autoSpaceDE w:val="0"/>
+        <w:autoSpaceDN w:val="0"/>
+        <w:adjustRightInd w:val="0"/>
         <w:spacing w:after="0" w:line="240" w:lineRule="auto"/>
+        <w:ind w:left="142"/>
         <w:jc w:val="both"/>
         <w:rPr>
           <w:sz w:val="20"/>
           <w:szCs w:val="20"/>
+          <w:u w:val="single"/>
           <w:lang w:val="en-GB"/>
         </w:rPr>
       </w:pPr>
     </w:p>
     <w:tbl>
       <w:tblPr>
-        <w:tblW w:w="9695" w:type="dxa"/>
-        <w:tblInd w:w="70" w:type="dxa"/>
-        <w:tblLayout w:type="fixed"/>
-        <w:tblCellMar>
-          <w:left w:w="70" w:type="dxa"/>
-          <w:right w:w="70" w:type="dxa"/>
-        </w:tblCellMar>
+        <w:tblStyle w:val="TableGrid"/>
+        <w:tblW w:w="0" w:type="auto"/>
+        <w:tblInd w:w="142" w:type="dxa"/>
         <w:tblLook w:val="04A0" w:firstRow="1" w:lastRow="0" w:firstColumn="1" w:lastColumn="0" w:noHBand="0" w:noVBand="1"/>
       </w:tblPr>
       <w:tblGrid>
-        <w:gridCol w:w="567"/>
-        <w:gridCol w:w="6309"/>
-        <w:gridCol w:w="778"/>
-        <w:gridCol w:w="680"/>
-        <w:gridCol w:w="1361"/>
+        <w:gridCol w:w="1580"/>
+        <w:gridCol w:w="2242"/>
+        <w:gridCol w:w="1134"/>
+        <w:gridCol w:w="1376"/>
+        <w:gridCol w:w="1034"/>
+        <w:gridCol w:w="2120"/>
       </w:tblGrid>
       <w:tr>
         <w:trPr>
-          <w:cantSplit/>
+          <w:trHeight w:val="329"/>
         </w:trPr>
         <w:tc>
           <w:tcPr>
-            <w:tcW w:w="567" w:type="dxa"/>
+            <w:tcW w:w="1580" w:type="dxa"/>
             <w:tcBorders>
+              <w:top w:val="nil"/>
+              <w:left w:val="nil"/>
               <w:bottom w:val="single" w:sz="4" w:space="0" w:color="auto"/>
+              <w:right w:val="nil"/>
             </w:tcBorders>
           </w:tcPr>
           <w:p>
             <w:pPr>
-              <w:spacing w:before="60" w:after="60"/>
+              <w:autoSpaceDE w:val="0"/>
+              <w:autoSpaceDN w:val="0"/>
+              <w:adjustRightInd w:val="0"/>
+              <w:spacing w:after="0" w:line="240" w:lineRule="auto"/>
               <w:jc w:val="center"/>
               <w:rPr>
                 <w:i/>
                 <w:iCs/>
                 <w:sz w:val="20"/>
                 <w:szCs w:val="20"/>
-                <w:lang w:val="fr-FR"/>
-              </w:rPr>
-            </w:pPr>
-            <w:proofErr w:type="gramStart"/>
+                <w:lang w:val="en-GB"/>
+              </w:rPr>
+            </w:pPr>
             <w:r>
               <w:rPr>
                 <w:i/>
                 <w:iCs/>
                 <w:sz w:val="20"/>
                 <w:szCs w:val="20"/>
-                <w:lang w:val="fr-FR"/>
-              </w:rPr>
-              <w:t>pos</w:t>
-            </w:r>
-            <w:proofErr w:type="gramEnd"/>
-            <w:r>
+                <w:lang w:val="en-GB"/>
+              </w:rPr>
+              <w:t>pos.</w:t>
+            </w:r>
+          </w:p>
+        </w:tc>
+        <w:tc>
+          <w:tcPr>
+            <w:tcW w:w="2242" w:type="dxa"/>
+            <w:tcBorders>
+              <w:top w:val="nil"/>
+              <w:left w:val="nil"/>
+              <w:bottom w:val="single" w:sz="4" w:space="0" w:color="auto"/>
+              <w:right w:val="nil"/>
+            </w:tcBorders>
+          </w:tcPr>
+          <w:p>
+            <w:pPr>
+              <w:autoSpaceDE w:val="0"/>
+              <w:autoSpaceDN w:val="0"/>
+              <w:adjustRightInd w:val="0"/>
+              <w:spacing w:after="0" w:line="240" w:lineRule="auto"/>
+              <w:jc w:val="center"/>
               <w:rPr>
                 <w:i/>
                 <w:iCs/>
                 <w:sz w:val="20"/>
                 <w:szCs w:val="20"/>
-                <w:lang w:val="fr-FR"/>
-              </w:rPr>
-              <w:t>.</w:t>
-            </w:r>
-          </w:p>
-        </w:tc>
-        <w:tc>
-          <w:tcPr>
-            <w:tcW w:w="6309" w:type="dxa"/>
-            <w:tcBorders>
-              <w:bottom w:val="single" w:sz="4" w:space="0" w:color="auto"/>
-            </w:tcBorders>
-          </w:tcPr>
-          <w:p>
-            <w:pPr>
-              <w:spacing w:before="60" w:after="60"/>
-              <w:jc w:val="center"/>
+                <w:lang w:val="en-GB"/>
+              </w:rPr>
+            </w:pPr>
+            <w:r>
               <w:rPr>
                 <w:i/>
                 <w:iCs/>
                 <w:sz w:val="20"/>
                 <w:szCs w:val="20"/>
-                <w:lang w:val="fr-FR"/>
-              </w:rPr>
-            </w:pPr>
-            <w:proofErr w:type="gramStart"/>
-            <w:r>
+                <w:lang w:val="en-GB"/>
+              </w:rPr>
+              <w:t>description</w:t>
+            </w:r>
+          </w:p>
+        </w:tc>
+        <w:tc>
+          <w:tcPr>
+            <w:tcW w:w="1134" w:type="dxa"/>
+            <w:tcBorders>
+              <w:top w:val="nil"/>
+              <w:left w:val="nil"/>
+              <w:bottom w:val="single" w:sz="4" w:space="0" w:color="auto"/>
+              <w:right w:val="nil"/>
+            </w:tcBorders>
+          </w:tcPr>
+          <w:p>
+            <w:pPr>
+              <w:autoSpaceDE w:val="0"/>
+              <w:autoSpaceDN w:val="0"/>
+              <w:adjustRightInd w:val="0"/>
+              <w:spacing w:after="0" w:line="240" w:lineRule="auto"/>
+              <w:jc w:val="center"/>
               <w:rPr>
                 <w:i/>
                 <w:iCs/>
                 <w:sz w:val="20"/>
                 <w:szCs w:val="20"/>
-                <w:lang w:val="fr-FR"/>
-              </w:rPr>
-              <w:t>description</w:t>
-            </w:r>
-            <w:proofErr w:type="gramEnd"/>
-          </w:p>
-        </w:tc>
-        <w:tc>
-          <w:tcPr>
-            <w:tcW w:w="778" w:type="dxa"/>
-            <w:tcBorders>
-              <w:bottom w:val="single" w:sz="4" w:space="0" w:color="auto"/>
-            </w:tcBorders>
-          </w:tcPr>
-          <w:p>
-            <w:pPr>
-              <w:spacing w:before="60" w:after="60"/>
+                <w:lang w:val="en-GB"/>
+              </w:rPr>
+            </w:pPr>
+            <w:proofErr w:type="spellStart"/>
+            <w:proofErr w:type="gramStart"/>
+            <w:r>
               <w:rPr>
                 <w:i/>
                 <w:iCs/>
                 <w:sz w:val="20"/>
                 <w:szCs w:val="20"/>
-                <w:lang w:val="fr-FR"/>
-              </w:rPr>
-            </w:pPr>
-            <w:proofErr w:type="spellStart"/>
-            <w:proofErr w:type="gramStart"/>
-            <w:r>
+                <w:lang w:val="en-GB"/>
+              </w:rPr>
+              <w:t>q.ty</w:t>
+            </w:r>
+            <w:proofErr w:type="spellEnd"/>
+            <w:proofErr w:type="gramEnd"/>
+          </w:p>
+        </w:tc>
+        <w:tc>
+          <w:tcPr>
+            <w:tcW w:w="1376" w:type="dxa"/>
+            <w:tcBorders>
+              <w:top w:val="nil"/>
+              <w:left w:val="nil"/>
+              <w:bottom w:val="single" w:sz="4" w:space="0" w:color="auto"/>
+              <w:right w:val="nil"/>
+            </w:tcBorders>
+          </w:tcPr>
+          <w:p>
+            <w:pPr>
+              <w:autoSpaceDE w:val="0"/>
+              <w:autoSpaceDN w:val="0"/>
+              <w:adjustRightInd w:val="0"/>
+              <w:spacing w:after="0" w:line="240" w:lineRule="auto"/>
+              <w:jc w:val="center"/>
               <w:rPr>
                 <w:i/>
                 <w:iCs/>
                 <w:sz w:val="20"/>
                 <w:szCs w:val="20"/>
-                <w:lang w:val="fr-FR"/>
-              </w:rPr>
-              <w:t>q.ty</w:t>
-            </w:r>
-            <w:proofErr w:type="spellEnd"/>
-            <w:proofErr w:type="gramEnd"/>
-          </w:p>
-        </w:tc>
-        <w:tc>
-          <w:tcPr>
-            <w:tcW w:w="2041" w:type="dxa"/>
-            <w:gridSpan w:val="2"/>
-            <w:tcBorders>
-              <w:bottom w:val="single" w:sz="4" w:space="0" w:color="auto"/>
-            </w:tcBorders>
-          </w:tcPr>
-          <w:p>
-            <w:pPr>
-              <w:spacing w:before="60" w:after="60"/>
-              <w:jc w:val="center"/>
+                <w:lang w:val="en-GB"/>
+              </w:rPr>
+            </w:pPr>
+            <w:r>
               <w:rPr>
                 <w:i/>
                 <w:iCs/>
@@ -538,7 +559,8 @@
                 <w:szCs w:val="20"/>
                 <w:lang w:val="en-GB"/>
               </w:rPr>
-            </w:pPr>
+              <w:t>p</w:t>
+            </w:r>
             <w:r>
               <w:rPr>
                 <w:i/>
@@ -547,31 +569,107 @@
                 <w:szCs w:val="20"/>
                 <w:lang w:val="en-GB"/>
               </w:rPr>
+              <w:t>rice</w:t>
+            </w:r>
+          </w:p>
+        </w:tc>
+        <w:tc>
+          <w:tcPr>
+            <w:tcW w:w="1034" w:type="dxa"/>
+            <w:tcBorders>
+              <w:top w:val="nil"/>
+              <w:left w:val="nil"/>
+              <w:bottom w:val="single" w:sz="4" w:space="0" w:color="auto"/>
+              <w:right w:val="nil"/>
+            </w:tcBorders>
+          </w:tcPr>
+          <w:p>
+            <w:pPr>
+              <w:autoSpaceDE w:val="0"/>
+              <w:autoSpaceDN w:val="0"/>
+              <w:adjustRightInd w:val="0"/>
+              <w:spacing w:after="0" w:line="240" w:lineRule="auto"/>
+              <w:jc w:val="center"/>
+              <w:rPr>
+                <w:i/>
+                <w:iCs/>
+                <w:sz w:val="20"/>
+                <w:szCs w:val="20"/>
+                <w:lang w:val="en-GB"/>
+              </w:rPr>
+            </w:pPr>
+          </w:p>
+        </w:tc>
+        <w:tc>
+          <w:tcPr>
+            <w:tcW w:w="2120" w:type="dxa"/>
+            <w:tcBorders>
+              <w:top w:val="nil"/>
+              <w:left w:val="nil"/>
+              <w:bottom w:val="single" w:sz="4" w:space="0" w:color="auto"/>
+              <w:right w:val="nil"/>
+            </w:tcBorders>
+          </w:tcPr>
+          <w:p>
+            <w:pPr>
+              <w:autoSpaceDE w:val="0"/>
+              <w:autoSpaceDN w:val="0"/>
+              <w:adjustRightInd w:val="0"/>
+              <w:spacing w:after="0" w:line="240" w:lineRule="auto"/>
+              <w:jc w:val="center"/>
+              <w:rPr>
+                <w:i/>
+                <w:iCs/>
+                <w:sz w:val="20"/>
+                <w:szCs w:val="20"/>
+                <w:lang w:val="en-GB"/>
+              </w:rPr>
+            </w:pPr>
+            <w:r>
+              <w:rPr>
+                <w:i/>
+                <w:iCs/>
+                <w:sz w:val="20"/>
+                <w:szCs w:val="20"/>
+                <w:lang w:val="en-GB"/>
+              </w:rPr>
               <w:t>total price</w:t>
             </w:r>
           </w:p>
         </w:tc>
       </w:tr>
       <w:tr>
-        <w:tc>
-          <w:tcPr>
-            <w:tcW w:w="567" w:type="dxa"/>
-          </w:tcPr>
-          <w:p>
-            <w:pPr>
-              <w:spacing w:before="60" w:after="60"/>
-              <w:jc w:val="center"/>
-              <w:rPr>
-                <w:sz w:val="20"/>
-                <w:szCs w:val="20"/>
-                <w:lang w:val="es-ES"/>
-              </w:rPr>
-            </w:pPr>
-            <w:r>
-              <w:rPr>
-                <w:sz w:val="20"/>
-                <w:szCs w:val="20"/>
-                <w:lang w:val="es-ES"/>
+        <w:trPr>
+          <w:trHeight w:val="329"/>
+        </w:trPr>
+        <w:tc>
+          <w:tcPr>
+            <w:tcW w:w="1580" w:type="dxa"/>
+            <w:tcBorders>
+              <w:top w:val="single" w:sz="4" w:space="0" w:color="auto"/>
+              <w:left w:val="nil"/>
+              <w:bottom w:val="nil"/>
+              <w:right w:val="nil"/>
+            </w:tcBorders>
+          </w:tcPr>
+          <w:p>
+            <w:pPr>
+              <w:autoSpaceDE w:val="0"/>
+              <w:autoSpaceDN w:val="0"/>
+              <w:adjustRightInd w:val="0"/>
+              <w:spacing w:after="0" w:line="240" w:lineRule="auto"/>
+              <w:jc w:val="both"/>
+              <w:rPr>
+                <w:sz w:val="20"/>
+                <w:szCs w:val="20"/>
+                <w:lang w:val="en-GB"/>
+              </w:rPr>
+            </w:pPr>
+            <w:r>
+              <w:rPr>
+                <w:sz w:val="20"/>
+                <w:szCs w:val="20"/>
+                <w:lang w:val="en-GB"/>
               </w:rPr>
               <w:t>10</w:t>
             </w:r>
@@ -579,169 +677,214 @@
         </w:tc>
         <w:tc>
           <w:tcPr>
-            <w:tcW w:w="6309" w:type="dxa"/>
-          </w:tcPr>
-          <w:p>
-            <w:pPr>
-              <w:spacing w:before="60" w:after="60" w:line="240" w:lineRule="auto"/>
+            <w:tcW w:w="2242" w:type="dxa"/>
+            <w:tcBorders>
+              <w:top w:val="single" w:sz="4" w:space="0" w:color="auto"/>
+              <w:left w:val="nil"/>
+              <w:bottom w:val="nil"/>
+              <w:right w:val="nil"/>
+            </w:tcBorders>
+          </w:tcPr>
+          <w:p>
+            <w:pPr>
+              <w:autoSpaceDE w:val="0"/>
+              <w:autoSpaceDN w:val="0"/>
+              <w:adjustRightInd w:val="0"/>
+              <w:spacing w:after="0" w:line="240" w:lineRule="auto"/>
               <w:jc w:val="both"/>
               <w:rPr>
-                <w:b/>
-                <w:sz w:val="20"/>
-                <w:szCs w:val="20"/>
-                <w:lang w:val="en-GB"/>
-              </w:rPr>
-            </w:pPr>
-            <w:r>
-              <w:rPr>
-                <w:b/>
-                <w:sz w:val="20"/>
-                <w:szCs w:val="20"/>
-                <w:lang w:val="en-GB"/>
-              </w:rPr>
-              <w:t xml:space="preserve">5 Split pins </w:t>
-            </w:r>
-            <w:proofErr w:type="spellStart"/>
-            <w:r>
-              <w:rPr>
-                <w:b/>
-                <w:sz w:val="20"/>
-                <w:szCs w:val="20"/>
-                <w:lang w:val="en-GB"/>
-              </w:rPr>
-              <w:t>foat</w:t>
-            </w:r>
-            <w:proofErr w:type="spellEnd"/>
-            <w:r>
-              <w:rPr>
-                <w:b/>
-                <w:sz w:val="20"/>
-                <w:szCs w:val="20"/>
-                <w:lang w:val="en-GB"/>
-              </w:rPr>
-              <w:t xml:space="preserve"> valve </w:t>
-            </w:r>
-            <w:r>
-              <w:rPr>
-                <w:bCs/>
-                <w:sz w:val="20"/>
-                <w:szCs w:val="20"/>
-                <w:lang w:val="en-GB"/>
-              </w:rPr>
-              <w:t>510/2 heavy, brass seat diam. 5 mm rod length 200 mm with ¼ W thread, long type (FARG)</w:t>
-            </w:r>
-          </w:p>
-        </w:tc>
-        <w:tc>
-          <w:tcPr>
-            <w:tcW w:w="778" w:type="dxa"/>
-          </w:tcPr>
-          <w:p>
-            <w:pPr>
-              <w:spacing w:before="60" w:after="60"/>
-              <w:jc w:val="center"/>
-              <w:rPr>
-                <w:sz w:val="20"/>
-                <w:szCs w:val="20"/>
-              </w:rPr>
-            </w:pPr>
-            <w:r>
-              <w:rPr>
-                <w:sz w:val="20"/>
-                <w:szCs w:val="20"/>
-              </w:rPr>
-              <w:t>70</w:t>
-            </w:r>
-            <w:r>
-              <w:rPr>
-                <w:sz w:val="20"/>
-                <w:szCs w:val="20"/>
-              </w:rPr>
-              <w:t>,00</w:t>
-            </w:r>
-          </w:p>
-        </w:tc>
-        <w:tc>
-          <w:tcPr>
-            <w:tcW w:w="680" w:type="dxa"/>
-          </w:tcPr>
-          <w:p>
-            <w:pPr>
-              <w:spacing w:before="60" w:after="60"/>
-              <w:ind w:right="-118"/>
-              <w:rPr>
-                <w:sz w:val="20"/>
-                <w:szCs w:val="20"/>
-              </w:rPr>
-            </w:pPr>
-            <w:r>
-              <w:rPr>
-                <w:sz w:val="20"/>
-                <w:szCs w:val="20"/>
-              </w:rPr>
-              <w:t>EUR</w:t>
-            </w:r>
-          </w:p>
-        </w:tc>
-        <w:tc>
-          <w:tcPr>
-            <w:tcW w:w="1361" w:type="dxa"/>
-          </w:tcPr>
-          <w:p>
-            <w:pPr>
-              <w:spacing w:before="60" w:after="60"/>
+                <w:sz w:val="20"/>
+                <w:szCs w:val="20"/>
+                <w:lang w:val="en-GB"/>
+              </w:rPr>
+            </w:pPr>
+            <w:r>
+              <w:rPr>
+                <w:sz w:val="20"/>
+                <w:szCs w:val="20"/>
+                <w:lang w:val="en-GB"/>
+              </w:rPr>
+              <w:t>[Inventory Item]</w:t>
+            </w:r>
+          </w:p>
+        </w:tc>
+        <w:tc>
+          <w:tcPr>
+            <w:tcW w:w="1134" w:type="dxa"/>
+            <w:tcBorders>
+              <w:top w:val="single" w:sz="4" w:space="0" w:color="auto"/>
+              <w:left w:val="nil"/>
+              <w:bottom w:val="nil"/>
+              <w:right w:val="nil"/>
+            </w:tcBorders>
+          </w:tcPr>
+          <w:p>
+            <w:pPr>
+              <w:autoSpaceDE w:val="0"/>
+              <w:autoSpaceDN w:val="0"/>
+              <w:adjustRightInd w:val="0"/>
+              <w:spacing w:after="0" w:line="240" w:lineRule="auto"/>
+              <w:jc w:val="both"/>
+              <w:rPr>
+                <w:sz w:val="20"/>
+                <w:szCs w:val="20"/>
+                <w:lang w:val="en-GB"/>
+              </w:rPr>
+            </w:pPr>
+            <w:r>
+              <w:rPr>
+                <w:sz w:val="20"/>
+                <w:szCs w:val="20"/>
+                <w:lang w:val="en-GB"/>
+              </w:rPr>
+              <w:t>NN</w:t>
+            </w:r>
+          </w:p>
+        </w:tc>
+        <w:tc>
+          <w:tcPr>
+            <w:tcW w:w="1376" w:type="dxa"/>
+            <w:tcBorders>
+              <w:top w:val="single" w:sz="4" w:space="0" w:color="auto"/>
+              <w:left w:val="nil"/>
+              <w:bottom w:val="nil"/>
+              <w:right w:val="nil"/>
+            </w:tcBorders>
+          </w:tcPr>
+          <w:p>
+            <w:pPr>
+              <w:autoSpaceDE w:val="0"/>
+              <w:autoSpaceDN w:val="0"/>
+              <w:adjustRightInd w:val="0"/>
+              <w:spacing w:after="0" w:line="240" w:lineRule="auto"/>
+              <w:jc w:val="both"/>
+              <w:rPr>
+                <w:sz w:val="20"/>
+                <w:szCs w:val="20"/>
+                <w:lang w:val="en-GB"/>
+              </w:rPr>
+            </w:pPr>
+            <w:proofErr w:type="gramStart"/>
+            <w:r>
+              <w:rPr>
+                <w:sz w:val="20"/>
+                <w:szCs w:val="20"/>
+                <w:lang w:val="en-GB"/>
+              </w:rPr>
+              <w:t>NNNN,NN</w:t>
+            </w:r>
+            <w:proofErr w:type="gramEnd"/>
+          </w:p>
+        </w:tc>
+        <w:tc>
+          <w:tcPr>
+            <w:tcW w:w="1034" w:type="dxa"/>
+            <w:tcBorders>
+              <w:top w:val="single" w:sz="4" w:space="0" w:color="auto"/>
+              <w:left w:val="nil"/>
+              <w:bottom w:val="nil"/>
+              <w:right w:val="nil"/>
+            </w:tcBorders>
+          </w:tcPr>
+          <w:p>
+            <w:pPr>
+              <w:autoSpaceDE w:val="0"/>
+              <w:autoSpaceDN w:val="0"/>
+              <w:adjustRightInd w:val="0"/>
+              <w:spacing w:after="0" w:line="240" w:lineRule="auto"/>
+              <w:jc w:val="both"/>
+              <w:rPr>
+                <w:sz w:val="20"/>
+                <w:szCs w:val="20"/>
+                <w:lang w:val="en-GB"/>
+              </w:rPr>
+            </w:pPr>
+            <w:r>
+              <w:rPr>
+                <w:sz w:val="20"/>
+                <w:szCs w:val="20"/>
+                <w:lang w:val="en-GB"/>
+              </w:rPr>
+              <w:t>[ISO]</w:t>
+            </w:r>
+          </w:p>
+        </w:tc>
+        <w:tc>
+          <w:tcPr>
+            <w:tcW w:w="2120" w:type="dxa"/>
+            <w:tcBorders>
+              <w:top w:val="single" w:sz="4" w:space="0" w:color="auto"/>
+              <w:left w:val="nil"/>
+              <w:bottom w:val="nil"/>
+              <w:right w:val="nil"/>
+            </w:tcBorders>
+          </w:tcPr>
+          <w:p>
+            <w:pPr>
+              <w:autoSpaceDE w:val="0"/>
+              <w:autoSpaceDN w:val="0"/>
+              <w:adjustRightInd w:val="0"/>
+              <w:spacing w:after="0" w:line="240" w:lineRule="auto"/>
               <w:jc w:val="right"/>
               <w:rPr>
                 <w:sz w:val="20"/>
                 <w:szCs w:val="20"/>
-              </w:rPr>
-            </w:pPr>
+                <w:lang w:val="en-GB"/>
+              </w:rPr>
+            </w:pPr>
+            <w:r>
+              <w:rPr>
+                <w:sz w:val="20"/>
+                <w:szCs w:val="20"/>
+                <w:lang w:val="en-GB"/>
+              </w:rPr>
+              <w:t>[Price</w:t>
+            </w:r>
             <w:proofErr w:type="gramStart"/>
             <w:r>
               <w:rPr>
                 <w:sz w:val="20"/>
                 <w:szCs w:val="20"/>
-              </w:rPr>
-              <w:t>3</w:t>
-            </w:r>
-            <w:r>
-              <w:rPr>
-                <w:sz w:val="20"/>
-                <w:szCs w:val="20"/>
-              </w:rPr>
-              <w:t>85</w:t>
-            </w:r>
-            <w:r>
-              <w:rPr>
-                <w:sz w:val="20"/>
-                <w:szCs w:val="20"/>
-              </w:rPr>
-              <w:t>,-</w:t>
+                <w:lang w:val="en-GB"/>
+              </w:rPr>
+              <w:t>],-</w:t>
             </w:r>
             <w:proofErr w:type="gramEnd"/>
           </w:p>
         </w:tc>
       </w:tr>
       <w:tr>
-        <w:tc>
-          <w:tcPr>
-            <w:tcW w:w="567" w:type="dxa"/>
-          </w:tcPr>
-          <w:p>
-            <w:pPr>
-              <w:spacing w:before="60" w:after="60"/>
-              <w:jc w:val="center"/>
-              <w:rPr>
-                <w:sz w:val="20"/>
-                <w:szCs w:val="20"/>
-                <w:lang w:val="es-ES"/>
-              </w:rPr>
-            </w:pPr>
-            <w:r>
-              <w:rPr>
-                <w:sz w:val="20"/>
-                <w:szCs w:val="20"/>
-                <w:lang w:val="es-ES"/>
+        <w:trPr>
+          <w:trHeight w:val="329"/>
+        </w:trPr>
+        <w:tc>
+          <w:tcPr>
+            <w:tcW w:w="1580" w:type="dxa"/>
+            <w:tcBorders>
+              <w:top w:val="nil"/>
+              <w:left w:val="nil"/>
+              <w:bottom w:val="nil"/>
+              <w:right w:val="nil"/>
+            </w:tcBorders>
+          </w:tcPr>
+          <w:p>
+            <w:pPr>
+              <w:autoSpaceDE w:val="0"/>
+              <w:autoSpaceDN w:val="0"/>
+              <w:adjustRightInd w:val="0"/>
+              <w:spacing w:after="0" w:line="240" w:lineRule="auto"/>
+              <w:jc w:val="both"/>
+              <w:rPr>
+                <w:sz w:val="20"/>
+                <w:szCs w:val="20"/>
+                <w:lang w:val="en-GB"/>
+              </w:rPr>
+            </w:pPr>
+            <w:r>
+              <w:rPr>
+                <w:sz w:val="20"/>
+                <w:szCs w:val="20"/>
+                <w:lang w:val="en-GB"/>
               </w:rPr>
               <w:t>20</w:t>
             </w:r>
@@ -749,439 +892,584 @@
         </w:tc>
         <w:tc>
           <w:tcPr>
-            <w:tcW w:w="6309" w:type="dxa"/>
-          </w:tcPr>
-          <w:p>
-            <w:pPr>
-              <w:spacing w:before="60" w:after="60" w:line="240" w:lineRule="auto"/>
+            <w:tcW w:w="2242" w:type="dxa"/>
+            <w:tcBorders>
+              <w:top w:val="nil"/>
+              <w:left w:val="nil"/>
+              <w:bottom w:val="nil"/>
+              <w:right w:val="nil"/>
+            </w:tcBorders>
+          </w:tcPr>
+          <w:p>
+            <w:pPr>
+              <w:autoSpaceDE w:val="0"/>
+              <w:autoSpaceDN w:val="0"/>
+              <w:adjustRightInd w:val="0"/>
+              <w:spacing w:after="0" w:line="240" w:lineRule="auto"/>
               <w:jc w:val="both"/>
               <w:rPr>
-                <w:b/>
-                <w:sz w:val="20"/>
-                <w:szCs w:val="20"/>
-              </w:rPr>
-            </w:pPr>
-            <w:r>
-              <w:rPr>
-                <w:b/>
-                <w:sz w:val="20"/>
-                <w:szCs w:val="20"/>
-                <w:lang w:val="en-GB"/>
-              </w:rPr>
-              <w:t xml:space="preserve">Float valve in plastic </w:t>
-            </w:r>
-            <w:r>
-              <w:rPr>
-                <w:bCs/>
-                <w:sz w:val="20"/>
-                <w:szCs w:val="20"/>
-                <w:lang w:val="en-GB"/>
-              </w:rPr>
-              <w:t>with ball (FARG</w:t>
-            </w:r>
-            <w:r>
-              <w:rPr>
-                <w:bCs/>
-                <w:sz w:val="20"/>
-                <w:szCs w:val="20"/>
-                <w:lang w:val="en-GB"/>
-              </w:rPr>
-              <w:t>)</w:t>
-            </w:r>
-            <w:r>
-              <w:rPr>
-                <w:rFonts w:eastAsia="Times New Roman" w:cs="Calibri"/>
-                <w:color w:val="000000"/>
-                <w:sz w:val="20"/>
-                <w:szCs w:val="20"/>
-                <w:lang w:eastAsia="it-IT"/>
-              </w:rPr>
-              <w:t xml:space="preserve"> </w:t>
-            </w:r>
-            <w:r>
-              <w:rPr>
-                <w:rFonts w:eastAsia="Times New Roman" w:cs="Times New Roman"/>
-                <w:color w:val="222222"/>
-                <w:sz w:val="20"/>
-                <w:szCs w:val="20"/>
-                <w:lang w:val="en-GB" w:eastAsia="it-IT"/>
-              </w:rPr>
-              <w:t xml:space="preserve"> </w:t>
-            </w:r>
-          </w:p>
-        </w:tc>
-        <w:tc>
-          <w:tcPr>
-            <w:tcW w:w="778" w:type="dxa"/>
-          </w:tcPr>
-          <w:p>
-            <w:pPr>
-              <w:spacing w:before="60" w:after="60"/>
-              <w:jc w:val="center"/>
-              <w:rPr>
-                <w:sz w:val="20"/>
-                <w:szCs w:val="20"/>
-              </w:rPr>
-            </w:pPr>
-            <w:r>
-              <w:rPr>
-                <w:sz w:val="20"/>
-                <w:szCs w:val="20"/>
-              </w:rPr>
-              <w:t>70</w:t>
-            </w:r>
-            <w:r>
-              <w:rPr>
-                <w:sz w:val="20"/>
-                <w:szCs w:val="20"/>
-              </w:rPr>
-              <w:t>,00</w:t>
-            </w:r>
-          </w:p>
-        </w:tc>
-        <w:tc>
-          <w:tcPr>
-            <w:tcW w:w="680" w:type="dxa"/>
-          </w:tcPr>
-          <w:p>
-            <w:pPr>
-              <w:spacing w:before="60" w:after="60"/>
-              <w:ind w:right="-118"/>
-              <w:rPr>
-                <w:sz w:val="20"/>
-                <w:szCs w:val="20"/>
-              </w:rPr>
-            </w:pPr>
-            <w:r>
-              <w:rPr>
-                <w:sz w:val="20"/>
-                <w:szCs w:val="20"/>
-              </w:rPr>
-              <w:t>EUR</w:t>
-            </w:r>
-          </w:p>
-        </w:tc>
-        <w:tc>
-          <w:tcPr>
-            <w:tcW w:w="1361" w:type="dxa"/>
-          </w:tcPr>
-          <w:p>
-            <w:pPr>
-              <w:spacing w:before="60" w:after="60"/>
+                <w:sz w:val="20"/>
+                <w:szCs w:val="20"/>
+                <w:lang w:val="en-GB"/>
+              </w:rPr>
+            </w:pPr>
+            <w:r>
+              <w:rPr>
+                <w:sz w:val="20"/>
+                <w:szCs w:val="20"/>
+                <w:lang w:val="en-GB"/>
+              </w:rPr>
+              <w:t>[Inventory Item]</w:t>
+            </w:r>
+          </w:p>
+        </w:tc>
+        <w:tc>
+          <w:tcPr>
+            <w:tcW w:w="1134" w:type="dxa"/>
+            <w:tcBorders>
+              <w:top w:val="nil"/>
+              <w:left w:val="nil"/>
+              <w:bottom w:val="nil"/>
+              <w:right w:val="nil"/>
+            </w:tcBorders>
+          </w:tcPr>
+          <w:p>
+            <w:pPr>
+              <w:autoSpaceDE w:val="0"/>
+              <w:autoSpaceDN w:val="0"/>
+              <w:adjustRightInd w:val="0"/>
+              <w:spacing w:after="0" w:line="240" w:lineRule="auto"/>
+              <w:jc w:val="both"/>
+              <w:rPr>
+                <w:sz w:val="20"/>
+                <w:szCs w:val="20"/>
+                <w:lang w:val="en-GB"/>
+              </w:rPr>
+            </w:pPr>
+            <w:r>
+              <w:rPr>
+                <w:sz w:val="20"/>
+                <w:szCs w:val="20"/>
+                <w:lang w:val="en-GB"/>
+              </w:rPr>
+              <w:t>NN</w:t>
+            </w:r>
+          </w:p>
+        </w:tc>
+        <w:tc>
+          <w:tcPr>
+            <w:tcW w:w="1376" w:type="dxa"/>
+            <w:tcBorders>
+              <w:top w:val="nil"/>
+              <w:left w:val="nil"/>
+              <w:bottom w:val="nil"/>
+              <w:right w:val="nil"/>
+            </w:tcBorders>
+          </w:tcPr>
+          <w:p>
+            <w:pPr>
+              <w:autoSpaceDE w:val="0"/>
+              <w:autoSpaceDN w:val="0"/>
+              <w:adjustRightInd w:val="0"/>
+              <w:spacing w:after="0" w:line="240" w:lineRule="auto"/>
+              <w:jc w:val="both"/>
+              <w:rPr>
+                <w:sz w:val="20"/>
+                <w:szCs w:val="20"/>
+                <w:lang w:val="en-GB"/>
+              </w:rPr>
+            </w:pPr>
+            <w:proofErr w:type="gramStart"/>
+            <w:r>
+              <w:rPr>
+                <w:sz w:val="20"/>
+                <w:szCs w:val="20"/>
+                <w:lang w:val="en-GB"/>
+              </w:rPr>
+              <w:t>NNNN,NN</w:t>
+            </w:r>
+            <w:proofErr w:type="gramEnd"/>
+          </w:p>
+        </w:tc>
+        <w:tc>
+          <w:tcPr>
+            <w:tcW w:w="1034" w:type="dxa"/>
+            <w:tcBorders>
+              <w:top w:val="nil"/>
+              <w:left w:val="nil"/>
+              <w:bottom w:val="nil"/>
+              <w:right w:val="nil"/>
+            </w:tcBorders>
+          </w:tcPr>
+          <w:p>
+            <w:pPr>
+              <w:autoSpaceDE w:val="0"/>
+              <w:autoSpaceDN w:val="0"/>
+              <w:adjustRightInd w:val="0"/>
+              <w:spacing w:after="0" w:line="240" w:lineRule="auto"/>
+              <w:jc w:val="both"/>
+              <w:rPr>
+                <w:sz w:val="20"/>
+                <w:szCs w:val="20"/>
+                <w:lang w:val="en-GB"/>
+              </w:rPr>
+            </w:pPr>
+            <w:r>
+              <w:rPr>
+                <w:sz w:val="20"/>
+                <w:szCs w:val="20"/>
+                <w:lang w:val="en-GB"/>
+              </w:rPr>
+              <w:t>[ISO]</w:t>
+            </w:r>
+          </w:p>
+        </w:tc>
+        <w:tc>
+          <w:tcPr>
+            <w:tcW w:w="2120" w:type="dxa"/>
+            <w:tcBorders>
+              <w:top w:val="nil"/>
+              <w:left w:val="nil"/>
+              <w:bottom w:val="nil"/>
+              <w:right w:val="nil"/>
+            </w:tcBorders>
+          </w:tcPr>
+          <w:p>
+            <w:pPr>
+              <w:autoSpaceDE w:val="0"/>
+              <w:autoSpaceDN w:val="0"/>
+              <w:adjustRightInd w:val="0"/>
+              <w:spacing w:after="0" w:line="240" w:lineRule="auto"/>
               <w:jc w:val="right"/>
               <w:rPr>
                 <w:sz w:val="20"/>
                 <w:szCs w:val="20"/>
-              </w:rPr>
-            </w:pPr>
+                <w:lang w:val="en-GB"/>
+              </w:rPr>
+            </w:pPr>
+            <w:r>
+              <w:rPr>
+                <w:sz w:val="20"/>
+                <w:szCs w:val="20"/>
+                <w:lang w:val="en-GB"/>
+              </w:rPr>
+              <w:t>[Price</w:t>
+            </w:r>
             <w:proofErr w:type="gramStart"/>
             <w:r>
               <w:rPr>
                 <w:sz w:val="20"/>
                 <w:szCs w:val="20"/>
-              </w:rPr>
-              <w:t>35</w:t>
-            </w:r>
-            <w:r>
-              <w:rPr>
-                <w:sz w:val="20"/>
-                <w:szCs w:val="20"/>
-              </w:rPr>
-              <w:t>,-</w:t>
+                <w:lang w:val="en-GB"/>
+              </w:rPr>
+              <w:t>],-</w:t>
             </w:r>
             <w:proofErr w:type="gramEnd"/>
           </w:p>
         </w:tc>
       </w:tr>
       <w:tr>
-        <w:tc>
-          <w:tcPr>
-            <w:tcW w:w="567" w:type="dxa"/>
-          </w:tcPr>
-          <w:p>
-            <w:pPr>
-              <w:spacing w:before="60" w:after="60"/>
-              <w:jc w:val="center"/>
-              <w:rPr>
-                <w:sz w:val="20"/>
-                <w:szCs w:val="20"/>
-                <w:lang w:val="es-ES"/>
-              </w:rPr>
-            </w:pPr>
-            <w:r>
-              <w:rPr>
-                <w:sz w:val="20"/>
-                <w:szCs w:val="20"/>
-                <w:lang w:val="es-ES"/>
-              </w:rPr>
-              <w:t>3</w:t>
-            </w:r>
-            <w:r>
-              <w:rPr>
-                <w:sz w:val="20"/>
-                <w:szCs w:val="20"/>
-                <w:lang w:val="es-ES"/>
-              </w:rPr>
-              <w:t>0</w:t>
-            </w:r>
-          </w:p>
-        </w:tc>
-        <w:tc>
-          <w:tcPr>
-            <w:tcW w:w="6309" w:type="dxa"/>
-          </w:tcPr>
-          <w:p>
-            <w:pPr>
-              <w:spacing w:before="60" w:after="60" w:line="240" w:lineRule="auto"/>
+        <w:trPr>
+          <w:trHeight w:val="329"/>
+        </w:trPr>
+        <w:tc>
+          <w:tcPr>
+            <w:tcW w:w="1580" w:type="dxa"/>
+            <w:tcBorders>
+              <w:top w:val="nil"/>
+              <w:left w:val="nil"/>
+              <w:bottom w:val="nil"/>
+              <w:right w:val="nil"/>
+            </w:tcBorders>
+          </w:tcPr>
+          <w:p>
+            <w:pPr>
+              <w:autoSpaceDE w:val="0"/>
+              <w:autoSpaceDN w:val="0"/>
+              <w:adjustRightInd w:val="0"/>
+              <w:spacing w:after="0" w:line="240" w:lineRule="auto"/>
               <w:jc w:val="both"/>
               <w:rPr>
-                <w:b/>
-                <w:sz w:val="20"/>
-                <w:szCs w:val="20"/>
-                <w:lang w:val="en-GB"/>
-              </w:rPr>
-            </w:pPr>
-            <w:proofErr w:type="spellStart"/>
-            <w:r>
-              <w:rPr>
-                <w:b/>
-                <w:sz w:val="20"/>
-                <w:szCs w:val="20"/>
-                <w:lang w:val="en-GB"/>
-              </w:rPr>
-              <w:t>Motovario</w:t>
-            </w:r>
-            <w:proofErr w:type="spellEnd"/>
-            <w:r>
-              <w:rPr>
-                <w:b/>
-                <w:sz w:val="20"/>
-                <w:szCs w:val="20"/>
-                <w:lang w:val="en-GB"/>
-              </w:rPr>
-              <w:t xml:space="preserve"> gearbox </w:t>
-            </w:r>
-            <w:r>
-              <w:rPr>
-                <w:bCs/>
-                <w:sz w:val="20"/>
-                <w:szCs w:val="20"/>
-                <w:lang w:val="en-GB"/>
-              </w:rPr>
-              <w:t>NMRV-P 063 7.5:1 PAM 120/19 slow shaft D25</w:t>
-            </w:r>
-          </w:p>
-        </w:tc>
-        <w:tc>
-          <w:tcPr>
-            <w:tcW w:w="778" w:type="dxa"/>
-          </w:tcPr>
-          <w:p>
-            <w:pPr>
-              <w:spacing w:before="60" w:after="60"/>
-              <w:jc w:val="center"/>
-              <w:rPr>
-                <w:sz w:val="20"/>
-                <w:szCs w:val="20"/>
-                <w:lang w:val="en-GB"/>
-              </w:rPr>
-            </w:pPr>
-            <w:r>
-              <w:rPr>
-                <w:sz w:val="20"/>
-                <w:szCs w:val="20"/>
-                <w:lang w:val="en-GB"/>
-              </w:rPr>
-              <w:t>1,00</w:t>
-            </w:r>
-          </w:p>
-        </w:tc>
-        <w:tc>
-          <w:tcPr>
-            <w:tcW w:w="680" w:type="dxa"/>
-          </w:tcPr>
-          <w:p>
-            <w:pPr>
-              <w:spacing w:before="60" w:after="60"/>
-              <w:ind w:right="-118"/>
-              <w:rPr>
-                <w:sz w:val="20"/>
-                <w:szCs w:val="20"/>
-              </w:rPr>
-            </w:pPr>
-            <w:r>
-              <w:rPr>
-                <w:sz w:val="20"/>
-                <w:szCs w:val="20"/>
-              </w:rPr>
-              <w:t>EUR</w:t>
-            </w:r>
-          </w:p>
-        </w:tc>
-        <w:tc>
-          <w:tcPr>
-            <w:tcW w:w="1361" w:type="dxa"/>
-          </w:tcPr>
-          <w:p>
-            <w:pPr>
-              <w:spacing w:before="60" w:after="60"/>
+                <w:sz w:val="20"/>
+                <w:szCs w:val="20"/>
+                <w:lang w:val="en-GB"/>
+              </w:rPr>
+            </w:pPr>
+            <w:r>
+              <w:rPr>
+                <w:sz w:val="20"/>
+                <w:szCs w:val="20"/>
+                <w:lang w:val="en-GB"/>
+              </w:rPr>
+              <w:t>30</w:t>
+            </w:r>
+          </w:p>
+        </w:tc>
+        <w:tc>
+          <w:tcPr>
+            <w:tcW w:w="2242" w:type="dxa"/>
+            <w:tcBorders>
+              <w:top w:val="nil"/>
+              <w:left w:val="nil"/>
+              <w:bottom w:val="nil"/>
+              <w:right w:val="nil"/>
+            </w:tcBorders>
+          </w:tcPr>
+          <w:p>
+            <w:pPr>
+              <w:autoSpaceDE w:val="0"/>
+              <w:autoSpaceDN w:val="0"/>
+              <w:adjustRightInd w:val="0"/>
+              <w:spacing w:after="0" w:line="240" w:lineRule="auto"/>
+              <w:jc w:val="both"/>
+              <w:rPr>
+                <w:sz w:val="20"/>
+                <w:szCs w:val="20"/>
+                <w:lang w:val="en-GB"/>
+              </w:rPr>
+            </w:pPr>
+            <w:r>
+              <w:rPr>
+                <w:sz w:val="20"/>
+                <w:szCs w:val="20"/>
+                <w:lang w:val="en-GB"/>
+              </w:rPr>
+              <w:t>[Inventory Item]</w:t>
+            </w:r>
+          </w:p>
+        </w:tc>
+        <w:tc>
+          <w:tcPr>
+            <w:tcW w:w="1134" w:type="dxa"/>
+            <w:tcBorders>
+              <w:top w:val="nil"/>
+              <w:left w:val="nil"/>
+              <w:bottom w:val="nil"/>
+              <w:right w:val="nil"/>
+            </w:tcBorders>
+          </w:tcPr>
+          <w:p>
+            <w:pPr>
+              <w:autoSpaceDE w:val="0"/>
+              <w:autoSpaceDN w:val="0"/>
+              <w:adjustRightInd w:val="0"/>
+              <w:spacing w:after="0" w:line="240" w:lineRule="auto"/>
+              <w:jc w:val="both"/>
+              <w:rPr>
+                <w:sz w:val="20"/>
+                <w:szCs w:val="20"/>
+                <w:lang w:val="en-GB"/>
+              </w:rPr>
+            </w:pPr>
+            <w:r>
+              <w:rPr>
+                <w:sz w:val="20"/>
+                <w:szCs w:val="20"/>
+                <w:lang w:val="en-GB"/>
+              </w:rPr>
+              <w:t>NN</w:t>
+            </w:r>
+          </w:p>
+        </w:tc>
+        <w:tc>
+          <w:tcPr>
+            <w:tcW w:w="1376" w:type="dxa"/>
+            <w:tcBorders>
+              <w:top w:val="nil"/>
+              <w:left w:val="nil"/>
+              <w:bottom w:val="nil"/>
+              <w:right w:val="nil"/>
+            </w:tcBorders>
+          </w:tcPr>
+          <w:p>
+            <w:pPr>
+              <w:autoSpaceDE w:val="0"/>
+              <w:autoSpaceDN w:val="0"/>
+              <w:adjustRightInd w:val="0"/>
+              <w:spacing w:after="0" w:line="240" w:lineRule="auto"/>
+              <w:jc w:val="both"/>
+              <w:rPr>
+                <w:sz w:val="20"/>
+                <w:szCs w:val="20"/>
+                <w:lang w:val="en-GB"/>
+              </w:rPr>
+            </w:pPr>
+            <w:proofErr w:type="gramStart"/>
+            <w:r>
+              <w:rPr>
+                <w:sz w:val="20"/>
+                <w:szCs w:val="20"/>
+                <w:lang w:val="en-GB"/>
+              </w:rPr>
+              <w:t>NNNN,NN</w:t>
+            </w:r>
+            <w:proofErr w:type="gramEnd"/>
+          </w:p>
+        </w:tc>
+        <w:tc>
+          <w:tcPr>
+            <w:tcW w:w="1034" w:type="dxa"/>
+            <w:tcBorders>
+              <w:top w:val="nil"/>
+              <w:left w:val="nil"/>
+              <w:bottom w:val="nil"/>
+              <w:right w:val="nil"/>
+            </w:tcBorders>
+          </w:tcPr>
+          <w:p>
+            <w:pPr>
+              <w:autoSpaceDE w:val="0"/>
+              <w:autoSpaceDN w:val="0"/>
+              <w:adjustRightInd w:val="0"/>
+              <w:spacing w:after="0" w:line="240" w:lineRule="auto"/>
+              <w:jc w:val="both"/>
+              <w:rPr>
+                <w:sz w:val="20"/>
+                <w:szCs w:val="20"/>
+                <w:lang w:val="en-GB"/>
+              </w:rPr>
+            </w:pPr>
+            <w:r>
+              <w:rPr>
+                <w:sz w:val="20"/>
+                <w:szCs w:val="20"/>
+                <w:lang w:val="en-GB"/>
+              </w:rPr>
+              <w:t>[ISO]</w:t>
+            </w:r>
+          </w:p>
+        </w:tc>
+        <w:tc>
+          <w:tcPr>
+            <w:tcW w:w="2120" w:type="dxa"/>
+            <w:tcBorders>
+              <w:top w:val="nil"/>
+              <w:left w:val="nil"/>
+              <w:bottom w:val="nil"/>
+              <w:right w:val="nil"/>
+            </w:tcBorders>
+          </w:tcPr>
+          <w:p>
+            <w:pPr>
+              <w:autoSpaceDE w:val="0"/>
+              <w:autoSpaceDN w:val="0"/>
+              <w:adjustRightInd w:val="0"/>
+              <w:spacing w:after="0" w:line="240" w:lineRule="auto"/>
               <w:jc w:val="right"/>
               <w:rPr>
                 <w:sz w:val="20"/>
                 <w:szCs w:val="20"/>
-              </w:rPr>
-            </w:pPr>
+                <w:lang w:val="en-GB"/>
+              </w:rPr>
+            </w:pPr>
+            <w:r>
+              <w:rPr>
+                <w:sz w:val="20"/>
+                <w:szCs w:val="20"/>
+                <w:lang w:val="en-GB"/>
+              </w:rPr>
+              <w:t>[Price</w:t>
+            </w:r>
             <w:proofErr w:type="gramStart"/>
             <w:r>
               <w:rPr>
                 <w:sz w:val="20"/>
                 <w:szCs w:val="20"/>
-              </w:rPr>
-              <w:t>430,-</w:t>
+                <w:lang w:val="en-GB"/>
+              </w:rPr>
+              <w:t>],-</w:t>
             </w:r>
             <w:proofErr w:type="gramEnd"/>
           </w:p>
         </w:tc>
       </w:tr>
       <w:tr>
-        <w:tc>
-          <w:tcPr>
-            <w:tcW w:w="567" w:type="dxa"/>
-          </w:tcPr>
-          <w:p>
-            <w:pPr>
-              <w:spacing w:before="60" w:after="60"/>
-              <w:jc w:val="center"/>
-              <w:rPr>
-                <w:sz w:val="20"/>
-                <w:szCs w:val="20"/>
-              </w:rPr>
-            </w:pPr>
-            <w:r>
-              <w:rPr>
-                <w:sz w:val="20"/>
-                <w:szCs w:val="20"/>
-              </w:rPr>
-              <w:t>4</w:t>
-            </w:r>
-            <w:r>
-              <w:rPr>
-                <w:sz w:val="20"/>
-                <w:szCs w:val="20"/>
-              </w:rPr>
-              <w:t>0</w:t>
-            </w:r>
-          </w:p>
-        </w:tc>
-        <w:tc>
-          <w:tcPr>
-            <w:tcW w:w="6309" w:type="dxa"/>
-          </w:tcPr>
-          <w:p>
-            <w:pPr>
-              <w:pStyle w:val="BodyText"/>
-              <w:spacing w:before="60" w:after="60"/>
-              <w:rPr>
-                <w:sz w:val="20"/>
-                <w:szCs w:val="20"/>
-              </w:rPr>
-            </w:pPr>
-            <w:r>
-              <w:rPr>
-                <w:sz w:val="20"/>
-                <w:szCs w:val="20"/>
-              </w:rPr>
-              <w:t xml:space="preserve">Packing and DAP </w:t>
-            </w:r>
-            <w:r>
-              <w:rPr>
-                <w:sz w:val="20"/>
-                <w:szCs w:val="20"/>
-              </w:rPr>
-              <w:t>Perrysburg</w:t>
-            </w:r>
-            <w:r>
-              <w:rPr>
-                <w:sz w:val="20"/>
-                <w:szCs w:val="20"/>
-              </w:rPr>
-              <w:t xml:space="preserve"> – </w:t>
-            </w:r>
-            <w:r>
-              <w:rPr>
-                <w:sz w:val="20"/>
-                <w:szCs w:val="20"/>
-              </w:rPr>
-              <w:t>USA</w:t>
-            </w:r>
-            <w:r>
-              <w:rPr>
-                <w:sz w:val="20"/>
-                <w:szCs w:val="20"/>
-              </w:rPr>
-              <w:t xml:space="preserve"> charges</w:t>
-            </w:r>
-          </w:p>
-        </w:tc>
-        <w:tc>
-          <w:tcPr>
-            <w:tcW w:w="778" w:type="dxa"/>
-          </w:tcPr>
-          <w:p>
-            <w:pPr>
-              <w:spacing w:before="60" w:after="60"/>
-              <w:jc w:val="center"/>
-              <w:rPr>
-                <w:sz w:val="20"/>
-                <w:szCs w:val="20"/>
-              </w:rPr>
-            </w:pPr>
-            <w:r>
-              <w:rPr>
-                <w:sz w:val="20"/>
-                <w:szCs w:val="20"/>
-              </w:rPr>
-              <w:t>1,00</w:t>
-            </w:r>
-          </w:p>
-        </w:tc>
-        <w:tc>
-          <w:tcPr>
-            <w:tcW w:w="680" w:type="dxa"/>
+        <w:trPr>
+          <w:trHeight w:val="329"/>
+        </w:trPr>
+        <w:tc>
+          <w:tcPr>
+            <w:tcW w:w="1580" w:type="dxa"/>
             <w:tcBorders>
+              <w:top w:val="nil"/>
+              <w:left w:val="nil"/>
+              <w:bottom w:val="nil"/>
+              <w:right w:val="nil"/>
+            </w:tcBorders>
+          </w:tcPr>
+          <w:p>
+            <w:pPr>
+              <w:autoSpaceDE w:val="0"/>
+              <w:autoSpaceDN w:val="0"/>
+              <w:adjustRightInd w:val="0"/>
+              <w:spacing w:after="0" w:line="240" w:lineRule="auto"/>
+              <w:jc w:val="both"/>
+              <w:rPr>
+                <w:sz w:val="20"/>
+                <w:szCs w:val="20"/>
+                <w:lang w:val="en-GB"/>
+              </w:rPr>
+            </w:pPr>
+            <w:r>
+              <w:rPr>
+                <w:sz w:val="20"/>
+                <w:szCs w:val="20"/>
+                <w:lang w:val="en-GB"/>
+              </w:rPr>
+              <w:t>40</w:t>
+            </w:r>
+          </w:p>
+        </w:tc>
+        <w:tc>
+          <w:tcPr>
+            <w:tcW w:w="2242" w:type="dxa"/>
+            <w:tcBorders>
+              <w:top w:val="nil"/>
+              <w:left w:val="nil"/>
+              <w:bottom w:val="nil"/>
+              <w:right w:val="nil"/>
+            </w:tcBorders>
+          </w:tcPr>
+          <w:p>
+            <w:pPr>
+              <w:autoSpaceDE w:val="0"/>
+              <w:autoSpaceDN w:val="0"/>
+              <w:adjustRightInd w:val="0"/>
+              <w:spacing w:after="0" w:line="240" w:lineRule="auto"/>
+              <w:jc w:val="both"/>
+              <w:rPr>
+                <w:sz w:val="20"/>
+                <w:szCs w:val="20"/>
+                <w:lang w:val="en-GB"/>
+              </w:rPr>
+            </w:pPr>
+            <w:r>
+              <w:rPr>
+                <w:sz w:val="20"/>
+                <w:szCs w:val="20"/>
+                <w:lang w:val="en-GB"/>
+              </w:rPr>
+              <w:t>[Inventory Item]</w:t>
+            </w:r>
+          </w:p>
+        </w:tc>
+        <w:tc>
+          <w:tcPr>
+            <w:tcW w:w="1134" w:type="dxa"/>
+            <w:tcBorders>
+              <w:top w:val="nil"/>
+              <w:left w:val="nil"/>
+              <w:bottom w:val="nil"/>
+              <w:right w:val="nil"/>
+            </w:tcBorders>
+          </w:tcPr>
+          <w:p>
+            <w:pPr>
+              <w:autoSpaceDE w:val="0"/>
+              <w:autoSpaceDN w:val="0"/>
+              <w:adjustRightInd w:val="0"/>
+              <w:spacing w:after="0" w:line="240" w:lineRule="auto"/>
+              <w:jc w:val="both"/>
+              <w:rPr>
+                <w:sz w:val="20"/>
+                <w:szCs w:val="20"/>
+                <w:lang w:val="en-GB"/>
+              </w:rPr>
+            </w:pPr>
+            <w:r>
+              <w:rPr>
+                <w:sz w:val="20"/>
+                <w:szCs w:val="20"/>
+                <w:lang w:val="en-GB"/>
+              </w:rPr>
+              <w:t>NN</w:t>
+            </w:r>
+          </w:p>
+        </w:tc>
+        <w:tc>
+          <w:tcPr>
+            <w:tcW w:w="1376" w:type="dxa"/>
+            <w:tcBorders>
+              <w:top w:val="nil"/>
+              <w:left w:val="nil"/>
+              <w:bottom w:val="nil"/>
+              <w:right w:val="nil"/>
+            </w:tcBorders>
+          </w:tcPr>
+          <w:p>
+            <w:pPr>
+              <w:autoSpaceDE w:val="0"/>
+              <w:autoSpaceDN w:val="0"/>
+              <w:adjustRightInd w:val="0"/>
+              <w:spacing w:after="0" w:line="240" w:lineRule="auto"/>
+              <w:jc w:val="both"/>
+              <w:rPr>
+                <w:sz w:val="20"/>
+                <w:szCs w:val="20"/>
+                <w:lang w:val="en-GB"/>
+              </w:rPr>
+            </w:pPr>
+            <w:proofErr w:type="gramStart"/>
+            <w:r>
+              <w:rPr>
+                <w:sz w:val="20"/>
+                <w:szCs w:val="20"/>
+                <w:lang w:val="en-GB"/>
+              </w:rPr>
+              <w:t>NNNN,NN</w:t>
+            </w:r>
+            <w:proofErr w:type="gramEnd"/>
+          </w:p>
+        </w:tc>
+        <w:tc>
+          <w:tcPr>
+            <w:tcW w:w="1034" w:type="dxa"/>
+            <w:tcBorders>
+              <w:top w:val="nil"/>
+              <w:left w:val="nil"/>
               <w:bottom w:val="single" w:sz="4" w:space="0" w:color="auto"/>
+              <w:right w:val="nil"/>
             </w:tcBorders>
           </w:tcPr>
           <w:p>
             <w:pPr>
-              <w:spacing w:before="60" w:after="60"/>
-              <w:ind w:right="-70"/>
-              <w:rPr>
-                <w:sz w:val="20"/>
-                <w:szCs w:val="20"/>
-                <w:lang w:val="en-GB"/>
-              </w:rPr>
-            </w:pPr>
-            <w:r>
-              <w:rPr>
-                <w:sz w:val="20"/>
-                <w:szCs w:val="20"/>
-                <w:lang w:val="en-GB"/>
-              </w:rPr>
-              <w:t>EUR</w:t>
-            </w:r>
-          </w:p>
-        </w:tc>
-        <w:tc>
-          <w:tcPr>
-            <w:tcW w:w="1361" w:type="dxa"/>
+              <w:autoSpaceDE w:val="0"/>
+              <w:autoSpaceDN w:val="0"/>
+              <w:adjustRightInd w:val="0"/>
+              <w:spacing w:after="0" w:line="240" w:lineRule="auto"/>
+              <w:jc w:val="both"/>
+              <w:rPr>
+                <w:sz w:val="20"/>
+                <w:szCs w:val="20"/>
+                <w:lang w:val="en-GB"/>
+              </w:rPr>
+            </w:pPr>
+            <w:r>
+              <w:rPr>
+                <w:sz w:val="20"/>
+                <w:szCs w:val="20"/>
+                <w:lang w:val="en-GB"/>
+              </w:rPr>
+              <w:t>[ISO]</w:t>
+            </w:r>
+          </w:p>
+        </w:tc>
+        <w:tc>
+          <w:tcPr>
+            <w:tcW w:w="2120" w:type="dxa"/>
             <w:tcBorders>
+              <w:top w:val="nil"/>
+              <w:left w:val="nil"/>
               <w:bottom w:val="single" w:sz="4" w:space="0" w:color="auto"/>
+              <w:right w:val="nil"/>
             </w:tcBorders>
           </w:tcPr>
           <w:p>
             <w:pPr>
-              <w:spacing w:before="60" w:after="60"/>
+              <w:autoSpaceDE w:val="0"/>
+              <w:autoSpaceDN w:val="0"/>
+              <w:adjustRightInd w:val="0"/>
+              <w:spacing w:after="0" w:line="240" w:lineRule="auto"/>
               <w:jc w:val="right"/>
               <w:rPr>
                 <w:sz w:val="20"/>
@@ -1189,6 +1477,14 @@
                 <w:lang w:val="en-GB"/>
               </w:rPr>
             </w:pPr>
+            <w:r>
+              <w:rPr>
+                <w:sz w:val="20"/>
+                <w:szCs w:val="20"/>
+                <w:lang w:val="en-GB"/>
+              </w:rPr>
+              <w:t>[Price</w:t>
+            </w:r>
             <w:proofErr w:type="gramStart"/>
             <w:r>
               <w:rPr>
@@ -1196,104 +1492,72 @@
                 <w:szCs w:val="20"/>
                 <w:lang w:val="en-GB"/>
               </w:rPr>
-              <w:t>130,-</w:t>
+              <w:t>],-</w:t>
             </w:r>
             <w:proofErr w:type="gramEnd"/>
           </w:p>
         </w:tc>
       </w:tr>
       <w:tr>
-        <w:tc>
-          <w:tcPr>
-            <w:tcW w:w="567" w:type="dxa"/>
-          </w:tcPr>
-          <w:p>
-            <w:pPr>
-              <w:spacing w:before="60" w:after="60"/>
-              <w:jc w:val="center"/>
-              <w:rPr>
-                <w:sz w:val="20"/>
-                <w:szCs w:val="20"/>
-              </w:rPr>
-            </w:pPr>
-          </w:p>
-        </w:tc>
-        <w:tc>
-          <w:tcPr>
-            <w:tcW w:w="6309" w:type="dxa"/>
-          </w:tcPr>
-          <w:p>
-            <w:pPr>
-              <w:pStyle w:val="BodyText"/>
-              <w:spacing w:before="60" w:after="60"/>
+        <w:trPr>
+          <w:trHeight w:val="329"/>
+        </w:trPr>
+        <w:tc>
+          <w:tcPr>
+            <w:tcW w:w="6332" w:type="dxa"/>
+            <w:gridSpan w:val="4"/>
+            <w:tcBorders>
+              <w:top w:val="nil"/>
+              <w:left w:val="nil"/>
+              <w:bottom w:val="nil"/>
+              <w:right w:val="nil"/>
+            </w:tcBorders>
+          </w:tcPr>
+          <w:p>
+            <w:pPr>
+              <w:autoSpaceDE w:val="0"/>
+              <w:autoSpaceDN w:val="0"/>
+              <w:adjustRightInd w:val="0"/>
+              <w:spacing w:after="0" w:line="240" w:lineRule="auto"/>
+              <w:jc w:val="both"/>
+              <w:rPr>
+                <w:sz w:val="20"/>
+                <w:szCs w:val="20"/>
+                <w:lang w:val="en-GB"/>
+              </w:rPr>
+            </w:pPr>
+            <w:r>
               <w:rPr>
                 <w:b/>
-                <w:sz w:val="20"/>
-                <w:szCs w:val="20"/>
-              </w:rPr>
-            </w:pPr>
-            <w:commentRangeStart w:id="0"/>
-            <w:r>
-              <w:rPr>
-                <w:b/>
-                <w:sz w:val="20"/>
-                <w:szCs w:val="20"/>
-              </w:rPr>
-              <w:t>TOTAL PRICE –</w:t>
-            </w:r>
-            <w:r>
-              <w:rPr>
-                <w:b/>
-                <w:sz w:val="20"/>
-                <w:szCs w:val="20"/>
-              </w:rPr>
-              <w:t xml:space="preserve"> DAP Perrysburg – USA </w:t>
-            </w:r>
-            <w:r>
-              <w:rPr>
-                <w:b/>
-                <w:sz w:val="20"/>
-                <w:szCs w:val="20"/>
-              </w:rPr>
-              <w:t>-</w:t>
-            </w:r>
-            <w:commentRangeEnd w:id="0"/>
-            <w:r>
-              <w:rPr>
-                <w:rStyle w:val="CommentReference"/>
-              </w:rPr>
-              <w:commentReference w:id="0"/>
-            </w:r>
-          </w:p>
-        </w:tc>
-        <w:tc>
-          <w:tcPr>
-            <w:tcW w:w="778" w:type="dxa"/>
-          </w:tcPr>
-          <w:p>
-            <w:pPr>
-              <w:spacing w:before="60" w:after="60"/>
-              <w:rPr>
-                <w:sz w:val="20"/>
-                <w:szCs w:val="20"/>
-              </w:rPr>
-            </w:pPr>
-          </w:p>
-        </w:tc>
-        <w:tc>
-          <w:tcPr>
-            <w:tcW w:w="680" w:type="dxa"/>
+                <w:bCs/>
+                <w:sz w:val="20"/>
+                <w:szCs w:val="20"/>
+                <w:lang w:val="en-GB"/>
+              </w:rPr>
+              <w:t>TOTAL PRICE – [Delivery terms] -</w:t>
+            </w:r>
+          </w:p>
+        </w:tc>
+        <w:tc>
+          <w:tcPr>
+            <w:tcW w:w="1034" w:type="dxa"/>
             <w:tcBorders>
               <w:top w:val="single" w:sz="4" w:space="0" w:color="auto"/>
+              <w:left w:val="nil"/>
               <w:bottom w:val="double" w:sz="4" w:space="0" w:color="auto"/>
+              <w:right w:val="nil"/>
             </w:tcBorders>
           </w:tcPr>
           <w:p>
             <w:pPr>
-              <w:spacing w:before="60" w:after="60"/>
-              <w:ind w:right="-70"/>
+              <w:autoSpaceDE w:val="0"/>
+              <w:autoSpaceDN w:val="0"/>
+              <w:adjustRightInd w:val="0"/>
+              <w:spacing w:after="0" w:line="240" w:lineRule="auto"/>
+              <w:jc w:val="both"/>
               <w:rPr>
                 <w:b/>
+                <w:bCs/>
                 <w:sz w:val="20"/>
                 <w:szCs w:val="20"/>
                 <w:lang w:val="en-GB"/>
@@ -1302,42 +1566,60 @@
             <w:r>
               <w:rPr>
                 <w:b/>
-                <w:sz w:val="20"/>
-                <w:szCs w:val="20"/>
-                <w:lang w:val="en-GB"/>
-              </w:rPr>
-              <w:t xml:space="preserve">EUR </w:t>
-            </w:r>
-          </w:p>
-        </w:tc>
-        <w:tc>
-          <w:tcPr>
-            <w:tcW w:w="1361" w:type="dxa"/>
+                <w:bCs/>
+                <w:sz w:val="20"/>
+                <w:szCs w:val="20"/>
+                <w:lang w:val="en-GB"/>
+              </w:rPr>
+              <w:t>[ISO]</w:t>
+            </w:r>
+          </w:p>
+        </w:tc>
+        <w:tc>
+          <w:tcPr>
+            <w:tcW w:w="2120" w:type="dxa"/>
             <w:tcBorders>
               <w:top w:val="single" w:sz="4" w:space="0" w:color="auto"/>
+              <w:left w:val="nil"/>
               <w:bottom w:val="double" w:sz="4" w:space="0" w:color="auto"/>
+              <w:right w:val="nil"/>
             </w:tcBorders>
           </w:tcPr>
           <w:p>
             <w:pPr>
-              <w:spacing w:before="60" w:after="60"/>
+              <w:autoSpaceDE w:val="0"/>
+              <w:autoSpaceDN w:val="0"/>
+              <w:adjustRightInd w:val="0"/>
+              <w:spacing w:after="0" w:line="240" w:lineRule="auto"/>
               <w:jc w:val="right"/>
               <w:rPr>
                 <w:b/>
-                <w:sz w:val="20"/>
-                <w:szCs w:val="20"/>
-                <w:lang w:val="en-GB"/>
-              </w:rPr>
-            </w:pPr>
+                <w:bCs/>
+                <w:sz w:val="20"/>
+                <w:szCs w:val="20"/>
+                <w:lang w:val="en-GB"/>
+              </w:rPr>
+            </w:pPr>
+            <w:r>
+              <w:rPr>
+                <w:b/>
+                <w:bCs/>
+                <w:sz w:val="20"/>
+                <w:szCs w:val="20"/>
+                <w:lang w:val="en-GB"/>
+              </w:rPr>
+              <w:t>[Sum of Price</w:t>
+            </w:r>
             <w:proofErr w:type="gramStart"/>
             <w:r>
               <w:rPr>
                 <w:b/>
-                <w:sz w:val="20"/>
-                <w:szCs w:val="20"/>
-                <w:lang w:val="en-GB"/>
-              </w:rPr>
-              <w:t>980,-</w:t>
+                <w:bCs/>
+                <w:sz w:val="20"/>
+                <w:szCs w:val="20"/>
+                <w:lang w:val="en-GB"/>
+              </w:rPr>
+              <w:t>],-</w:t>
             </w:r>
             <w:proofErr w:type="gramEnd"/>
           </w:p>
@@ -1346,15 +1628,16 @@
     </w:tbl>
     <w:p>
       <w:pPr>
-        <w:tabs>
-          <w:tab w:val="center" w:pos="4820"/>
-          <w:tab w:val="left" w:pos="4860"/>
-          <w:tab w:val="right" w:pos="9639"/>
-        </w:tabs>
+        <w:autoSpaceDE w:val="0"/>
+        <w:autoSpaceDN w:val="0"/>
+        <w:adjustRightInd w:val="0"/>
         <w:spacing w:after="0" w:line="240" w:lineRule="auto"/>
-        <w:rPr>
-          <w:rFonts w:cs="Courier New"/>
-          <w:sz w:val="20"/>
+        <w:ind w:left="142"/>
+        <w:jc w:val="both"/>
+        <w:rPr>
+          <w:sz w:val="20"/>
+          <w:szCs w:val="20"/>
+          <w:u w:val="single"/>
           <w:lang w:val="en-GB"/>
         </w:rPr>
       </w:pPr>
@@ -1502,7 +1785,7 @@
                 <w:sz w:val="20"/>
                 <w:lang w:val="en-GB"/>
               </w:rPr>
-              <w:t>84.66.9195</w:t>
+              <w:t>[HS code]</w:t>
             </w:r>
           </w:p>
         </w:tc>
@@ -1557,7 +1840,7 @@
               <w:rPr>
                 <w:rFonts w:ascii="Verdana" w:hAnsi="Verdana"/>
               </w:rPr>
-              <w:t>In advance by T/t transfer</w:t>
+              <w:t>[Payment]</w:t>
             </w:r>
           </w:p>
         </w:tc>
@@ -1868,35 +2151,9 @@
             </w:pPr>
             <w:r>
               <w:rPr>
-                <w:rFonts w:ascii="Verdana" w:hAnsi="Verdana" w:cs="Calibri-BoldItalic"/>
-                <w:bCs/>
-                <w:iCs/>
-                <w:szCs w:val="20"/>
-                <w:lang w:val="it-IT"/>
-              </w:rPr>
-              <w:t xml:space="preserve">DAP </w:t>
-            </w:r>
-            <w:proofErr w:type="spellStart"/>
-            <w:r>
-              <w:rPr>
-                <w:rFonts w:ascii="Verdana" w:hAnsi="Verdana" w:cs="Calibri-BoldItalic"/>
-                <w:bCs/>
-                <w:iCs/>
-                <w:szCs w:val="20"/>
-                <w:lang w:val="it-IT"/>
-              </w:rPr>
-              <w:t>Perrysburg</w:t>
-            </w:r>
-            <w:proofErr w:type="spellEnd"/>
-            <w:r>
-              <w:rPr>
-                <w:rFonts w:ascii="Verdana" w:hAnsi="Verdana" w:cs="Calibri-BoldItalic"/>
-                <w:bCs/>
-                <w:iCs/>
-                <w:szCs w:val="20"/>
-                <w:lang w:val="it-IT"/>
-              </w:rPr>
-              <w:t xml:space="preserve"> (USA)</w:t>
+                <w:rFonts w:ascii="Verdana" w:hAnsi="Verdana"/>
+              </w:rPr>
+              <w:t>[Delivery terms]</w:t>
             </w:r>
           </w:p>
         </w:tc>
@@ -1949,7 +2206,19 @@
               <w:rPr>
                 <w:rFonts w:ascii="Verdana" w:hAnsi="Verdana"/>
               </w:rPr>
-              <w:t>2 weeks from payment receipt</w:t>
+              <w:t xml:space="preserve">[Delivery </w:t>
+            </w:r>
+            <w:r>
+              <w:rPr>
+                <w:rFonts w:ascii="Verdana" w:hAnsi="Verdana"/>
+              </w:rPr>
+              <w:t>time</w:t>
+            </w:r>
+            <w:r>
+              <w:rPr>
+                <w:rFonts w:ascii="Verdana" w:hAnsi="Verdana"/>
+              </w:rPr>
+              <w:t>]</w:t>
             </w:r>
           </w:p>
         </w:tc>
@@ -2000,9 +2269,21 @@
             </w:pPr>
             <w:r>
               <w:rPr>
-                <w:rFonts w:ascii="Verdana" w:hAnsi="Verdana" w:cs="Courier New"/>
-              </w:rPr>
-              <w:t>Included, for air shipment</w:t>
+                <w:rFonts w:ascii="Verdana" w:hAnsi="Verdana"/>
+              </w:rPr>
+              <w:t>[</w:t>
+            </w:r>
+            <w:r>
+              <w:rPr>
+                <w:rFonts w:ascii="Verdana" w:hAnsi="Verdana"/>
+              </w:rPr>
+              <w:t>Packing</w:t>
+            </w:r>
+            <w:r>
+              <w:rPr>
+                <w:rFonts w:ascii="Verdana" w:hAnsi="Verdana"/>
+              </w:rPr>
+              <w:t>]</w:t>
             </w:r>
           </w:p>
         </w:tc>
@@ -2054,13 +2335,19 @@
               <w:rPr>
                 <w:rFonts w:ascii="Verdana" w:hAnsi="Verdana"/>
               </w:rPr>
-              <w:t xml:space="preserve">By </w:t>
+              <w:t>[</w:t>
             </w:r>
             <w:r>
               <w:rPr>
                 <w:rFonts w:ascii="Verdana" w:hAnsi="Verdana"/>
               </w:rPr>
-              <w:t>express courier</w:t>
+              <w:t>Shipment</w:t>
+            </w:r>
+            <w:r>
+              <w:rPr>
+                <w:rFonts w:ascii="Verdana" w:hAnsi="Verdana"/>
+              </w:rPr>
+              <w:t>s]</w:t>
             </w:r>
           </w:p>
         </w:tc>
@@ -2236,7 +2523,7 @@
                     </pic:cNvPicPr>
                   </pic:nvPicPr>
                   <pic:blipFill>
-                    <a:blip r:embed="rId11">
+                    <a:blip r:embed="rId7">
                       <a:extLst>
                         <a:ext uri="{28A0092B-C50C-407E-A947-70E740481C1C}">
                           <a14:useLocalDpi xmlns:a14="http://schemas.microsoft.com/office/drawing/2010/main" val="0"/>
@@ -2317,8 +2604,8 @@
       </w:r>
     </w:p>
     <w:sectPr>
-      <w:headerReference w:type="default" r:id="rId12"/>
-      <w:footerReference w:type="default" r:id="rId13"/>
+      <w:headerReference w:type="default" r:id="rId8"/>
+      <w:footerReference w:type="default" r:id="rId9"/>
       <w:pgSz w:w="11906" w:h="16838"/>
       <w:pgMar w:top="1417" w:right="1134" w:bottom="1134" w:left="1134" w:header="284" w:footer="708" w:gutter="0"/>
       <w:cols w:space="708"/>
@@ -2326,46 +2613,6 @@
     </w:sectPr>
   </w:body>
 </w:document>
-</file>
-
-<file path=word/comments.xml><?xml version="1.0" encoding="utf-8"?>
-<w:comments xmlns:wpc="http://schemas.microsoft.com/office/word/2010/wordprocessingCanvas" xmlns:cx="http://schemas.microsoft.com/office/drawing/2014/chartex" xmlns:cx1="http://schemas.microsoft.com/office/drawing/2015/9/8/chartex" xmlns:cx2="http://schemas.microsoft.com/office/drawing/2015/10/21/chartex" xmlns:cx3="http://schemas.microsoft.com/office/drawing/2016/5/9/chartex" xmlns:cx4="http://schemas.microsoft.com/office/drawing/2016/5/10/chartex" xmlns:cx5="http://schemas.microsoft.com/office/drawing/2016/5/11/chartex" xmlns:cx6="http://schemas.microsoft.com/office/drawing/2016/5/12/chartex" xmlns:cx7="http://schemas.microsoft.com/office/drawing/2016/5/13/chartex" xmlns:cx8="http://schemas.microsoft.com/office/drawing/2016/5/14/chartex" xmlns:mc="http://schemas.openxmlformats.org/markup-compatibility/2006" xmlns:aink="http://schemas.microsoft.com/office/drawing/2016/ink" xmlns:am3d="http://schemas.microsoft.com/office/drawing/2017/model3d" xmlns:o="urn:schemas-microsoft-com:office:office" xmlns:oel="http://schemas.microsoft.com/office/2019/extlst" xmlns:r="http://schemas.openxmlformats.org/officeDocument/2006/relationships" xmlns:m="http://schemas.openxmlformats.org/officeDocument/2006/math" xmlns:v="urn:schemas-microsoft-com:vml" xmlns:wp14="http://schemas.microsoft.com/office/word/2010/wordprocessingDrawing" xmlns:wp="http://schemas.openxmlformats.org/drawingml/2006/wordprocessingDrawing" xmlns:w10="urn:schemas-microsoft-com:office:word" xmlns:w="http://schemas.openxmlformats.org/wordprocessingml/2006/main" xmlns:w14="http://schemas.microsoft.com/office/word/2010/wordml" xmlns:w15="http://schemas.microsoft.com/office/word/2012/wordml" xmlns:w16cex="http://schemas.microsoft.com/office/word/2018/wordml/cex" xmlns:w16cid="http://schemas.microsoft.com/office/word/2016/wordml/cid" xmlns:w16="http://schemas.microsoft.com/office/word/2018/wordml" xmlns:w16du="http://schemas.microsoft.com/office/word/2023/wordml/word16du" xmlns:w16sdtdh="http://schemas.microsoft.com/office/word/2020/wordml/sdtdatahash" xmlns:w16sdtfl="http://schemas.microsoft.com/office/word/2024/wordml/sdtformatlock" xmlns:w16se="http://schemas.microsoft.com/office/word/2015/wordml/symex" xmlns:wpg="http://schemas.microsoft.com/office/word/2010/wordprocessingGroup" xmlns:wpi="http://schemas.microsoft.com/office/word/2010/wordprocessingInk" xmlns:wne="http://schemas.microsoft.com/office/word/2006/wordml" xmlns:wps="http://schemas.microsoft.com/office/word/2010/wordprocessingShape" mc:Ignorable="w14 w15 w16se w16cid w16 w16cex w16sdtdh w16sdtfl w16du wp14">
-  <w:comment w:id="0" w:author="Federico Fassina" w:date="2026-03-13T16:13:00Z" w:initials="FF">
-    <w:p>
-      <w:r>
-        <w:rPr>
-          <w:rStyle w:val="CommentReference"/>
-        </w:rPr>
-        <w:annotationRef/>
-      </w:r>
-      <w:r>
-        <w:rPr>
-          <w:sz w:val="20"/>
-          <w:szCs w:val="20"/>
-        </w:rPr>
-        <w:t>add price column</w:t>
-      </w:r>
-    </w:p>
-  </w:comment>
-</w:comments>
-</file>
-
-<file path=word/commentsExtended.xml><?xml version="1.0" encoding="utf-8"?>
-<w15:commentsEx xmlns:wpc="http://schemas.microsoft.com/office/word/2010/wordprocessingCanvas" xmlns:cx="http://schemas.microsoft.com/office/drawing/2014/chartex" xmlns:cx1="http://schemas.microsoft.com/office/drawing/2015/9/8/chartex" xmlns:cx2="http://schemas.microsoft.com/office/drawing/2015/10/21/chartex" xmlns:cx3="http://schemas.microsoft.com/office/drawing/2016/5/9/chartex" xmlns:cx4="http://schemas.microsoft.com/office/drawing/2016/5/10/chartex" xmlns:cx5="http://schemas.microsoft.com/office/drawing/2016/5/11/chartex" xmlns:cx6="http://schemas.microsoft.com/office/drawing/2016/5/12/chartex" xmlns:cx7="http://schemas.microsoft.com/office/drawing/2016/5/13/chartex" xmlns:cx8="http://schemas.microsoft.com/office/drawing/2016/5/14/chartex" xmlns:mc="http://schemas.openxmlformats.org/markup-compatibility/2006" xmlns:aink="http://schemas.microsoft.com/office/drawing/2016/ink" xmlns:am3d="http://schemas.microsoft.com/office/drawing/2017/model3d" xmlns:o="urn:schemas-microsoft-com:office:office" xmlns:oel="http://schemas.microsoft.com/office/2019/extlst" xmlns:r="http://schemas.openxmlformats.org/officeDocument/2006/relationships" xmlns:m="http://schemas.openxmlformats.org/officeDocument/2006/math" xmlns:v="urn:schemas-microsoft-com:vml" xmlns:wp14="http://schemas.microsoft.com/office/word/2010/wordprocessingDrawing" xmlns:wp="http://schemas.openxmlformats.org/drawingml/2006/wordprocessingDrawing" xmlns:w10="urn:schemas-microsoft-com:office:word" xmlns:w="http://schemas.openxmlformats.org/wordprocessingml/2006/main" xmlns:w14="http://schemas.microsoft.com/office/word/2010/wordml" xmlns:w15="http://schemas.microsoft.com/office/word/2012/wordml" xmlns:w16cex="http://schemas.microsoft.com/office/word/2018/wordml/cex" xmlns:w16cid="http://schemas.microsoft.com/office/word/2016/wordml/cid" xmlns:w16="http://schemas.microsoft.com/office/word/2018/wordml" xmlns:w16du="http://schemas.microsoft.com/office/word/2023/wordml/word16du" xmlns:w16sdtdh="http://schemas.microsoft.com/office/word/2020/wordml/sdtdatahash" xmlns:w16sdtfl="http://schemas.microsoft.com/office/word/2024/wordml/sdtformatlock" xmlns:w16se="http://schemas.microsoft.com/office/word/2015/wordml/symex" xmlns:wpg="http://schemas.microsoft.com/office/word/2010/wordprocessingGroup" xmlns:wpi="http://schemas.microsoft.com/office/word/2010/wordprocessingInk" xmlns:wne="http://schemas.microsoft.com/office/word/2006/wordml" xmlns:wps="http://schemas.microsoft.com/office/word/2010/wordprocessingShape" mc:Ignorable="w14 w15 w16se w16cid w16 w16cex w16sdtdh w16sdtfl w16du wp14">
-  <w15:commentEx w15:paraId="437E4240" w15:done="0"/>
-</w15:commentsEx>
-</file>
-
-<file path=word/commentsExtensible.xml><?xml version="1.0" encoding="utf-8"?>
-<w16cex:commentsExtensible xmlns:wpc="http://schemas.microsoft.com/office/word/2010/wordprocessingCanvas" xmlns:cx="http://schemas.microsoft.com/office/drawing/2014/chartex" xmlns:cx1="http://schemas.microsoft.com/office/drawing/2015/9/8/chartex" xmlns:cx2="http://schemas.microsoft.com/office/drawing/2015/10/21/chartex" xmlns:cx3="http://schemas.microsoft.com/office/drawing/2016/5/9/chartex" xmlns:cx4="http://schemas.microsoft.com/office/drawing/2016/5/10/chartex" xmlns:cx5="http://schemas.microsoft.com/office/drawing/2016/5/11/chartex" xmlns:cx6="http://schemas.microsoft.com/office/drawing/2016/5/12/chartex" xmlns:cx7="http://schemas.microsoft.com/office/drawing/2016/5/13/chartex" xmlns:cx8="http://schemas.microsoft.com/office/drawing/2016/5/14/chartex" xmlns:cr="http://schemas.microsoft.com/office/comments/2020/reactions" xmlns:mc="http://schemas.openxmlformats.org/markup-compatibility/2006" xmlns:aink="http://schemas.microsoft.com/office/drawing/2016/ink" xmlns:am3d="http://schemas.microsoft.com/office/drawing/2017/model3d" xmlns:o="urn:schemas-microsoft-com:office:office" xmlns:oel="http://schemas.microsoft.com/office/2019/extlst" xmlns:r="http://schemas.openxmlformats.org/officeDocument/2006/relationships" xmlns:m="http://schemas.openxmlformats.org/officeDocument/2006/math" xmlns:v="urn:schemas-microsoft-com:vml" xmlns:wp14="http://schemas.microsoft.com/office/word/2010/wordprocessingDrawing" xmlns:wp="http://schemas.openxmlformats.org/drawingml/2006/wordprocessingDrawing" xmlns:w10="urn:schemas-microsoft-com:office:word" xmlns:w="http://schemas.openxmlformats.org/wordprocessingml/2006/main" xmlns:w14="http://schemas.microsoft.com/office/word/2010/wordml" xmlns:w15="http://schemas.microsoft.com/office/word/2012/wordml" xmlns:w16cex="http://schemas.microsoft.com/office/word/2018/wordml/cex" xmlns:w16cid="http://schemas.microsoft.com/office/word/2016/wordml/cid" xmlns:w16="http://schemas.microsoft.com/office/word/2018/wordml" xmlns:w16du="http://schemas.microsoft.com/office/word/2023/wordml/word16du" xmlns:w16sdtdh="http://schemas.microsoft.com/office/word/2020/wordml/sdtdatahash" xmlns:w16sdtfl="http://schemas.microsoft.com/office/word/2024/wordml/sdtformatlock" xmlns:w16se="http://schemas.microsoft.com/office/word/2015/wordml/symex" xmlns:wpg="http://schemas.microsoft.com/office/word/2010/wordprocessingGroup" xmlns:wpi="http://schemas.microsoft.com/office/word/2010/wordprocessingInk" xmlns:wne="http://schemas.microsoft.com/office/word/2006/wordml" xmlns:wps="http://schemas.microsoft.com/office/word/2010/wordprocessingShape" mc:Ignorable="w14 w15 w16se w16cid w16 w16cex w16sdtdh w16sdtfl cr w16du wp14">
-  <w16cex:commentExtensible w16cex:durableId="59EFD3C5" w16cex:dateUtc="2026-03-13T15:13:00Z"/>
-</w16cex:commentsExtensible>
-</file>
-
-<file path=word/commentsIds.xml><?xml version="1.0" encoding="utf-8"?>
-<w16cid:commentsIds xmlns:wpc="http://schemas.microsoft.com/office/word/2010/wordprocessingCanvas" xmlns:cx="http://schemas.microsoft.com/office/drawing/2014/chartex" xmlns:cx1="http://schemas.microsoft.com/office/drawing/2015/9/8/chartex" xmlns:cx2="http://schemas.microsoft.com/office/drawing/2015/10/21/chartex" xmlns:cx3="http://schemas.microsoft.com/office/drawing/2016/5/9/chartex" xmlns:cx4="http://schemas.microsoft.com/office/drawing/2016/5/10/chartex" xmlns:cx5="http://schemas.microsoft.com/office/drawing/2016/5/11/chartex" xmlns:cx6="http://schemas.microsoft.com/office/drawing/2016/5/12/chartex" xmlns:cx7="http://schemas.microsoft.com/office/drawing/2016/5/13/chartex" xmlns:cx8="http://schemas.microsoft.com/office/drawing/2016/5/14/chartex" xmlns:mc="http://schemas.openxmlformats.org/markup-compatibility/2006" xmlns:aink="http://schemas.microsoft.com/office/drawing/2016/ink" xmlns:am3d="http://schemas.microsoft.com/office/drawing/2017/model3d" xmlns:o="urn:schemas-microsoft-com:office:office" xmlns:oel="http://schemas.microsoft.com/office/2019/extlst" xmlns:r="http://schemas.openxmlformats.org/officeDocument/2006/relationships" xmlns:m="http://schemas.openxmlformats.org/officeDocument/2006/math" xmlns:v="urn:schemas-microsoft-com:vml" xmlns:wp14="http://schemas.microsoft.com/office/word/2010/wordprocessingDrawing" xmlns:wp="http://schemas.openxmlformats.org/drawingml/2006/wordprocessingDrawing" xmlns:w10="urn:schemas-microsoft-com:office:word" xmlns:w="http://schemas.openxmlformats.org/wordprocessingml/2006/main" xmlns:w14="http://schemas.microsoft.com/office/word/2010/wordml" xmlns:w15="http://schemas.microsoft.com/office/word/2012/wordml" xmlns:w16cex="http://schemas.microsoft.com/office/word/2018/wordml/cex" xmlns:w16cid="http://schemas.microsoft.com/office/word/2016/wordml/cid" xmlns:w16="http://schemas.microsoft.com/office/word/2018/wordml" xmlns:w16du="http://schemas.microsoft.com/office/word/2023/wordml/word16du" xmlns:w16sdtdh="http://schemas.microsoft.com/office/word/2020/wordml/sdtdatahash" xmlns:w16sdtfl="http://schemas.microsoft.com/office/word/2024/wordml/sdtformatlock" xmlns:w16se="http://schemas.microsoft.com/office/word/2015/wordml/symex" xmlns:wpg="http://schemas.microsoft.com/office/word/2010/wordprocessingGroup" xmlns:wpi="http://schemas.microsoft.com/office/word/2010/wordprocessingInk" xmlns:wne="http://schemas.microsoft.com/office/word/2006/wordml" xmlns:wps="http://schemas.microsoft.com/office/word/2010/wordprocessingShape" mc:Ignorable="w14 w15 w16se w16cid w16 w16cex w16sdtdh w16sdtfl w16du wp14">
-  <w16cid:commentId w16cid:paraId="437E4240" w16cid:durableId="59EFD3C5"/>
-</w16cid:commentsIds>
 </file>
 
 <file path=word/endnotes.xml><?xml version="1.0" encoding="utf-8"?>
@@ -3062,14 +3309,6 @@
 </w:numbering>
 </file>
 
-<file path=word/people.xml><?xml version="1.0" encoding="utf-8"?>
-<w15:people xmlns:wpc="http://schemas.microsoft.com/office/word/2010/wordprocessingCanvas" xmlns:cx="http://schemas.microsoft.com/office/drawing/2014/chartex" xmlns:cx1="http://schemas.microsoft.com/office/drawing/2015/9/8/chartex" xmlns:cx2="http://schemas.microsoft.com/office/drawing/2015/10/21/chartex" xmlns:cx3="http://schemas.microsoft.com/office/drawing/2016/5/9/chartex" xmlns:cx4="http://schemas.microsoft.com/office/drawing/2016/5/10/chartex" xmlns:cx5="http://schemas.microsoft.com/office/drawing/2016/5/11/chartex" xmlns:cx6="http://schemas.microsoft.com/office/drawing/2016/5/12/chartex" xmlns:cx7="http://schemas.microsoft.com/office/drawing/2016/5/13/chartex" xmlns:cx8="http://schemas.microsoft.com/office/drawing/2016/5/14/chartex" xmlns:mc="http://schemas.openxmlformats.org/markup-compatibility/2006" xmlns:aink="http://schemas.microsoft.com/office/drawing/2016/ink" xmlns:am3d="http://schemas.microsoft.com/office/drawing/2017/model3d" xmlns:o="urn:schemas-microsoft-com:office:office" xmlns:oel="http://schemas.microsoft.com/office/2019/extlst" xmlns:r="http://schemas.openxmlformats.org/officeDocument/2006/relationships" xmlns:m="http://schemas.openxmlformats.org/officeDocument/2006/math" xmlns:v="urn:schemas-microsoft-com:vml" xmlns:wp14="http://schemas.microsoft.com/office/word/2010/wordprocessingDrawing" xmlns:wp="http://schemas.openxmlformats.org/drawingml/2006/wordprocessingDrawing" xmlns:w10="urn:schemas-microsoft-com:office:word" xmlns:w="http://schemas.openxmlformats.org/wordprocessingml/2006/main" xmlns:w14="http://schemas.microsoft.com/office/word/2010/wordml" xmlns:w15="http://schemas.microsoft.com/office/word/2012/wordml" xmlns:w16cex="http://schemas.microsoft.com/office/word/2018/wordml/cex" xmlns:w16cid="http://schemas.microsoft.com/office/word/2016/wordml/cid" xmlns:w16="http://schemas.microsoft.com/office/word/2018/wordml" xmlns:w16du="http://schemas.microsoft.com/office/word/2023/wordml/word16du" xmlns:w16sdtdh="http://schemas.microsoft.com/office/word/2020/wordml/sdtdatahash" xmlns:w16sdtfl="http://schemas.microsoft.com/office/word/2024/wordml/sdtformatlock" xmlns:w16se="http://schemas.microsoft.com/office/word/2015/wordml/symex" xmlns:wpg="http://schemas.microsoft.com/office/word/2010/wordprocessingGroup" xmlns:wpi="http://schemas.microsoft.com/office/word/2010/wordprocessingInk" xmlns:wne="http://schemas.microsoft.com/office/word/2006/wordml" xmlns:wps="http://schemas.microsoft.com/office/word/2010/wordprocessingShape" mc:Ignorable="w14 w15 w16se w16cid w16 w16cex w16sdtdh w16sdtfl w16du wp14">
-  <w15:person w15:author="Federico Fassina">
-    <w15:presenceInfo w15:providerId="AD" w15:userId="S::42728@student.hhs.se::56241d8c-e02b-4d4d-ab6e-443191de4f5b"/>
-  </w15:person>
-</w15:people>
-</file>
-
 <file path=word/styles.xml><?xml version="1.0" encoding="utf-8"?>
 <w:styles xmlns:mc="http://schemas.openxmlformats.org/markup-compatibility/2006" xmlns:r="http://schemas.openxmlformats.org/officeDocument/2006/relationships" xmlns:w="http://schemas.openxmlformats.org/wordprocessingml/2006/main" xmlns:w14="http://schemas.microsoft.com/office/word/2010/wordml" xmlns:w15="http://schemas.microsoft.com/office/word/2012/wordml" xmlns:w16cex="http://schemas.microsoft.com/office/word/2018/wordml/cex" xmlns:w16cid="http://schemas.microsoft.com/office/word/2016/wordml/cid" xmlns:w16="http://schemas.microsoft.com/office/word/2018/wordml" xmlns:w16du="http://schemas.microsoft.com/office/word/2023/wordml/word16du" xmlns:w16sdtdh="http://schemas.microsoft.com/office/word/2020/wordml/sdtdatahash" xmlns:w16sdtfl="http://schemas.microsoft.com/office/word/2024/wordml/sdtformatlock" xmlns:w16se="http://schemas.microsoft.com/office/word/2015/wordml/symex" mc:Ignorable="w14 w15 w16se w16cid w16 w16cex w16sdtdh w16sdtfl w16du">
   <w:docDefaults>

--- a/proforma_template_eng.docx
+++ b/proforma_template_eng.docx
@@ -182,6 +182,7 @@
           <w:bCs/>
           <w:sz w:val="20"/>
           <w:szCs w:val="20"/>
+          <w:lang w:val="en-GB"/>
         </w:rPr>
       </w:pPr>
       <w:r>
@@ -208,17 +209,21 @@
         <w:tabs>
           <w:tab w:val="left" w:pos="5387"/>
         </w:tabs>
-        <w:ind w:left="284" w:right="278"/>
-        <w:rPr>
+        <w:spacing w:after="0" w:line="240" w:lineRule="auto"/>
+        <w:ind w:left="4956"/>
+        <w:rPr>
+          <w:b/>
+          <w:bCs/>
           <w:sz w:val="20"/>
           <w:szCs w:val="20"/>
+          <w:lang w:val="en-GB"/>
         </w:rPr>
       </w:pPr>
       <w:r>
         <w:rPr>
           <w:sz w:val="20"/>
           <w:szCs w:val="20"/>
-          <w:lang w:val="en-GB"/>
+          <w:lang w:val="en-AU"/>
         </w:rPr>
         <w:tab/>
       </w:r>
@@ -252,18 +257,25 @@
     <w:p>
       <w:pPr>
         <w:tabs>
-          <w:tab w:val="left" w:pos="5103"/>
+          <w:tab w:val="left" w:pos="5387"/>
         </w:tabs>
-        <w:autoSpaceDE w:val="0"/>
-        <w:autoSpaceDN w:val="0"/>
-        <w:adjustRightInd w:val="0"/>
-        <w:spacing w:after="0" w:line="240" w:lineRule="auto"/>
-        <w:ind w:left="142"/>
+        <w:spacing w:line="240" w:lineRule="auto"/>
+        <w:ind w:left="4956"/>
         <w:rPr>
           <w:sz w:val="20"/>
           <w:szCs w:val="20"/>
         </w:rPr>
       </w:pPr>
+      <w:r>
+        <w:rPr>
+          <w:b/>
+          <w:bCs/>
+          <w:sz w:val="20"/>
+          <w:szCs w:val="20"/>
+          <w:lang w:val="en-GB"/>
+        </w:rPr>
+        <w:tab/>
+      </w:r>
     </w:p>
     <w:p>
       <w:pPr>
@@ -700,11 +712,45 @@
             </w:pPr>
             <w:r>
               <w:rPr>
-                <w:sz w:val="20"/>
-                <w:szCs w:val="20"/>
-                <w:lang w:val="en-GB"/>
-              </w:rPr>
-              <w:t>[Inventory Item]</w:t>
+                <w:b/>
+                <w:bCs/>
+                <w:sz w:val="20"/>
+                <w:szCs w:val="20"/>
+                <w:lang w:val="en-GB"/>
+              </w:rPr>
+              <w:t>[Product]</w:t>
+            </w:r>
+            <w:r>
+              <w:rPr>
+                <w:sz w:val="20"/>
+                <w:szCs w:val="20"/>
+                <w:lang w:val="en-GB"/>
+              </w:rPr>
+              <w:t xml:space="preserve"> </w:t>
+            </w:r>
+            <w:r>
+              <w:rPr>
+                <w:sz w:val="20"/>
+                <w:szCs w:val="20"/>
+                <w:lang w:val="en-GB"/>
+              </w:rPr>
+              <w:t>[</w:t>
+            </w:r>
+            <w:r>
+              <w:rPr>
+                <w:sz w:val="20"/>
+                <w:szCs w:val="20"/>
+                <w:lang w:val="en-GB"/>
+              </w:rPr>
+              <w:t>Description</w:t>
+            </w:r>
+            <w:r>
+              <w:rPr>
+                <w:sz w:val="20"/>
+                <w:szCs w:val="20"/>
+                <w:lang w:val="en-GB"/>
+              </w:rPr>
+              <w:t>]</w:t>
             </w:r>
           </w:p>
         </w:tc>
@@ -915,11 +961,45 @@
             </w:pPr>
             <w:r>
               <w:rPr>
-                <w:sz w:val="20"/>
-                <w:szCs w:val="20"/>
-                <w:lang w:val="en-GB"/>
-              </w:rPr>
-              <w:t>[Inventory Item]</w:t>
+                <w:b/>
+                <w:bCs/>
+                <w:sz w:val="20"/>
+                <w:szCs w:val="20"/>
+                <w:lang w:val="en-GB"/>
+              </w:rPr>
+              <w:t>[Product]</w:t>
+            </w:r>
+            <w:r>
+              <w:rPr>
+                <w:sz w:val="20"/>
+                <w:szCs w:val="20"/>
+                <w:lang w:val="en-GB"/>
+              </w:rPr>
+              <w:t xml:space="preserve"> </w:t>
+            </w:r>
+            <w:r>
+              <w:rPr>
+                <w:sz w:val="20"/>
+                <w:szCs w:val="20"/>
+                <w:lang w:val="en-GB"/>
+              </w:rPr>
+              <w:t>[</w:t>
+            </w:r>
+            <w:r>
+              <w:rPr>
+                <w:sz w:val="20"/>
+                <w:szCs w:val="20"/>
+                <w:lang w:val="en-GB"/>
+              </w:rPr>
+              <w:t>Description</w:t>
+            </w:r>
+            <w:r>
+              <w:rPr>
+                <w:sz w:val="20"/>
+                <w:szCs w:val="20"/>
+                <w:lang w:val="en-GB"/>
+              </w:rPr>
+              <w:t>]</w:t>
             </w:r>
           </w:p>
         </w:tc>
@@ -1130,11 +1210,45 @@
             </w:pPr>
             <w:r>
               <w:rPr>
-                <w:sz w:val="20"/>
-                <w:szCs w:val="20"/>
-                <w:lang w:val="en-GB"/>
-              </w:rPr>
-              <w:t>[Inventory Item]</w:t>
+                <w:b/>
+                <w:bCs/>
+                <w:sz w:val="20"/>
+                <w:szCs w:val="20"/>
+                <w:lang w:val="en-GB"/>
+              </w:rPr>
+              <w:t>[Product]</w:t>
+            </w:r>
+            <w:r>
+              <w:rPr>
+                <w:sz w:val="20"/>
+                <w:szCs w:val="20"/>
+                <w:lang w:val="en-GB"/>
+              </w:rPr>
+              <w:t xml:space="preserve"> </w:t>
+            </w:r>
+            <w:r>
+              <w:rPr>
+                <w:sz w:val="20"/>
+                <w:szCs w:val="20"/>
+                <w:lang w:val="en-GB"/>
+              </w:rPr>
+              <w:t>[</w:t>
+            </w:r>
+            <w:r>
+              <w:rPr>
+                <w:sz w:val="20"/>
+                <w:szCs w:val="20"/>
+                <w:lang w:val="en-GB"/>
+              </w:rPr>
+              <w:t>Description</w:t>
+            </w:r>
+            <w:r>
+              <w:rPr>
+                <w:sz w:val="20"/>
+                <w:szCs w:val="20"/>
+                <w:lang w:val="en-GB"/>
+              </w:rPr>
+              <w:t>]</w:t>
             </w:r>
           </w:p>
         </w:tc>
@@ -1345,11 +1459,45 @@
             </w:pPr>
             <w:r>
               <w:rPr>
-                <w:sz w:val="20"/>
-                <w:szCs w:val="20"/>
-                <w:lang w:val="en-GB"/>
-              </w:rPr>
-              <w:t>[Inventory Item]</w:t>
+                <w:b/>
+                <w:bCs/>
+                <w:sz w:val="20"/>
+                <w:szCs w:val="20"/>
+                <w:lang w:val="en-GB"/>
+              </w:rPr>
+              <w:t>[Product]</w:t>
+            </w:r>
+            <w:r>
+              <w:rPr>
+                <w:sz w:val="20"/>
+                <w:szCs w:val="20"/>
+                <w:lang w:val="en-GB"/>
+              </w:rPr>
+              <w:t xml:space="preserve"> </w:t>
+            </w:r>
+            <w:r>
+              <w:rPr>
+                <w:sz w:val="20"/>
+                <w:szCs w:val="20"/>
+                <w:lang w:val="en-GB"/>
+              </w:rPr>
+              <w:t>[</w:t>
+            </w:r>
+            <w:r>
+              <w:rPr>
+                <w:sz w:val="20"/>
+                <w:szCs w:val="20"/>
+                <w:lang w:val="en-GB"/>
+              </w:rPr>
+              <w:t>Description</w:t>
+            </w:r>
+            <w:r>
+              <w:rPr>
+                <w:sz w:val="20"/>
+                <w:szCs w:val="20"/>
+                <w:lang w:val="en-GB"/>
+              </w:rPr>
+              <w:t>]</w:t>
             </w:r>
           </w:p>
         </w:tc>
@@ -2498,6 +2646,7 @@
           <w:szCs w:val="20"/>
           <w:lang w:val="it-IT" w:eastAsia="it-IT" w:bidi="ar-SA"/>
         </w:rPr>
+        <w:lastRenderedPageBreak/>
         <w:drawing>
           <wp:anchor distT="0" distB="0" distL="114300" distR="114300" simplePos="0" relativeHeight="251658240" behindDoc="0" locked="0" layoutInCell="1" allowOverlap="1" wp14:anchorId="441260DC" wp14:editId="6EE7EA8D">
             <wp:simplePos x="0" y="0"/>

--- a/proforma_template_eng.docx
+++ b/proforma_template_eng.docx
@@ -2655,23 +2655,44 @@
         <w:rPr>
           <w:rFonts w:cs="Courier New"/>
           <w:i/>
+          <w:sz w:val="20"/>
+          <w:lang w:val="en-GB"/>
+        </w:rPr>
+        <w:tab/>
+        <w:t>M. Bauce</w:t>
+      </w:r>
+      <w:r>
+        <w:rPr>
+          <w:rFonts w:cs="Courier New"/>
+          <w:i/>
           <w:noProof/>
           <w:sz w:val="20"/>
           <w:szCs w:val="20"/>
           <w:lang w:val="it-IT" w:eastAsia="it-IT" w:bidi="ar-SA"/>
         </w:rPr>
+        <w:t xml:space="preserve"> </w:t>
+      </w:r>
+      <w:r>
+        <w:rPr>
+          <w:rFonts w:cs="Courier New"/>
+          <w:i/>
+          <w:noProof/>
+          <w:sz w:val="20"/>
+          <w:szCs w:val="20"/>
+          <w:lang w:val="it-IT" w:eastAsia="it-IT" w:bidi="ar-SA"/>
+        </w:rPr>
         <w:drawing>
-          <wp:anchor distT="0" distB="0" distL="114300" distR="114300" simplePos="0" relativeHeight="251658240" behindDoc="0" locked="0" layoutInCell="1" allowOverlap="1" wp14:anchorId="441260DC" wp14:editId="6EE7EA8D">
+          <wp:anchor distT="0" distB="0" distL="114300" distR="114300" simplePos="0" relativeHeight="251658240" behindDoc="1" locked="0" layoutInCell="1" allowOverlap="1" wp14:anchorId="5EFCD437" wp14:editId="0F4C234C">
             <wp:simplePos x="0" y="0"/>
-            <wp:positionH relativeFrom="margin">
-              <wp:posOffset>4443730</wp:posOffset>
+            <wp:positionH relativeFrom="column">
+              <wp:posOffset>4143375</wp:posOffset>
             </wp:positionH>
-            <wp:positionV relativeFrom="margin">
-              <wp:posOffset>7962900</wp:posOffset>
+            <wp:positionV relativeFrom="paragraph">
+              <wp:posOffset>0</wp:posOffset>
             </wp:positionV>
             <wp:extent cx="1750695" cy="736600"/>
-            <wp:effectExtent l="0" t="0" r="1905" b="6350"/>
-            <wp:wrapSquare wrapText="bothSides"/>
+            <wp:effectExtent l="0" t="0" r="1905" b="0"/>
+            <wp:wrapNone/>
             <wp:docPr id="2" name="Immagine 2"/>
             <wp:cNvGraphicFramePr>
               <a:graphicFrameLocks xmlns:a="http://schemas.openxmlformats.org/drawingml/2006/main" noChangeAspect="1"/>
@@ -2714,18 +2735,14 @@
                 </pic:pic>
               </a:graphicData>
             </a:graphic>
+            <wp14:sizeRelH relativeFrom="page">
+              <wp14:pctWidth>0</wp14:pctWidth>
+            </wp14:sizeRelH>
+            <wp14:sizeRelV relativeFrom="page">
+              <wp14:pctHeight>0</wp14:pctHeight>
+            </wp14:sizeRelV>
           </wp:anchor>
         </w:drawing>
-      </w:r>
-      <w:r>
-        <w:rPr>
-          <w:rFonts w:cs="Courier New"/>
-          <w:i/>
-          <w:sz w:val="20"/>
-          <w:lang w:val="en-GB"/>
-        </w:rPr>
-        <w:tab/>
-        <w:t>M. Bauce</w:t>
       </w:r>
     </w:p>
     <w:p>

--- a/proforma_template_eng.docx
+++ b/proforma_template_eng.docx
@@ -229,11 +229,51 @@
       </w:r>
       <w:r>
         <w:rPr>
+          <w:b/>
+          <w:bCs/>
           <w:sz w:val="20"/>
           <w:szCs w:val="20"/>
           <w:lang w:val="en-GB"/>
         </w:rPr>
-        <w:t xml:space="preserve">Mr./Ms. </w:t>
+        <w:t>[</w:t>
+      </w:r>
+      <w:r>
+        <w:rPr>
+          <w:b/>
+          <w:bCs/>
+          <w:sz w:val="20"/>
+          <w:szCs w:val="20"/>
+          <w:lang w:val="en-GB"/>
+        </w:rPr>
+        <w:t>Sal</w:t>
+      </w:r>
+      <w:r>
+        <w:rPr>
+          <w:b/>
+          <w:bCs/>
+          <w:sz w:val="20"/>
+          <w:szCs w:val="20"/>
+          <w:lang w:val="en-GB"/>
+        </w:rPr>
+        <w:t>.</w:t>
+      </w:r>
+      <w:r>
+        <w:rPr>
+          <w:b/>
+          <w:bCs/>
+          <w:sz w:val="20"/>
+          <w:szCs w:val="20"/>
+          <w:lang w:val="en-GB"/>
+        </w:rPr>
+        <w:t>]</w:t>
+      </w:r>
+      <w:r>
+        <w:rPr>
+          <w:sz w:val="20"/>
+          <w:szCs w:val="20"/>
+          <w:lang w:val="en-GB"/>
+        </w:rPr>
+        <w:t xml:space="preserve"> </w:t>
       </w:r>
       <w:r>
         <w:rPr>
@@ -577,6 +617,16 @@
                 <w:lang w:val="en-GB"/>
               </w:rPr>
             </w:pPr>
+            <w:r>
+              <w:rPr>
+                <w:i/>
+                <w:iCs/>
+                <w:sz w:val="20"/>
+                <w:szCs w:val="20"/>
+                <w:lang w:val="en-GB"/>
+              </w:rPr>
+              <w:t xml:space="preserve">unit </w:t>
+            </w:r>
             <w:r>
               <w:rPr>
                 <w:i/>

--- a/proforma_template_eng.docx
+++ b/proforma_template_eng.docx
@@ -235,17 +235,7 @@
           <w:szCs w:val="20"/>
           <w:lang w:val="en-GB"/>
         </w:rPr>
-        <w:t>[</w:t>
-      </w:r>
-      <w:r>
-        <w:rPr>
-          <w:b/>
-          <w:bCs/>
-          <w:sz w:val="20"/>
-          <w:szCs w:val="20"/>
-          <w:lang w:val="en-GB"/>
-        </w:rPr>
-        <w:t>Sal</w:t>
+        <w:t>[Sal</w:t>
       </w:r>
       <w:r>
         <w:rPr>
@@ -782,7 +772,27 @@
                 <w:szCs w:val="20"/>
                 <w:lang w:val="en-GB"/>
               </w:rPr>
-              <w:t>[Product]</w:t>
+              <w:t>[Product</w:t>
+            </w:r>
+            <w:r>
+              <w:rPr>
+                <w:b/>
+                <w:bCs/>
+                <w:sz w:val="20"/>
+                <w:szCs w:val="20"/>
+                <w:lang w:val="en-GB"/>
+              </w:rPr>
+              <w:t xml:space="preserve"> 1</w:t>
+            </w:r>
+            <w:r>
+              <w:rPr>
+                <w:b/>
+                <w:bCs/>
+                <w:sz w:val="20"/>
+                <w:szCs w:val="20"/>
+                <w:lang w:val="en-GB"/>
+              </w:rPr>
+              <w:t>]</w:t>
             </w:r>
             <w:r>
               <w:rPr>
@@ -841,14 +851,6 @@
                 <w:lang w:val="en-GB"/>
               </w:rPr>
             </w:pPr>
-            <w:r>
-              <w:rPr>
-                <w:sz w:val="20"/>
-                <w:szCs w:val="20"/>
-                <w:lang w:val="en-GB"/>
-              </w:rPr>
-              <w:t>NN</w:t>
-            </w:r>
           </w:p>
         </w:tc>
         <w:tc>
@@ -874,16 +876,6 @@
                 <w:lang w:val="en-GB"/>
               </w:rPr>
             </w:pPr>
-            <w:proofErr w:type="gramStart"/>
-            <w:r>
-              <w:rPr>
-                <w:sz w:val="20"/>
-                <w:szCs w:val="20"/>
-                <w:lang w:val="en-GB"/>
-              </w:rPr>
-              <w:t>NNNN,NN</w:t>
-            </w:r>
-            <w:proofErr w:type="gramEnd"/>
           </w:p>
         </w:tc>
         <w:tc>
@@ -1031,7 +1023,27 @@
                 <w:szCs w:val="20"/>
                 <w:lang w:val="en-GB"/>
               </w:rPr>
-              <w:t>[Product]</w:t>
+              <w:t>[Product</w:t>
+            </w:r>
+            <w:r>
+              <w:rPr>
+                <w:b/>
+                <w:bCs/>
+                <w:sz w:val="20"/>
+                <w:szCs w:val="20"/>
+                <w:lang w:val="en-GB"/>
+              </w:rPr>
+              <w:t xml:space="preserve"> 2</w:t>
+            </w:r>
+            <w:r>
+              <w:rPr>
+                <w:b/>
+                <w:bCs/>
+                <w:sz w:val="20"/>
+                <w:szCs w:val="20"/>
+                <w:lang w:val="en-GB"/>
+              </w:rPr>
+              <w:t>]</w:t>
             </w:r>
             <w:r>
               <w:rPr>
@@ -1090,14 +1102,6 @@
                 <w:lang w:val="en-GB"/>
               </w:rPr>
             </w:pPr>
-            <w:r>
-              <w:rPr>
-                <w:sz w:val="20"/>
-                <w:szCs w:val="20"/>
-                <w:lang w:val="en-GB"/>
-              </w:rPr>
-              <w:t>NN</w:t>
-            </w:r>
           </w:p>
         </w:tc>
         <w:tc>
@@ -1123,16 +1127,6 @@
                 <w:lang w:val="en-GB"/>
               </w:rPr>
             </w:pPr>
-            <w:proofErr w:type="gramStart"/>
-            <w:r>
-              <w:rPr>
-                <w:sz w:val="20"/>
-                <w:szCs w:val="20"/>
-                <w:lang w:val="en-GB"/>
-              </w:rPr>
-              <w:t>NNNN,NN</w:t>
-            </w:r>
-            <w:proofErr w:type="gramEnd"/>
           </w:p>
         </w:tc>
         <w:tc>
@@ -1280,7 +1274,27 @@
                 <w:szCs w:val="20"/>
                 <w:lang w:val="en-GB"/>
               </w:rPr>
-              <w:t>[Product]</w:t>
+              <w:t>[Product</w:t>
+            </w:r>
+            <w:r>
+              <w:rPr>
+                <w:b/>
+                <w:bCs/>
+                <w:sz w:val="20"/>
+                <w:szCs w:val="20"/>
+                <w:lang w:val="en-GB"/>
+              </w:rPr>
+              <w:t xml:space="preserve"> 3</w:t>
+            </w:r>
+            <w:r>
+              <w:rPr>
+                <w:b/>
+                <w:bCs/>
+                <w:sz w:val="20"/>
+                <w:szCs w:val="20"/>
+                <w:lang w:val="en-GB"/>
+              </w:rPr>
+              <w:t>]</w:t>
             </w:r>
             <w:r>
               <w:rPr>
@@ -1339,14 +1353,6 @@
                 <w:lang w:val="en-GB"/>
               </w:rPr>
             </w:pPr>
-            <w:r>
-              <w:rPr>
-                <w:sz w:val="20"/>
-                <w:szCs w:val="20"/>
-                <w:lang w:val="en-GB"/>
-              </w:rPr>
-              <w:t>NN</w:t>
-            </w:r>
           </w:p>
         </w:tc>
         <w:tc>
@@ -1372,16 +1378,6 @@
                 <w:lang w:val="en-GB"/>
               </w:rPr>
             </w:pPr>
-            <w:proofErr w:type="gramStart"/>
-            <w:r>
-              <w:rPr>
-                <w:sz w:val="20"/>
-                <w:szCs w:val="20"/>
-                <w:lang w:val="en-GB"/>
-              </w:rPr>
-              <w:t>NNNN,NN</w:t>
-            </w:r>
-            <w:proofErr w:type="gramEnd"/>
           </w:p>
         </w:tc>
         <w:tc>
@@ -1529,10 +1525,12 @@
                 <w:szCs w:val="20"/>
                 <w:lang w:val="en-GB"/>
               </w:rPr>
-              <w:t>[Product]</w:t>
-            </w:r>
-            <w:r>
-              <w:rPr>
+              <w:t>[Product</w:t>
+            </w:r>
+            <w:r>
+              <w:rPr>
+                <w:b/>
+                <w:bCs/>
                 <w:sz w:val="20"/>
                 <w:szCs w:val="20"/>
                 <w:lang w:val="en-GB"/>
@@ -1541,6 +1539,34 @@
             </w:r>
             <w:r>
               <w:rPr>
+                <w:b/>
+                <w:bCs/>
+                <w:sz w:val="20"/>
+                <w:szCs w:val="20"/>
+                <w:lang w:val="en-GB"/>
+              </w:rPr>
+              <w:t>4</w:t>
+            </w:r>
+            <w:r>
+              <w:rPr>
+                <w:b/>
+                <w:bCs/>
+                <w:sz w:val="20"/>
+                <w:szCs w:val="20"/>
+                <w:lang w:val="en-GB"/>
+              </w:rPr>
+              <w:t>]</w:t>
+            </w:r>
+            <w:r>
+              <w:rPr>
+                <w:sz w:val="20"/>
+                <w:szCs w:val="20"/>
+                <w:lang w:val="en-GB"/>
+              </w:rPr>
+              <w:t xml:space="preserve"> </w:t>
+            </w:r>
+            <w:r>
+              <w:rPr>
                 <w:sz w:val="20"/>
                 <w:szCs w:val="20"/>
                 <w:lang w:val="en-GB"/>
@@ -1588,14 +1614,6 @@
                 <w:lang w:val="en-GB"/>
               </w:rPr>
             </w:pPr>
-            <w:r>
-              <w:rPr>
-                <w:sz w:val="20"/>
-                <w:szCs w:val="20"/>
-                <w:lang w:val="en-GB"/>
-              </w:rPr>
-              <w:t>NN</w:t>
-            </w:r>
           </w:p>
         </w:tc>
         <w:tc>
@@ -1621,6 +1639,72 @@
                 <w:lang w:val="en-GB"/>
               </w:rPr>
             </w:pPr>
+          </w:p>
+        </w:tc>
+        <w:tc>
+          <w:tcPr>
+            <w:tcW w:w="992" w:type="dxa"/>
+            <w:tcBorders>
+              <w:top w:val="nil"/>
+              <w:left w:val="nil"/>
+              <w:bottom w:val="nil"/>
+              <w:right w:val="nil"/>
+            </w:tcBorders>
+          </w:tcPr>
+          <w:p>
+            <w:pPr>
+              <w:autoSpaceDE w:val="0"/>
+              <w:autoSpaceDN w:val="0"/>
+              <w:adjustRightInd w:val="0"/>
+              <w:spacing w:before="120" w:after="120" w:line="240" w:lineRule="auto"/>
+              <w:jc w:val="both"/>
+              <w:rPr>
+                <w:sz w:val="20"/>
+                <w:szCs w:val="20"/>
+                <w:lang w:val="en-GB"/>
+              </w:rPr>
+            </w:pPr>
+            <w:r>
+              <w:rPr>
+                <w:sz w:val="20"/>
+                <w:szCs w:val="20"/>
+                <w:lang w:val="en-GB"/>
+              </w:rPr>
+              <w:t>[ISO]</w:t>
+            </w:r>
+          </w:p>
+        </w:tc>
+        <w:tc>
+          <w:tcPr>
+            <w:tcW w:w="2126" w:type="dxa"/>
+            <w:tcBorders>
+              <w:top w:val="nil"/>
+              <w:left w:val="nil"/>
+              <w:bottom w:val="nil"/>
+              <w:right w:val="nil"/>
+            </w:tcBorders>
+          </w:tcPr>
+          <w:p>
+            <w:pPr>
+              <w:autoSpaceDE w:val="0"/>
+              <w:autoSpaceDN w:val="0"/>
+              <w:adjustRightInd w:val="0"/>
+              <w:spacing w:before="120" w:after="120" w:line="240" w:lineRule="auto"/>
+              <w:jc w:val="right"/>
+              <w:rPr>
+                <w:sz w:val="20"/>
+                <w:szCs w:val="20"/>
+                <w:lang w:val="en-GB"/>
+              </w:rPr>
+            </w:pPr>
+            <w:r>
+              <w:rPr>
+                <w:sz w:val="20"/>
+                <w:szCs w:val="20"/>
+                <w:lang w:val="en-GB"/>
+              </w:rPr>
+              <w:t>[Price</w:t>
+            </w:r>
             <w:proofErr w:type="gramStart"/>
             <w:r>
               <w:rPr>
@@ -1628,9 +1712,2866 @@
                 <w:szCs w:val="20"/>
                 <w:lang w:val="en-GB"/>
               </w:rPr>
-              <w:t>NNNN,NN</w:t>
+              <w:t>],-</w:t>
             </w:r>
             <w:proofErr w:type="gramEnd"/>
+          </w:p>
+        </w:tc>
+      </w:tr>
+      <w:tr>
+        <w:trPr>
+          <w:trHeight w:val="329"/>
+        </w:trPr>
+        <w:tc>
+          <w:tcPr>
+            <w:tcW w:w="639" w:type="dxa"/>
+            <w:tcBorders>
+              <w:top w:val="nil"/>
+              <w:left w:val="nil"/>
+              <w:bottom w:val="nil"/>
+              <w:right w:val="nil"/>
+            </w:tcBorders>
+          </w:tcPr>
+          <w:p>
+            <w:pPr>
+              <w:autoSpaceDE w:val="0"/>
+              <w:autoSpaceDN w:val="0"/>
+              <w:adjustRightInd w:val="0"/>
+              <w:spacing w:before="120" w:after="120" w:line="240" w:lineRule="auto"/>
+              <w:jc w:val="both"/>
+              <w:rPr>
+                <w:sz w:val="20"/>
+                <w:szCs w:val="20"/>
+                <w:lang w:val="en-GB"/>
+              </w:rPr>
+            </w:pPr>
+            <w:r>
+              <w:rPr>
+                <w:sz w:val="20"/>
+                <w:szCs w:val="20"/>
+                <w:lang w:val="en-GB"/>
+              </w:rPr>
+              <w:t>50</w:t>
+            </w:r>
+          </w:p>
+        </w:tc>
+        <w:tc>
+          <w:tcPr>
+            <w:tcW w:w="3897" w:type="dxa"/>
+            <w:tcBorders>
+              <w:top w:val="nil"/>
+              <w:left w:val="nil"/>
+              <w:bottom w:val="nil"/>
+              <w:right w:val="nil"/>
+            </w:tcBorders>
+          </w:tcPr>
+          <w:p>
+            <w:pPr>
+              <w:autoSpaceDE w:val="0"/>
+              <w:autoSpaceDN w:val="0"/>
+              <w:adjustRightInd w:val="0"/>
+              <w:spacing w:before="120" w:after="120" w:line="240" w:lineRule="auto"/>
+              <w:jc w:val="both"/>
+              <w:rPr>
+                <w:b/>
+                <w:bCs/>
+                <w:sz w:val="20"/>
+                <w:szCs w:val="20"/>
+                <w:lang w:val="en-GB"/>
+              </w:rPr>
+            </w:pPr>
+            <w:r>
+              <w:rPr>
+                <w:b/>
+                <w:bCs/>
+                <w:sz w:val="20"/>
+                <w:szCs w:val="20"/>
+                <w:lang w:val="en-GB"/>
+              </w:rPr>
+              <w:t>[Product</w:t>
+            </w:r>
+            <w:r>
+              <w:rPr>
+                <w:b/>
+                <w:bCs/>
+                <w:sz w:val="20"/>
+                <w:szCs w:val="20"/>
+                <w:lang w:val="en-GB"/>
+              </w:rPr>
+              <w:t xml:space="preserve"> </w:t>
+            </w:r>
+            <w:r>
+              <w:rPr>
+                <w:b/>
+                <w:bCs/>
+                <w:sz w:val="20"/>
+                <w:szCs w:val="20"/>
+                <w:lang w:val="en-GB"/>
+              </w:rPr>
+              <w:t>5</w:t>
+            </w:r>
+            <w:r>
+              <w:rPr>
+                <w:b/>
+                <w:bCs/>
+                <w:sz w:val="20"/>
+                <w:szCs w:val="20"/>
+                <w:lang w:val="en-GB"/>
+              </w:rPr>
+              <w:t>]</w:t>
+            </w:r>
+            <w:r>
+              <w:rPr>
+                <w:sz w:val="20"/>
+                <w:szCs w:val="20"/>
+                <w:lang w:val="en-GB"/>
+              </w:rPr>
+              <w:t xml:space="preserve"> </w:t>
+            </w:r>
+            <w:r>
+              <w:rPr>
+                <w:sz w:val="20"/>
+                <w:szCs w:val="20"/>
+                <w:lang w:val="en-GB"/>
+              </w:rPr>
+              <w:t>[</w:t>
+            </w:r>
+            <w:r>
+              <w:rPr>
+                <w:sz w:val="20"/>
+                <w:szCs w:val="20"/>
+                <w:lang w:val="en-GB"/>
+              </w:rPr>
+              <w:t>Description</w:t>
+            </w:r>
+            <w:r>
+              <w:rPr>
+                <w:sz w:val="20"/>
+                <w:szCs w:val="20"/>
+                <w:lang w:val="en-GB"/>
+              </w:rPr>
+              <w:t>]</w:t>
+            </w:r>
+          </w:p>
+        </w:tc>
+        <w:tc>
+          <w:tcPr>
+            <w:tcW w:w="709" w:type="dxa"/>
+            <w:tcBorders>
+              <w:top w:val="nil"/>
+              <w:left w:val="nil"/>
+              <w:bottom w:val="nil"/>
+              <w:right w:val="nil"/>
+            </w:tcBorders>
+          </w:tcPr>
+          <w:p>
+            <w:pPr>
+              <w:autoSpaceDE w:val="0"/>
+              <w:autoSpaceDN w:val="0"/>
+              <w:adjustRightInd w:val="0"/>
+              <w:spacing w:before="120" w:after="120" w:line="240" w:lineRule="auto"/>
+              <w:jc w:val="both"/>
+              <w:rPr>
+                <w:sz w:val="20"/>
+                <w:szCs w:val="20"/>
+                <w:lang w:val="en-GB"/>
+              </w:rPr>
+            </w:pPr>
+          </w:p>
+        </w:tc>
+        <w:tc>
+          <w:tcPr>
+            <w:tcW w:w="1276" w:type="dxa"/>
+            <w:tcBorders>
+              <w:top w:val="nil"/>
+              <w:left w:val="nil"/>
+              <w:bottom w:val="nil"/>
+              <w:right w:val="nil"/>
+            </w:tcBorders>
+          </w:tcPr>
+          <w:p>
+            <w:pPr>
+              <w:autoSpaceDE w:val="0"/>
+              <w:autoSpaceDN w:val="0"/>
+              <w:adjustRightInd w:val="0"/>
+              <w:spacing w:before="120" w:after="120" w:line="240" w:lineRule="auto"/>
+              <w:jc w:val="both"/>
+              <w:rPr>
+                <w:sz w:val="20"/>
+                <w:szCs w:val="20"/>
+                <w:lang w:val="en-GB"/>
+              </w:rPr>
+            </w:pPr>
+          </w:p>
+        </w:tc>
+        <w:tc>
+          <w:tcPr>
+            <w:tcW w:w="992" w:type="dxa"/>
+            <w:tcBorders>
+              <w:top w:val="nil"/>
+              <w:left w:val="nil"/>
+              <w:bottom w:val="nil"/>
+              <w:right w:val="nil"/>
+            </w:tcBorders>
+          </w:tcPr>
+          <w:p>
+            <w:pPr>
+              <w:autoSpaceDE w:val="0"/>
+              <w:autoSpaceDN w:val="0"/>
+              <w:adjustRightInd w:val="0"/>
+              <w:spacing w:before="120" w:after="120" w:line="240" w:lineRule="auto"/>
+              <w:jc w:val="both"/>
+              <w:rPr>
+                <w:sz w:val="20"/>
+                <w:szCs w:val="20"/>
+                <w:lang w:val="en-GB"/>
+              </w:rPr>
+            </w:pPr>
+            <w:r>
+              <w:rPr>
+                <w:sz w:val="20"/>
+                <w:szCs w:val="20"/>
+                <w:lang w:val="en-GB"/>
+              </w:rPr>
+              <w:t>[ISO]</w:t>
+            </w:r>
+          </w:p>
+        </w:tc>
+        <w:tc>
+          <w:tcPr>
+            <w:tcW w:w="2126" w:type="dxa"/>
+            <w:tcBorders>
+              <w:top w:val="nil"/>
+              <w:left w:val="nil"/>
+              <w:bottom w:val="nil"/>
+              <w:right w:val="nil"/>
+            </w:tcBorders>
+          </w:tcPr>
+          <w:p>
+            <w:pPr>
+              <w:autoSpaceDE w:val="0"/>
+              <w:autoSpaceDN w:val="0"/>
+              <w:adjustRightInd w:val="0"/>
+              <w:spacing w:before="120" w:after="120" w:line="240" w:lineRule="auto"/>
+              <w:jc w:val="right"/>
+              <w:rPr>
+                <w:sz w:val="20"/>
+                <w:szCs w:val="20"/>
+                <w:lang w:val="en-GB"/>
+              </w:rPr>
+            </w:pPr>
+            <w:r>
+              <w:rPr>
+                <w:sz w:val="20"/>
+                <w:szCs w:val="20"/>
+                <w:lang w:val="en-GB"/>
+              </w:rPr>
+              <w:t>[Price</w:t>
+            </w:r>
+            <w:proofErr w:type="gramStart"/>
+            <w:r>
+              <w:rPr>
+                <w:sz w:val="20"/>
+                <w:szCs w:val="20"/>
+                <w:lang w:val="en-GB"/>
+              </w:rPr>
+              <w:t>],-</w:t>
+            </w:r>
+            <w:proofErr w:type="gramEnd"/>
+          </w:p>
+        </w:tc>
+      </w:tr>
+      <w:tr>
+        <w:trPr>
+          <w:trHeight w:val="329"/>
+        </w:trPr>
+        <w:tc>
+          <w:tcPr>
+            <w:tcW w:w="639" w:type="dxa"/>
+            <w:tcBorders>
+              <w:top w:val="nil"/>
+              <w:left w:val="nil"/>
+              <w:bottom w:val="nil"/>
+              <w:right w:val="nil"/>
+            </w:tcBorders>
+          </w:tcPr>
+          <w:p>
+            <w:pPr>
+              <w:autoSpaceDE w:val="0"/>
+              <w:autoSpaceDN w:val="0"/>
+              <w:adjustRightInd w:val="0"/>
+              <w:spacing w:before="120" w:after="120" w:line="240" w:lineRule="auto"/>
+              <w:jc w:val="both"/>
+              <w:rPr>
+                <w:sz w:val="20"/>
+                <w:szCs w:val="20"/>
+                <w:lang w:val="en-GB"/>
+              </w:rPr>
+            </w:pPr>
+            <w:r>
+              <w:rPr>
+                <w:sz w:val="20"/>
+                <w:szCs w:val="20"/>
+                <w:lang w:val="en-GB"/>
+              </w:rPr>
+              <w:t>60</w:t>
+            </w:r>
+          </w:p>
+        </w:tc>
+        <w:tc>
+          <w:tcPr>
+            <w:tcW w:w="3897" w:type="dxa"/>
+            <w:tcBorders>
+              <w:top w:val="nil"/>
+              <w:left w:val="nil"/>
+              <w:bottom w:val="nil"/>
+              <w:right w:val="nil"/>
+            </w:tcBorders>
+          </w:tcPr>
+          <w:p>
+            <w:pPr>
+              <w:autoSpaceDE w:val="0"/>
+              <w:autoSpaceDN w:val="0"/>
+              <w:adjustRightInd w:val="0"/>
+              <w:spacing w:before="120" w:after="120" w:line="240" w:lineRule="auto"/>
+              <w:jc w:val="both"/>
+              <w:rPr>
+                <w:b/>
+                <w:bCs/>
+                <w:sz w:val="20"/>
+                <w:szCs w:val="20"/>
+                <w:lang w:val="en-GB"/>
+              </w:rPr>
+            </w:pPr>
+            <w:r>
+              <w:rPr>
+                <w:b/>
+                <w:bCs/>
+                <w:sz w:val="20"/>
+                <w:szCs w:val="20"/>
+                <w:lang w:val="en-GB"/>
+              </w:rPr>
+              <w:t>[Product</w:t>
+            </w:r>
+            <w:r>
+              <w:rPr>
+                <w:b/>
+                <w:bCs/>
+                <w:sz w:val="20"/>
+                <w:szCs w:val="20"/>
+                <w:lang w:val="en-GB"/>
+              </w:rPr>
+              <w:t xml:space="preserve"> </w:t>
+            </w:r>
+            <w:r>
+              <w:rPr>
+                <w:b/>
+                <w:bCs/>
+                <w:sz w:val="20"/>
+                <w:szCs w:val="20"/>
+                <w:lang w:val="en-GB"/>
+              </w:rPr>
+              <w:t>6</w:t>
+            </w:r>
+            <w:r>
+              <w:rPr>
+                <w:b/>
+                <w:bCs/>
+                <w:sz w:val="20"/>
+                <w:szCs w:val="20"/>
+                <w:lang w:val="en-GB"/>
+              </w:rPr>
+              <w:t>]</w:t>
+            </w:r>
+            <w:r>
+              <w:rPr>
+                <w:sz w:val="20"/>
+                <w:szCs w:val="20"/>
+                <w:lang w:val="en-GB"/>
+              </w:rPr>
+              <w:t xml:space="preserve"> </w:t>
+            </w:r>
+            <w:r>
+              <w:rPr>
+                <w:sz w:val="20"/>
+                <w:szCs w:val="20"/>
+                <w:lang w:val="en-GB"/>
+              </w:rPr>
+              <w:t>[</w:t>
+            </w:r>
+            <w:r>
+              <w:rPr>
+                <w:sz w:val="20"/>
+                <w:szCs w:val="20"/>
+                <w:lang w:val="en-GB"/>
+              </w:rPr>
+              <w:t>Description</w:t>
+            </w:r>
+            <w:r>
+              <w:rPr>
+                <w:sz w:val="20"/>
+                <w:szCs w:val="20"/>
+                <w:lang w:val="en-GB"/>
+              </w:rPr>
+              <w:t>]</w:t>
+            </w:r>
+          </w:p>
+        </w:tc>
+        <w:tc>
+          <w:tcPr>
+            <w:tcW w:w="709" w:type="dxa"/>
+            <w:tcBorders>
+              <w:top w:val="nil"/>
+              <w:left w:val="nil"/>
+              <w:bottom w:val="nil"/>
+              <w:right w:val="nil"/>
+            </w:tcBorders>
+          </w:tcPr>
+          <w:p>
+            <w:pPr>
+              <w:autoSpaceDE w:val="0"/>
+              <w:autoSpaceDN w:val="0"/>
+              <w:adjustRightInd w:val="0"/>
+              <w:spacing w:before="120" w:after="120" w:line="240" w:lineRule="auto"/>
+              <w:jc w:val="both"/>
+              <w:rPr>
+                <w:sz w:val="20"/>
+                <w:szCs w:val="20"/>
+                <w:lang w:val="en-GB"/>
+              </w:rPr>
+            </w:pPr>
+          </w:p>
+        </w:tc>
+        <w:tc>
+          <w:tcPr>
+            <w:tcW w:w="1276" w:type="dxa"/>
+            <w:tcBorders>
+              <w:top w:val="nil"/>
+              <w:left w:val="nil"/>
+              <w:bottom w:val="nil"/>
+              <w:right w:val="nil"/>
+            </w:tcBorders>
+          </w:tcPr>
+          <w:p>
+            <w:pPr>
+              <w:autoSpaceDE w:val="0"/>
+              <w:autoSpaceDN w:val="0"/>
+              <w:adjustRightInd w:val="0"/>
+              <w:spacing w:before="120" w:after="120" w:line="240" w:lineRule="auto"/>
+              <w:jc w:val="both"/>
+              <w:rPr>
+                <w:sz w:val="20"/>
+                <w:szCs w:val="20"/>
+                <w:lang w:val="en-GB"/>
+              </w:rPr>
+            </w:pPr>
+          </w:p>
+        </w:tc>
+        <w:tc>
+          <w:tcPr>
+            <w:tcW w:w="992" w:type="dxa"/>
+            <w:tcBorders>
+              <w:top w:val="nil"/>
+              <w:left w:val="nil"/>
+              <w:bottom w:val="nil"/>
+              <w:right w:val="nil"/>
+            </w:tcBorders>
+          </w:tcPr>
+          <w:p>
+            <w:pPr>
+              <w:autoSpaceDE w:val="0"/>
+              <w:autoSpaceDN w:val="0"/>
+              <w:adjustRightInd w:val="0"/>
+              <w:spacing w:before="120" w:after="120" w:line="240" w:lineRule="auto"/>
+              <w:jc w:val="both"/>
+              <w:rPr>
+                <w:sz w:val="20"/>
+                <w:szCs w:val="20"/>
+                <w:lang w:val="en-GB"/>
+              </w:rPr>
+            </w:pPr>
+            <w:r>
+              <w:rPr>
+                <w:sz w:val="20"/>
+                <w:szCs w:val="20"/>
+                <w:lang w:val="en-GB"/>
+              </w:rPr>
+              <w:t>[ISO]</w:t>
+            </w:r>
+          </w:p>
+        </w:tc>
+        <w:tc>
+          <w:tcPr>
+            <w:tcW w:w="2126" w:type="dxa"/>
+            <w:tcBorders>
+              <w:top w:val="nil"/>
+              <w:left w:val="nil"/>
+              <w:bottom w:val="nil"/>
+              <w:right w:val="nil"/>
+            </w:tcBorders>
+          </w:tcPr>
+          <w:p>
+            <w:pPr>
+              <w:autoSpaceDE w:val="0"/>
+              <w:autoSpaceDN w:val="0"/>
+              <w:adjustRightInd w:val="0"/>
+              <w:spacing w:before="120" w:after="120" w:line="240" w:lineRule="auto"/>
+              <w:jc w:val="right"/>
+              <w:rPr>
+                <w:sz w:val="20"/>
+                <w:szCs w:val="20"/>
+                <w:lang w:val="en-GB"/>
+              </w:rPr>
+            </w:pPr>
+            <w:r>
+              <w:rPr>
+                <w:sz w:val="20"/>
+                <w:szCs w:val="20"/>
+                <w:lang w:val="en-GB"/>
+              </w:rPr>
+              <w:t>[Price</w:t>
+            </w:r>
+            <w:proofErr w:type="gramStart"/>
+            <w:r>
+              <w:rPr>
+                <w:sz w:val="20"/>
+                <w:szCs w:val="20"/>
+                <w:lang w:val="en-GB"/>
+              </w:rPr>
+              <w:t>],-</w:t>
+            </w:r>
+            <w:proofErr w:type="gramEnd"/>
+          </w:p>
+        </w:tc>
+      </w:tr>
+      <w:tr>
+        <w:trPr>
+          <w:trHeight w:val="329"/>
+        </w:trPr>
+        <w:tc>
+          <w:tcPr>
+            <w:tcW w:w="639" w:type="dxa"/>
+            <w:tcBorders>
+              <w:top w:val="nil"/>
+              <w:left w:val="nil"/>
+              <w:bottom w:val="nil"/>
+              <w:right w:val="nil"/>
+            </w:tcBorders>
+          </w:tcPr>
+          <w:p>
+            <w:pPr>
+              <w:autoSpaceDE w:val="0"/>
+              <w:autoSpaceDN w:val="0"/>
+              <w:adjustRightInd w:val="0"/>
+              <w:spacing w:before="120" w:after="120" w:line="240" w:lineRule="auto"/>
+              <w:jc w:val="both"/>
+              <w:rPr>
+                <w:sz w:val="20"/>
+                <w:szCs w:val="20"/>
+                <w:lang w:val="en-GB"/>
+              </w:rPr>
+            </w:pPr>
+            <w:r>
+              <w:rPr>
+                <w:sz w:val="20"/>
+                <w:szCs w:val="20"/>
+                <w:lang w:val="en-GB"/>
+              </w:rPr>
+              <w:t>7</w:t>
+            </w:r>
+            <w:r>
+              <w:rPr>
+                <w:sz w:val="20"/>
+                <w:szCs w:val="20"/>
+                <w:lang w:val="en-GB"/>
+              </w:rPr>
+              <w:t>0</w:t>
+            </w:r>
+          </w:p>
+        </w:tc>
+        <w:tc>
+          <w:tcPr>
+            <w:tcW w:w="3897" w:type="dxa"/>
+            <w:tcBorders>
+              <w:top w:val="nil"/>
+              <w:left w:val="nil"/>
+              <w:bottom w:val="nil"/>
+              <w:right w:val="nil"/>
+            </w:tcBorders>
+          </w:tcPr>
+          <w:p>
+            <w:pPr>
+              <w:autoSpaceDE w:val="0"/>
+              <w:autoSpaceDN w:val="0"/>
+              <w:adjustRightInd w:val="0"/>
+              <w:spacing w:before="120" w:after="120" w:line="240" w:lineRule="auto"/>
+              <w:jc w:val="both"/>
+              <w:rPr>
+                <w:b/>
+                <w:bCs/>
+                <w:sz w:val="20"/>
+                <w:szCs w:val="20"/>
+                <w:lang w:val="en-GB"/>
+              </w:rPr>
+            </w:pPr>
+            <w:r>
+              <w:rPr>
+                <w:b/>
+                <w:bCs/>
+                <w:sz w:val="20"/>
+                <w:szCs w:val="20"/>
+                <w:lang w:val="en-GB"/>
+              </w:rPr>
+              <w:t>[Product</w:t>
+            </w:r>
+            <w:r>
+              <w:rPr>
+                <w:b/>
+                <w:bCs/>
+                <w:sz w:val="20"/>
+                <w:szCs w:val="20"/>
+                <w:lang w:val="en-GB"/>
+              </w:rPr>
+              <w:t xml:space="preserve"> </w:t>
+            </w:r>
+            <w:r>
+              <w:rPr>
+                <w:b/>
+                <w:bCs/>
+                <w:sz w:val="20"/>
+                <w:szCs w:val="20"/>
+                <w:lang w:val="en-GB"/>
+              </w:rPr>
+              <w:t>7</w:t>
+            </w:r>
+            <w:r>
+              <w:rPr>
+                <w:b/>
+                <w:bCs/>
+                <w:sz w:val="20"/>
+                <w:szCs w:val="20"/>
+                <w:lang w:val="en-GB"/>
+              </w:rPr>
+              <w:t>]</w:t>
+            </w:r>
+            <w:r>
+              <w:rPr>
+                <w:sz w:val="20"/>
+                <w:szCs w:val="20"/>
+                <w:lang w:val="en-GB"/>
+              </w:rPr>
+              <w:t xml:space="preserve"> </w:t>
+            </w:r>
+            <w:r>
+              <w:rPr>
+                <w:sz w:val="20"/>
+                <w:szCs w:val="20"/>
+                <w:lang w:val="en-GB"/>
+              </w:rPr>
+              <w:t>[</w:t>
+            </w:r>
+            <w:r>
+              <w:rPr>
+                <w:sz w:val="20"/>
+                <w:szCs w:val="20"/>
+                <w:lang w:val="en-GB"/>
+              </w:rPr>
+              <w:t>Description</w:t>
+            </w:r>
+            <w:r>
+              <w:rPr>
+                <w:sz w:val="20"/>
+                <w:szCs w:val="20"/>
+                <w:lang w:val="en-GB"/>
+              </w:rPr>
+              <w:t>]</w:t>
+            </w:r>
+          </w:p>
+        </w:tc>
+        <w:tc>
+          <w:tcPr>
+            <w:tcW w:w="709" w:type="dxa"/>
+            <w:tcBorders>
+              <w:top w:val="nil"/>
+              <w:left w:val="nil"/>
+              <w:bottom w:val="nil"/>
+              <w:right w:val="nil"/>
+            </w:tcBorders>
+          </w:tcPr>
+          <w:p>
+            <w:pPr>
+              <w:autoSpaceDE w:val="0"/>
+              <w:autoSpaceDN w:val="0"/>
+              <w:adjustRightInd w:val="0"/>
+              <w:spacing w:before="120" w:after="120" w:line="240" w:lineRule="auto"/>
+              <w:jc w:val="both"/>
+              <w:rPr>
+                <w:sz w:val="20"/>
+                <w:szCs w:val="20"/>
+                <w:lang w:val="en-GB"/>
+              </w:rPr>
+            </w:pPr>
+          </w:p>
+        </w:tc>
+        <w:tc>
+          <w:tcPr>
+            <w:tcW w:w="1276" w:type="dxa"/>
+            <w:tcBorders>
+              <w:top w:val="nil"/>
+              <w:left w:val="nil"/>
+              <w:bottom w:val="nil"/>
+              <w:right w:val="nil"/>
+            </w:tcBorders>
+          </w:tcPr>
+          <w:p>
+            <w:pPr>
+              <w:autoSpaceDE w:val="0"/>
+              <w:autoSpaceDN w:val="0"/>
+              <w:adjustRightInd w:val="0"/>
+              <w:spacing w:before="120" w:after="120" w:line="240" w:lineRule="auto"/>
+              <w:jc w:val="both"/>
+              <w:rPr>
+                <w:sz w:val="20"/>
+                <w:szCs w:val="20"/>
+                <w:lang w:val="en-GB"/>
+              </w:rPr>
+            </w:pPr>
+          </w:p>
+        </w:tc>
+        <w:tc>
+          <w:tcPr>
+            <w:tcW w:w="992" w:type="dxa"/>
+            <w:tcBorders>
+              <w:top w:val="nil"/>
+              <w:left w:val="nil"/>
+              <w:bottom w:val="nil"/>
+              <w:right w:val="nil"/>
+            </w:tcBorders>
+          </w:tcPr>
+          <w:p>
+            <w:pPr>
+              <w:autoSpaceDE w:val="0"/>
+              <w:autoSpaceDN w:val="0"/>
+              <w:adjustRightInd w:val="0"/>
+              <w:spacing w:before="120" w:after="120" w:line="240" w:lineRule="auto"/>
+              <w:jc w:val="both"/>
+              <w:rPr>
+                <w:sz w:val="20"/>
+                <w:szCs w:val="20"/>
+                <w:lang w:val="en-GB"/>
+              </w:rPr>
+            </w:pPr>
+            <w:r>
+              <w:rPr>
+                <w:sz w:val="20"/>
+                <w:szCs w:val="20"/>
+                <w:lang w:val="en-GB"/>
+              </w:rPr>
+              <w:t>[ISO]</w:t>
+            </w:r>
+          </w:p>
+        </w:tc>
+        <w:tc>
+          <w:tcPr>
+            <w:tcW w:w="2126" w:type="dxa"/>
+            <w:tcBorders>
+              <w:top w:val="nil"/>
+              <w:left w:val="nil"/>
+              <w:bottom w:val="nil"/>
+              <w:right w:val="nil"/>
+            </w:tcBorders>
+          </w:tcPr>
+          <w:p>
+            <w:pPr>
+              <w:autoSpaceDE w:val="0"/>
+              <w:autoSpaceDN w:val="0"/>
+              <w:adjustRightInd w:val="0"/>
+              <w:spacing w:before="120" w:after="120" w:line="240" w:lineRule="auto"/>
+              <w:jc w:val="right"/>
+              <w:rPr>
+                <w:sz w:val="20"/>
+                <w:szCs w:val="20"/>
+                <w:lang w:val="en-GB"/>
+              </w:rPr>
+            </w:pPr>
+            <w:r>
+              <w:rPr>
+                <w:sz w:val="20"/>
+                <w:szCs w:val="20"/>
+                <w:lang w:val="en-GB"/>
+              </w:rPr>
+              <w:t>[Price</w:t>
+            </w:r>
+            <w:proofErr w:type="gramStart"/>
+            <w:r>
+              <w:rPr>
+                <w:sz w:val="20"/>
+                <w:szCs w:val="20"/>
+                <w:lang w:val="en-GB"/>
+              </w:rPr>
+              <w:t>],-</w:t>
+            </w:r>
+            <w:proofErr w:type="gramEnd"/>
+          </w:p>
+        </w:tc>
+      </w:tr>
+      <w:tr>
+        <w:trPr>
+          <w:trHeight w:val="329"/>
+        </w:trPr>
+        <w:tc>
+          <w:tcPr>
+            <w:tcW w:w="639" w:type="dxa"/>
+            <w:tcBorders>
+              <w:top w:val="nil"/>
+              <w:left w:val="nil"/>
+              <w:bottom w:val="nil"/>
+              <w:right w:val="nil"/>
+            </w:tcBorders>
+          </w:tcPr>
+          <w:p>
+            <w:pPr>
+              <w:autoSpaceDE w:val="0"/>
+              <w:autoSpaceDN w:val="0"/>
+              <w:adjustRightInd w:val="0"/>
+              <w:spacing w:before="120" w:after="120" w:line="240" w:lineRule="auto"/>
+              <w:jc w:val="both"/>
+              <w:rPr>
+                <w:sz w:val="20"/>
+                <w:szCs w:val="20"/>
+                <w:lang w:val="en-GB"/>
+              </w:rPr>
+            </w:pPr>
+            <w:r>
+              <w:rPr>
+                <w:sz w:val="20"/>
+                <w:szCs w:val="20"/>
+                <w:lang w:val="en-GB"/>
+              </w:rPr>
+              <w:t>8</w:t>
+            </w:r>
+            <w:r>
+              <w:rPr>
+                <w:sz w:val="20"/>
+                <w:szCs w:val="20"/>
+                <w:lang w:val="en-GB"/>
+              </w:rPr>
+              <w:t>0</w:t>
+            </w:r>
+          </w:p>
+        </w:tc>
+        <w:tc>
+          <w:tcPr>
+            <w:tcW w:w="3897" w:type="dxa"/>
+            <w:tcBorders>
+              <w:top w:val="nil"/>
+              <w:left w:val="nil"/>
+              <w:bottom w:val="nil"/>
+              <w:right w:val="nil"/>
+            </w:tcBorders>
+          </w:tcPr>
+          <w:p>
+            <w:pPr>
+              <w:autoSpaceDE w:val="0"/>
+              <w:autoSpaceDN w:val="0"/>
+              <w:adjustRightInd w:val="0"/>
+              <w:spacing w:before="120" w:after="120" w:line="240" w:lineRule="auto"/>
+              <w:jc w:val="both"/>
+              <w:rPr>
+                <w:b/>
+                <w:bCs/>
+                <w:sz w:val="20"/>
+                <w:szCs w:val="20"/>
+                <w:lang w:val="en-GB"/>
+              </w:rPr>
+            </w:pPr>
+            <w:r>
+              <w:rPr>
+                <w:b/>
+                <w:bCs/>
+                <w:sz w:val="20"/>
+                <w:szCs w:val="20"/>
+                <w:lang w:val="en-GB"/>
+              </w:rPr>
+              <w:t>[Product</w:t>
+            </w:r>
+            <w:r>
+              <w:rPr>
+                <w:b/>
+                <w:bCs/>
+                <w:sz w:val="20"/>
+                <w:szCs w:val="20"/>
+                <w:lang w:val="en-GB"/>
+              </w:rPr>
+              <w:t xml:space="preserve"> </w:t>
+            </w:r>
+            <w:r>
+              <w:rPr>
+                <w:b/>
+                <w:bCs/>
+                <w:sz w:val="20"/>
+                <w:szCs w:val="20"/>
+                <w:lang w:val="en-GB"/>
+              </w:rPr>
+              <w:t>8</w:t>
+            </w:r>
+            <w:r>
+              <w:rPr>
+                <w:b/>
+                <w:bCs/>
+                <w:sz w:val="20"/>
+                <w:szCs w:val="20"/>
+                <w:lang w:val="en-GB"/>
+              </w:rPr>
+              <w:t>]</w:t>
+            </w:r>
+            <w:r>
+              <w:rPr>
+                <w:sz w:val="20"/>
+                <w:szCs w:val="20"/>
+                <w:lang w:val="en-GB"/>
+              </w:rPr>
+              <w:t xml:space="preserve"> </w:t>
+            </w:r>
+            <w:r>
+              <w:rPr>
+                <w:sz w:val="20"/>
+                <w:szCs w:val="20"/>
+                <w:lang w:val="en-GB"/>
+              </w:rPr>
+              <w:t>[</w:t>
+            </w:r>
+            <w:r>
+              <w:rPr>
+                <w:sz w:val="20"/>
+                <w:szCs w:val="20"/>
+                <w:lang w:val="en-GB"/>
+              </w:rPr>
+              <w:t>Description</w:t>
+            </w:r>
+            <w:r>
+              <w:rPr>
+                <w:sz w:val="20"/>
+                <w:szCs w:val="20"/>
+                <w:lang w:val="en-GB"/>
+              </w:rPr>
+              <w:t>]</w:t>
+            </w:r>
+          </w:p>
+        </w:tc>
+        <w:tc>
+          <w:tcPr>
+            <w:tcW w:w="709" w:type="dxa"/>
+            <w:tcBorders>
+              <w:top w:val="nil"/>
+              <w:left w:val="nil"/>
+              <w:bottom w:val="nil"/>
+              <w:right w:val="nil"/>
+            </w:tcBorders>
+          </w:tcPr>
+          <w:p>
+            <w:pPr>
+              <w:autoSpaceDE w:val="0"/>
+              <w:autoSpaceDN w:val="0"/>
+              <w:adjustRightInd w:val="0"/>
+              <w:spacing w:before="120" w:after="120" w:line="240" w:lineRule="auto"/>
+              <w:jc w:val="both"/>
+              <w:rPr>
+                <w:sz w:val="20"/>
+                <w:szCs w:val="20"/>
+                <w:lang w:val="en-GB"/>
+              </w:rPr>
+            </w:pPr>
+          </w:p>
+        </w:tc>
+        <w:tc>
+          <w:tcPr>
+            <w:tcW w:w="1276" w:type="dxa"/>
+            <w:tcBorders>
+              <w:top w:val="nil"/>
+              <w:left w:val="nil"/>
+              <w:bottom w:val="nil"/>
+              <w:right w:val="nil"/>
+            </w:tcBorders>
+          </w:tcPr>
+          <w:p>
+            <w:pPr>
+              <w:autoSpaceDE w:val="0"/>
+              <w:autoSpaceDN w:val="0"/>
+              <w:adjustRightInd w:val="0"/>
+              <w:spacing w:before="120" w:after="120" w:line="240" w:lineRule="auto"/>
+              <w:jc w:val="both"/>
+              <w:rPr>
+                <w:sz w:val="20"/>
+                <w:szCs w:val="20"/>
+                <w:lang w:val="en-GB"/>
+              </w:rPr>
+            </w:pPr>
+          </w:p>
+        </w:tc>
+        <w:tc>
+          <w:tcPr>
+            <w:tcW w:w="992" w:type="dxa"/>
+            <w:tcBorders>
+              <w:top w:val="nil"/>
+              <w:left w:val="nil"/>
+              <w:bottom w:val="nil"/>
+              <w:right w:val="nil"/>
+            </w:tcBorders>
+          </w:tcPr>
+          <w:p>
+            <w:pPr>
+              <w:autoSpaceDE w:val="0"/>
+              <w:autoSpaceDN w:val="0"/>
+              <w:adjustRightInd w:val="0"/>
+              <w:spacing w:before="120" w:after="120" w:line="240" w:lineRule="auto"/>
+              <w:jc w:val="both"/>
+              <w:rPr>
+                <w:sz w:val="20"/>
+                <w:szCs w:val="20"/>
+                <w:lang w:val="en-GB"/>
+              </w:rPr>
+            </w:pPr>
+            <w:r>
+              <w:rPr>
+                <w:sz w:val="20"/>
+                <w:szCs w:val="20"/>
+                <w:lang w:val="en-GB"/>
+              </w:rPr>
+              <w:t>[ISO]</w:t>
+            </w:r>
+          </w:p>
+        </w:tc>
+        <w:tc>
+          <w:tcPr>
+            <w:tcW w:w="2126" w:type="dxa"/>
+            <w:tcBorders>
+              <w:top w:val="nil"/>
+              <w:left w:val="nil"/>
+              <w:bottom w:val="nil"/>
+              <w:right w:val="nil"/>
+            </w:tcBorders>
+          </w:tcPr>
+          <w:p>
+            <w:pPr>
+              <w:autoSpaceDE w:val="0"/>
+              <w:autoSpaceDN w:val="0"/>
+              <w:adjustRightInd w:val="0"/>
+              <w:spacing w:before="120" w:after="120" w:line="240" w:lineRule="auto"/>
+              <w:jc w:val="right"/>
+              <w:rPr>
+                <w:sz w:val="20"/>
+                <w:szCs w:val="20"/>
+                <w:lang w:val="en-GB"/>
+              </w:rPr>
+            </w:pPr>
+            <w:r>
+              <w:rPr>
+                <w:sz w:val="20"/>
+                <w:szCs w:val="20"/>
+                <w:lang w:val="en-GB"/>
+              </w:rPr>
+              <w:t>[Price</w:t>
+            </w:r>
+            <w:proofErr w:type="gramStart"/>
+            <w:r>
+              <w:rPr>
+                <w:sz w:val="20"/>
+                <w:szCs w:val="20"/>
+                <w:lang w:val="en-GB"/>
+              </w:rPr>
+              <w:t>],-</w:t>
+            </w:r>
+            <w:proofErr w:type="gramEnd"/>
+          </w:p>
+        </w:tc>
+      </w:tr>
+      <w:tr>
+        <w:trPr>
+          <w:trHeight w:val="329"/>
+        </w:trPr>
+        <w:tc>
+          <w:tcPr>
+            <w:tcW w:w="639" w:type="dxa"/>
+            <w:tcBorders>
+              <w:top w:val="nil"/>
+              <w:left w:val="nil"/>
+              <w:bottom w:val="nil"/>
+              <w:right w:val="nil"/>
+            </w:tcBorders>
+          </w:tcPr>
+          <w:p>
+            <w:pPr>
+              <w:autoSpaceDE w:val="0"/>
+              <w:autoSpaceDN w:val="0"/>
+              <w:adjustRightInd w:val="0"/>
+              <w:spacing w:before="120" w:after="120" w:line="240" w:lineRule="auto"/>
+              <w:jc w:val="both"/>
+              <w:rPr>
+                <w:sz w:val="20"/>
+                <w:szCs w:val="20"/>
+                <w:lang w:val="en-GB"/>
+              </w:rPr>
+            </w:pPr>
+            <w:r>
+              <w:rPr>
+                <w:sz w:val="20"/>
+                <w:szCs w:val="20"/>
+                <w:lang w:val="en-GB"/>
+              </w:rPr>
+              <w:t>9</w:t>
+            </w:r>
+            <w:r>
+              <w:rPr>
+                <w:sz w:val="20"/>
+                <w:szCs w:val="20"/>
+                <w:lang w:val="en-GB"/>
+              </w:rPr>
+              <w:t>0</w:t>
+            </w:r>
+          </w:p>
+        </w:tc>
+        <w:tc>
+          <w:tcPr>
+            <w:tcW w:w="3897" w:type="dxa"/>
+            <w:tcBorders>
+              <w:top w:val="nil"/>
+              <w:left w:val="nil"/>
+              <w:bottom w:val="nil"/>
+              <w:right w:val="nil"/>
+            </w:tcBorders>
+          </w:tcPr>
+          <w:p>
+            <w:pPr>
+              <w:autoSpaceDE w:val="0"/>
+              <w:autoSpaceDN w:val="0"/>
+              <w:adjustRightInd w:val="0"/>
+              <w:spacing w:before="120" w:after="120" w:line="240" w:lineRule="auto"/>
+              <w:jc w:val="both"/>
+              <w:rPr>
+                <w:b/>
+                <w:bCs/>
+                <w:sz w:val="20"/>
+                <w:szCs w:val="20"/>
+                <w:lang w:val="en-GB"/>
+              </w:rPr>
+            </w:pPr>
+            <w:r>
+              <w:rPr>
+                <w:b/>
+                <w:bCs/>
+                <w:sz w:val="20"/>
+                <w:szCs w:val="20"/>
+                <w:lang w:val="en-GB"/>
+              </w:rPr>
+              <w:t>[Product</w:t>
+            </w:r>
+            <w:r>
+              <w:rPr>
+                <w:b/>
+                <w:bCs/>
+                <w:sz w:val="20"/>
+                <w:szCs w:val="20"/>
+                <w:lang w:val="en-GB"/>
+              </w:rPr>
+              <w:t xml:space="preserve"> </w:t>
+            </w:r>
+            <w:r>
+              <w:rPr>
+                <w:b/>
+                <w:bCs/>
+                <w:sz w:val="20"/>
+                <w:szCs w:val="20"/>
+                <w:lang w:val="en-GB"/>
+              </w:rPr>
+              <w:t>9</w:t>
+            </w:r>
+            <w:r>
+              <w:rPr>
+                <w:b/>
+                <w:bCs/>
+                <w:sz w:val="20"/>
+                <w:szCs w:val="20"/>
+                <w:lang w:val="en-GB"/>
+              </w:rPr>
+              <w:t>]</w:t>
+            </w:r>
+            <w:r>
+              <w:rPr>
+                <w:sz w:val="20"/>
+                <w:szCs w:val="20"/>
+                <w:lang w:val="en-GB"/>
+              </w:rPr>
+              <w:t xml:space="preserve"> </w:t>
+            </w:r>
+            <w:r>
+              <w:rPr>
+                <w:sz w:val="20"/>
+                <w:szCs w:val="20"/>
+                <w:lang w:val="en-GB"/>
+              </w:rPr>
+              <w:t>[</w:t>
+            </w:r>
+            <w:r>
+              <w:rPr>
+                <w:sz w:val="20"/>
+                <w:szCs w:val="20"/>
+                <w:lang w:val="en-GB"/>
+              </w:rPr>
+              <w:t>Description</w:t>
+            </w:r>
+            <w:r>
+              <w:rPr>
+                <w:sz w:val="20"/>
+                <w:szCs w:val="20"/>
+                <w:lang w:val="en-GB"/>
+              </w:rPr>
+              <w:t>]</w:t>
+            </w:r>
+          </w:p>
+        </w:tc>
+        <w:tc>
+          <w:tcPr>
+            <w:tcW w:w="709" w:type="dxa"/>
+            <w:tcBorders>
+              <w:top w:val="nil"/>
+              <w:left w:val="nil"/>
+              <w:bottom w:val="nil"/>
+              <w:right w:val="nil"/>
+            </w:tcBorders>
+          </w:tcPr>
+          <w:p>
+            <w:pPr>
+              <w:autoSpaceDE w:val="0"/>
+              <w:autoSpaceDN w:val="0"/>
+              <w:adjustRightInd w:val="0"/>
+              <w:spacing w:before="120" w:after="120" w:line="240" w:lineRule="auto"/>
+              <w:jc w:val="both"/>
+              <w:rPr>
+                <w:sz w:val="20"/>
+                <w:szCs w:val="20"/>
+                <w:lang w:val="en-GB"/>
+              </w:rPr>
+            </w:pPr>
+          </w:p>
+        </w:tc>
+        <w:tc>
+          <w:tcPr>
+            <w:tcW w:w="1276" w:type="dxa"/>
+            <w:tcBorders>
+              <w:top w:val="nil"/>
+              <w:left w:val="nil"/>
+              <w:bottom w:val="nil"/>
+              <w:right w:val="nil"/>
+            </w:tcBorders>
+          </w:tcPr>
+          <w:p>
+            <w:pPr>
+              <w:autoSpaceDE w:val="0"/>
+              <w:autoSpaceDN w:val="0"/>
+              <w:adjustRightInd w:val="0"/>
+              <w:spacing w:before="120" w:after="120" w:line="240" w:lineRule="auto"/>
+              <w:jc w:val="both"/>
+              <w:rPr>
+                <w:sz w:val="20"/>
+                <w:szCs w:val="20"/>
+                <w:lang w:val="en-GB"/>
+              </w:rPr>
+            </w:pPr>
+          </w:p>
+        </w:tc>
+        <w:tc>
+          <w:tcPr>
+            <w:tcW w:w="992" w:type="dxa"/>
+            <w:tcBorders>
+              <w:top w:val="nil"/>
+              <w:left w:val="nil"/>
+              <w:bottom w:val="nil"/>
+              <w:right w:val="nil"/>
+            </w:tcBorders>
+          </w:tcPr>
+          <w:p>
+            <w:pPr>
+              <w:autoSpaceDE w:val="0"/>
+              <w:autoSpaceDN w:val="0"/>
+              <w:adjustRightInd w:val="0"/>
+              <w:spacing w:before="120" w:after="120" w:line="240" w:lineRule="auto"/>
+              <w:jc w:val="both"/>
+              <w:rPr>
+                <w:sz w:val="20"/>
+                <w:szCs w:val="20"/>
+                <w:lang w:val="en-GB"/>
+              </w:rPr>
+            </w:pPr>
+            <w:r>
+              <w:rPr>
+                <w:sz w:val="20"/>
+                <w:szCs w:val="20"/>
+                <w:lang w:val="en-GB"/>
+              </w:rPr>
+              <w:t>[ISO]</w:t>
+            </w:r>
+          </w:p>
+        </w:tc>
+        <w:tc>
+          <w:tcPr>
+            <w:tcW w:w="2126" w:type="dxa"/>
+            <w:tcBorders>
+              <w:top w:val="nil"/>
+              <w:left w:val="nil"/>
+              <w:bottom w:val="nil"/>
+              <w:right w:val="nil"/>
+            </w:tcBorders>
+          </w:tcPr>
+          <w:p>
+            <w:pPr>
+              <w:autoSpaceDE w:val="0"/>
+              <w:autoSpaceDN w:val="0"/>
+              <w:adjustRightInd w:val="0"/>
+              <w:spacing w:before="120" w:after="120" w:line="240" w:lineRule="auto"/>
+              <w:jc w:val="right"/>
+              <w:rPr>
+                <w:sz w:val="20"/>
+                <w:szCs w:val="20"/>
+                <w:lang w:val="en-GB"/>
+              </w:rPr>
+            </w:pPr>
+            <w:r>
+              <w:rPr>
+                <w:sz w:val="20"/>
+                <w:szCs w:val="20"/>
+                <w:lang w:val="en-GB"/>
+              </w:rPr>
+              <w:t>[Price</w:t>
+            </w:r>
+            <w:proofErr w:type="gramStart"/>
+            <w:r>
+              <w:rPr>
+                <w:sz w:val="20"/>
+                <w:szCs w:val="20"/>
+                <w:lang w:val="en-GB"/>
+              </w:rPr>
+              <w:t>],-</w:t>
+            </w:r>
+            <w:proofErr w:type="gramEnd"/>
+          </w:p>
+        </w:tc>
+      </w:tr>
+      <w:tr>
+        <w:trPr>
+          <w:trHeight w:val="329"/>
+        </w:trPr>
+        <w:tc>
+          <w:tcPr>
+            <w:tcW w:w="639" w:type="dxa"/>
+            <w:tcBorders>
+              <w:top w:val="nil"/>
+              <w:left w:val="nil"/>
+              <w:bottom w:val="nil"/>
+              <w:right w:val="nil"/>
+            </w:tcBorders>
+          </w:tcPr>
+          <w:p>
+            <w:pPr>
+              <w:autoSpaceDE w:val="0"/>
+              <w:autoSpaceDN w:val="0"/>
+              <w:adjustRightInd w:val="0"/>
+              <w:spacing w:before="120" w:after="120" w:line="240" w:lineRule="auto"/>
+              <w:jc w:val="both"/>
+              <w:rPr>
+                <w:sz w:val="20"/>
+                <w:szCs w:val="20"/>
+                <w:lang w:val="en-GB"/>
+              </w:rPr>
+            </w:pPr>
+            <w:r>
+              <w:rPr>
+                <w:sz w:val="20"/>
+                <w:szCs w:val="20"/>
+                <w:lang w:val="en-GB"/>
+              </w:rPr>
+              <w:t>10</w:t>
+            </w:r>
+            <w:r>
+              <w:rPr>
+                <w:sz w:val="20"/>
+                <w:szCs w:val="20"/>
+                <w:lang w:val="en-GB"/>
+              </w:rPr>
+              <w:t>0</w:t>
+            </w:r>
+          </w:p>
+        </w:tc>
+        <w:tc>
+          <w:tcPr>
+            <w:tcW w:w="3897" w:type="dxa"/>
+            <w:tcBorders>
+              <w:top w:val="nil"/>
+              <w:left w:val="nil"/>
+              <w:bottom w:val="nil"/>
+              <w:right w:val="nil"/>
+            </w:tcBorders>
+          </w:tcPr>
+          <w:p>
+            <w:pPr>
+              <w:autoSpaceDE w:val="0"/>
+              <w:autoSpaceDN w:val="0"/>
+              <w:adjustRightInd w:val="0"/>
+              <w:spacing w:before="120" w:after="120" w:line="240" w:lineRule="auto"/>
+              <w:jc w:val="both"/>
+              <w:rPr>
+                <w:b/>
+                <w:bCs/>
+                <w:sz w:val="20"/>
+                <w:szCs w:val="20"/>
+                <w:lang w:val="en-GB"/>
+              </w:rPr>
+            </w:pPr>
+            <w:r>
+              <w:rPr>
+                <w:b/>
+                <w:bCs/>
+                <w:sz w:val="20"/>
+                <w:szCs w:val="20"/>
+                <w:lang w:val="en-GB"/>
+              </w:rPr>
+              <w:t>[Product</w:t>
+            </w:r>
+            <w:r>
+              <w:rPr>
+                <w:b/>
+                <w:bCs/>
+                <w:sz w:val="20"/>
+                <w:szCs w:val="20"/>
+                <w:lang w:val="en-GB"/>
+              </w:rPr>
+              <w:t xml:space="preserve"> </w:t>
+            </w:r>
+            <w:r>
+              <w:rPr>
+                <w:b/>
+                <w:bCs/>
+                <w:sz w:val="20"/>
+                <w:szCs w:val="20"/>
+                <w:lang w:val="en-GB"/>
+              </w:rPr>
+              <w:t>10</w:t>
+            </w:r>
+            <w:r>
+              <w:rPr>
+                <w:b/>
+                <w:bCs/>
+                <w:sz w:val="20"/>
+                <w:szCs w:val="20"/>
+                <w:lang w:val="en-GB"/>
+              </w:rPr>
+              <w:t>]</w:t>
+            </w:r>
+            <w:r>
+              <w:rPr>
+                <w:sz w:val="20"/>
+                <w:szCs w:val="20"/>
+                <w:lang w:val="en-GB"/>
+              </w:rPr>
+              <w:t xml:space="preserve"> </w:t>
+            </w:r>
+            <w:r>
+              <w:rPr>
+                <w:sz w:val="20"/>
+                <w:szCs w:val="20"/>
+                <w:lang w:val="en-GB"/>
+              </w:rPr>
+              <w:t>[</w:t>
+            </w:r>
+            <w:r>
+              <w:rPr>
+                <w:sz w:val="20"/>
+                <w:szCs w:val="20"/>
+                <w:lang w:val="en-GB"/>
+              </w:rPr>
+              <w:t>Description</w:t>
+            </w:r>
+            <w:r>
+              <w:rPr>
+                <w:sz w:val="20"/>
+                <w:szCs w:val="20"/>
+                <w:lang w:val="en-GB"/>
+              </w:rPr>
+              <w:t>]</w:t>
+            </w:r>
+          </w:p>
+        </w:tc>
+        <w:tc>
+          <w:tcPr>
+            <w:tcW w:w="709" w:type="dxa"/>
+            <w:tcBorders>
+              <w:top w:val="nil"/>
+              <w:left w:val="nil"/>
+              <w:bottom w:val="nil"/>
+              <w:right w:val="nil"/>
+            </w:tcBorders>
+          </w:tcPr>
+          <w:p>
+            <w:pPr>
+              <w:autoSpaceDE w:val="0"/>
+              <w:autoSpaceDN w:val="0"/>
+              <w:adjustRightInd w:val="0"/>
+              <w:spacing w:before="120" w:after="120" w:line="240" w:lineRule="auto"/>
+              <w:jc w:val="both"/>
+              <w:rPr>
+                <w:sz w:val="20"/>
+                <w:szCs w:val="20"/>
+                <w:lang w:val="en-GB"/>
+              </w:rPr>
+            </w:pPr>
+          </w:p>
+        </w:tc>
+        <w:tc>
+          <w:tcPr>
+            <w:tcW w:w="1276" w:type="dxa"/>
+            <w:tcBorders>
+              <w:top w:val="nil"/>
+              <w:left w:val="nil"/>
+              <w:bottom w:val="nil"/>
+              <w:right w:val="nil"/>
+            </w:tcBorders>
+          </w:tcPr>
+          <w:p>
+            <w:pPr>
+              <w:autoSpaceDE w:val="0"/>
+              <w:autoSpaceDN w:val="0"/>
+              <w:adjustRightInd w:val="0"/>
+              <w:spacing w:before="120" w:after="120" w:line="240" w:lineRule="auto"/>
+              <w:jc w:val="both"/>
+              <w:rPr>
+                <w:sz w:val="20"/>
+                <w:szCs w:val="20"/>
+                <w:lang w:val="en-GB"/>
+              </w:rPr>
+            </w:pPr>
+          </w:p>
+        </w:tc>
+        <w:tc>
+          <w:tcPr>
+            <w:tcW w:w="992" w:type="dxa"/>
+            <w:tcBorders>
+              <w:top w:val="nil"/>
+              <w:left w:val="nil"/>
+              <w:bottom w:val="nil"/>
+              <w:right w:val="nil"/>
+            </w:tcBorders>
+          </w:tcPr>
+          <w:p>
+            <w:pPr>
+              <w:autoSpaceDE w:val="0"/>
+              <w:autoSpaceDN w:val="0"/>
+              <w:adjustRightInd w:val="0"/>
+              <w:spacing w:before="120" w:after="120" w:line="240" w:lineRule="auto"/>
+              <w:jc w:val="both"/>
+              <w:rPr>
+                <w:sz w:val="20"/>
+                <w:szCs w:val="20"/>
+                <w:lang w:val="en-GB"/>
+              </w:rPr>
+            </w:pPr>
+            <w:r>
+              <w:rPr>
+                <w:sz w:val="20"/>
+                <w:szCs w:val="20"/>
+                <w:lang w:val="en-GB"/>
+              </w:rPr>
+              <w:t>[ISO]</w:t>
+            </w:r>
+          </w:p>
+        </w:tc>
+        <w:tc>
+          <w:tcPr>
+            <w:tcW w:w="2126" w:type="dxa"/>
+            <w:tcBorders>
+              <w:top w:val="nil"/>
+              <w:left w:val="nil"/>
+              <w:bottom w:val="nil"/>
+              <w:right w:val="nil"/>
+            </w:tcBorders>
+          </w:tcPr>
+          <w:p>
+            <w:pPr>
+              <w:autoSpaceDE w:val="0"/>
+              <w:autoSpaceDN w:val="0"/>
+              <w:adjustRightInd w:val="0"/>
+              <w:spacing w:before="120" w:after="120" w:line="240" w:lineRule="auto"/>
+              <w:jc w:val="right"/>
+              <w:rPr>
+                <w:sz w:val="20"/>
+                <w:szCs w:val="20"/>
+                <w:lang w:val="en-GB"/>
+              </w:rPr>
+            </w:pPr>
+            <w:r>
+              <w:rPr>
+                <w:sz w:val="20"/>
+                <w:szCs w:val="20"/>
+                <w:lang w:val="en-GB"/>
+              </w:rPr>
+              <w:t>[Price</w:t>
+            </w:r>
+            <w:proofErr w:type="gramStart"/>
+            <w:r>
+              <w:rPr>
+                <w:sz w:val="20"/>
+                <w:szCs w:val="20"/>
+                <w:lang w:val="en-GB"/>
+              </w:rPr>
+              <w:t>],-</w:t>
+            </w:r>
+            <w:proofErr w:type="gramEnd"/>
+          </w:p>
+        </w:tc>
+      </w:tr>
+      <w:tr>
+        <w:trPr>
+          <w:trHeight w:val="329"/>
+        </w:trPr>
+        <w:tc>
+          <w:tcPr>
+            <w:tcW w:w="639" w:type="dxa"/>
+            <w:tcBorders>
+              <w:top w:val="nil"/>
+              <w:left w:val="nil"/>
+              <w:bottom w:val="nil"/>
+              <w:right w:val="nil"/>
+            </w:tcBorders>
+          </w:tcPr>
+          <w:p>
+            <w:pPr>
+              <w:autoSpaceDE w:val="0"/>
+              <w:autoSpaceDN w:val="0"/>
+              <w:adjustRightInd w:val="0"/>
+              <w:spacing w:before="120" w:after="120" w:line="240" w:lineRule="auto"/>
+              <w:jc w:val="both"/>
+              <w:rPr>
+                <w:sz w:val="20"/>
+                <w:szCs w:val="20"/>
+                <w:lang w:val="en-GB"/>
+              </w:rPr>
+            </w:pPr>
+            <w:r>
+              <w:rPr>
+                <w:sz w:val="20"/>
+                <w:szCs w:val="20"/>
+                <w:lang w:val="en-GB"/>
+              </w:rPr>
+              <w:t>110</w:t>
+            </w:r>
+          </w:p>
+        </w:tc>
+        <w:tc>
+          <w:tcPr>
+            <w:tcW w:w="3897" w:type="dxa"/>
+            <w:tcBorders>
+              <w:top w:val="nil"/>
+              <w:left w:val="nil"/>
+              <w:bottom w:val="nil"/>
+              <w:right w:val="nil"/>
+            </w:tcBorders>
+          </w:tcPr>
+          <w:p>
+            <w:pPr>
+              <w:autoSpaceDE w:val="0"/>
+              <w:autoSpaceDN w:val="0"/>
+              <w:adjustRightInd w:val="0"/>
+              <w:spacing w:before="120" w:after="120" w:line="240" w:lineRule="auto"/>
+              <w:jc w:val="both"/>
+              <w:rPr>
+                <w:b/>
+                <w:bCs/>
+                <w:sz w:val="20"/>
+                <w:szCs w:val="20"/>
+                <w:lang w:val="en-GB"/>
+              </w:rPr>
+            </w:pPr>
+            <w:r>
+              <w:rPr>
+                <w:b/>
+                <w:bCs/>
+                <w:sz w:val="20"/>
+                <w:szCs w:val="20"/>
+                <w:lang w:val="en-GB"/>
+              </w:rPr>
+              <w:t>[Product</w:t>
+            </w:r>
+            <w:r>
+              <w:rPr>
+                <w:b/>
+                <w:bCs/>
+                <w:sz w:val="20"/>
+                <w:szCs w:val="20"/>
+                <w:lang w:val="en-GB"/>
+              </w:rPr>
+              <w:t xml:space="preserve"> </w:t>
+            </w:r>
+            <w:r>
+              <w:rPr>
+                <w:b/>
+                <w:bCs/>
+                <w:sz w:val="20"/>
+                <w:szCs w:val="20"/>
+                <w:lang w:val="en-GB"/>
+              </w:rPr>
+              <w:t>11</w:t>
+            </w:r>
+            <w:r>
+              <w:rPr>
+                <w:b/>
+                <w:bCs/>
+                <w:sz w:val="20"/>
+                <w:szCs w:val="20"/>
+                <w:lang w:val="en-GB"/>
+              </w:rPr>
+              <w:t>]</w:t>
+            </w:r>
+            <w:r>
+              <w:rPr>
+                <w:sz w:val="20"/>
+                <w:szCs w:val="20"/>
+                <w:lang w:val="en-GB"/>
+              </w:rPr>
+              <w:t xml:space="preserve"> </w:t>
+            </w:r>
+            <w:r>
+              <w:rPr>
+                <w:sz w:val="20"/>
+                <w:szCs w:val="20"/>
+                <w:lang w:val="en-GB"/>
+              </w:rPr>
+              <w:t>[</w:t>
+            </w:r>
+            <w:r>
+              <w:rPr>
+                <w:sz w:val="20"/>
+                <w:szCs w:val="20"/>
+                <w:lang w:val="en-GB"/>
+              </w:rPr>
+              <w:t>Description</w:t>
+            </w:r>
+            <w:r>
+              <w:rPr>
+                <w:sz w:val="20"/>
+                <w:szCs w:val="20"/>
+                <w:lang w:val="en-GB"/>
+              </w:rPr>
+              <w:t>]</w:t>
+            </w:r>
+          </w:p>
+        </w:tc>
+        <w:tc>
+          <w:tcPr>
+            <w:tcW w:w="709" w:type="dxa"/>
+            <w:tcBorders>
+              <w:top w:val="nil"/>
+              <w:left w:val="nil"/>
+              <w:bottom w:val="nil"/>
+              <w:right w:val="nil"/>
+            </w:tcBorders>
+          </w:tcPr>
+          <w:p>
+            <w:pPr>
+              <w:autoSpaceDE w:val="0"/>
+              <w:autoSpaceDN w:val="0"/>
+              <w:adjustRightInd w:val="0"/>
+              <w:spacing w:before="120" w:after="120" w:line="240" w:lineRule="auto"/>
+              <w:jc w:val="both"/>
+              <w:rPr>
+                <w:sz w:val="20"/>
+                <w:szCs w:val="20"/>
+                <w:lang w:val="en-GB"/>
+              </w:rPr>
+            </w:pPr>
+          </w:p>
+        </w:tc>
+        <w:tc>
+          <w:tcPr>
+            <w:tcW w:w="1276" w:type="dxa"/>
+            <w:tcBorders>
+              <w:top w:val="nil"/>
+              <w:left w:val="nil"/>
+              <w:bottom w:val="nil"/>
+              <w:right w:val="nil"/>
+            </w:tcBorders>
+          </w:tcPr>
+          <w:p>
+            <w:pPr>
+              <w:autoSpaceDE w:val="0"/>
+              <w:autoSpaceDN w:val="0"/>
+              <w:adjustRightInd w:val="0"/>
+              <w:spacing w:before="120" w:after="120" w:line="240" w:lineRule="auto"/>
+              <w:jc w:val="both"/>
+              <w:rPr>
+                <w:sz w:val="20"/>
+                <w:szCs w:val="20"/>
+                <w:lang w:val="en-GB"/>
+              </w:rPr>
+            </w:pPr>
+          </w:p>
+        </w:tc>
+        <w:tc>
+          <w:tcPr>
+            <w:tcW w:w="992" w:type="dxa"/>
+            <w:tcBorders>
+              <w:top w:val="nil"/>
+              <w:left w:val="nil"/>
+              <w:bottom w:val="nil"/>
+              <w:right w:val="nil"/>
+            </w:tcBorders>
+          </w:tcPr>
+          <w:p>
+            <w:pPr>
+              <w:autoSpaceDE w:val="0"/>
+              <w:autoSpaceDN w:val="0"/>
+              <w:adjustRightInd w:val="0"/>
+              <w:spacing w:before="120" w:after="120" w:line="240" w:lineRule="auto"/>
+              <w:jc w:val="both"/>
+              <w:rPr>
+                <w:sz w:val="20"/>
+                <w:szCs w:val="20"/>
+                <w:lang w:val="en-GB"/>
+              </w:rPr>
+            </w:pPr>
+            <w:r>
+              <w:rPr>
+                <w:sz w:val="20"/>
+                <w:szCs w:val="20"/>
+                <w:lang w:val="en-GB"/>
+              </w:rPr>
+              <w:t>[ISO]</w:t>
+            </w:r>
+          </w:p>
+        </w:tc>
+        <w:tc>
+          <w:tcPr>
+            <w:tcW w:w="2126" w:type="dxa"/>
+            <w:tcBorders>
+              <w:top w:val="nil"/>
+              <w:left w:val="nil"/>
+              <w:bottom w:val="nil"/>
+              <w:right w:val="nil"/>
+            </w:tcBorders>
+          </w:tcPr>
+          <w:p>
+            <w:pPr>
+              <w:autoSpaceDE w:val="0"/>
+              <w:autoSpaceDN w:val="0"/>
+              <w:adjustRightInd w:val="0"/>
+              <w:spacing w:before="120" w:after="120" w:line="240" w:lineRule="auto"/>
+              <w:jc w:val="right"/>
+              <w:rPr>
+                <w:sz w:val="20"/>
+                <w:szCs w:val="20"/>
+                <w:lang w:val="en-GB"/>
+              </w:rPr>
+            </w:pPr>
+            <w:r>
+              <w:rPr>
+                <w:sz w:val="20"/>
+                <w:szCs w:val="20"/>
+                <w:lang w:val="en-GB"/>
+              </w:rPr>
+              <w:t>[Price</w:t>
+            </w:r>
+            <w:proofErr w:type="gramStart"/>
+            <w:r>
+              <w:rPr>
+                <w:sz w:val="20"/>
+                <w:szCs w:val="20"/>
+                <w:lang w:val="en-GB"/>
+              </w:rPr>
+              <w:t>],-</w:t>
+            </w:r>
+            <w:proofErr w:type="gramEnd"/>
+          </w:p>
+        </w:tc>
+      </w:tr>
+      <w:tr>
+        <w:trPr>
+          <w:trHeight w:val="329"/>
+        </w:trPr>
+        <w:tc>
+          <w:tcPr>
+            <w:tcW w:w="639" w:type="dxa"/>
+            <w:tcBorders>
+              <w:top w:val="nil"/>
+              <w:left w:val="nil"/>
+              <w:bottom w:val="nil"/>
+              <w:right w:val="nil"/>
+            </w:tcBorders>
+          </w:tcPr>
+          <w:p>
+            <w:pPr>
+              <w:autoSpaceDE w:val="0"/>
+              <w:autoSpaceDN w:val="0"/>
+              <w:adjustRightInd w:val="0"/>
+              <w:spacing w:before="120" w:after="120" w:line="240" w:lineRule="auto"/>
+              <w:jc w:val="both"/>
+              <w:rPr>
+                <w:sz w:val="20"/>
+                <w:szCs w:val="20"/>
+                <w:lang w:val="en-GB"/>
+              </w:rPr>
+            </w:pPr>
+            <w:r>
+              <w:rPr>
+                <w:sz w:val="20"/>
+                <w:szCs w:val="20"/>
+                <w:lang w:val="en-GB"/>
+              </w:rPr>
+              <w:t>120</w:t>
+            </w:r>
+          </w:p>
+        </w:tc>
+        <w:tc>
+          <w:tcPr>
+            <w:tcW w:w="3897" w:type="dxa"/>
+            <w:tcBorders>
+              <w:top w:val="nil"/>
+              <w:left w:val="nil"/>
+              <w:bottom w:val="nil"/>
+              <w:right w:val="nil"/>
+            </w:tcBorders>
+          </w:tcPr>
+          <w:p>
+            <w:pPr>
+              <w:autoSpaceDE w:val="0"/>
+              <w:autoSpaceDN w:val="0"/>
+              <w:adjustRightInd w:val="0"/>
+              <w:spacing w:before="120" w:after="120" w:line="240" w:lineRule="auto"/>
+              <w:jc w:val="both"/>
+              <w:rPr>
+                <w:b/>
+                <w:bCs/>
+                <w:sz w:val="20"/>
+                <w:szCs w:val="20"/>
+                <w:lang w:val="en-GB"/>
+              </w:rPr>
+            </w:pPr>
+            <w:r>
+              <w:rPr>
+                <w:b/>
+                <w:bCs/>
+                <w:sz w:val="20"/>
+                <w:szCs w:val="20"/>
+                <w:lang w:val="en-GB"/>
+              </w:rPr>
+              <w:t>[Product</w:t>
+            </w:r>
+            <w:r>
+              <w:rPr>
+                <w:b/>
+                <w:bCs/>
+                <w:sz w:val="20"/>
+                <w:szCs w:val="20"/>
+                <w:lang w:val="en-GB"/>
+              </w:rPr>
+              <w:t xml:space="preserve"> </w:t>
+            </w:r>
+            <w:r>
+              <w:rPr>
+                <w:b/>
+                <w:bCs/>
+                <w:sz w:val="20"/>
+                <w:szCs w:val="20"/>
+                <w:lang w:val="en-GB"/>
+              </w:rPr>
+              <w:t>12</w:t>
+            </w:r>
+            <w:r>
+              <w:rPr>
+                <w:b/>
+                <w:bCs/>
+                <w:sz w:val="20"/>
+                <w:szCs w:val="20"/>
+                <w:lang w:val="en-GB"/>
+              </w:rPr>
+              <w:t>]</w:t>
+            </w:r>
+            <w:r>
+              <w:rPr>
+                <w:sz w:val="20"/>
+                <w:szCs w:val="20"/>
+                <w:lang w:val="en-GB"/>
+              </w:rPr>
+              <w:t xml:space="preserve"> </w:t>
+            </w:r>
+            <w:r>
+              <w:rPr>
+                <w:sz w:val="20"/>
+                <w:szCs w:val="20"/>
+                <w:lang w:val="en-GB"/>
+              </w:rPr>
+              <w:t>[</w:t>
+            </w:r>
+            <w:r>
+              <w:rPr>
+                <w:sz w:val="20"/>
+                <w:szCs w:val="20"/>
+                <w:lang w:val="en-GB"/>
+              </w:rPr>
+              <w:t>Description</w:t>
+            </w:r>
+            <w:r>
+              <w:rPr>
+                <w:sz w:val="20"/>
+                <w:szCs w:val="20"/>
+                <w:lang w:val="en-GB"/>
+              </w:rPr>
+              <w:t>]</w:t>
+            </w:r>
+          </w:p>
+        </w:tc>
+        <w:tc>
+          <w:tcPr>
+            <w:tcW w:w="709" w:type="dxa"/>
+            <w:tcBorders>
+              <w:top w:val="nil"/>
+              <w:left w:val="nil"/>
+              <w:bottom w:val="nil"/>
+              <w:right w:val="nil"/>
+            </w:tcBorders>
+          </w:tcPr>
+          <w:p>
+            <w:pPr>
+              <w:autoSpaceDE w:val="0"/>
+              <w:autoSpaceDN w:val="0"/>
+              <w:adjustRightInd w:val="0"/>
+              <w:spacing w:before="120" w:after="120" w:line="240" w:lineRule="auto"/>
+              <w:jc w:val="both"/>
+              <w:rPr>
+                <w:sz w:val="20"/>
+                <w:szCs w:val="20"/>
+                <w:lang w:val="en-GB"/>
+              </w:rPr>
+            </w:pPr>
+          </w:p>
+        </w:tc>
+        <w:tc>
+          <w:tcPr>
+            <w:tcW w:w="1276" w:type="dxa"/>
+            <w:tcBorders>
+              <w:top w:val="nil"/>
+              <w:left w:val="nil"/>
+              <w:bottom w:val="nil"/>
+              <w:right w:val="nil"/>
+            </w:tcBorders>
+          </w:tcPr>
+          <w:p>
+            <w:pPr>
+              <w:autoSpaceDE w:val="0"/>
+              <w:autoSpaceDN w:val="0"/>
+              <w:adjustRightInd w:val="0"/>
+              <w:spacing w:before="120" w:after="120" w:line="240" w:lineRule="auto"/>
+              <w:jc w:val="both"/>
+              <w:rPr>
+                <w:sz w:val="20"/>
+                <w:szCs w:val="20"/>
+                <w:lang w:val="en-GB"/>
+              </w:rPr>
+            </w:pPr>
+          </w:p>
+        </w:tc>
+        <w:tc>
+          <w:tcPr>
+            <w:tcW w:w="992" w:type="dxa"/>
+            <w:tcBorders>
+              <w:top w:val="nil"/>
+              <w:left w:val="nil"/>
+              <w:bottom w:val="nil"/>
+              <w:right w:val="nil"/>
+            </w:tcBorders>
+          </w:tcPr>
+          <w:p>
+            <w:pPr>
+              <w:autoSpaceDE w:val="0"/>
+              <w:autoSpaceDN w:val="0"/>
+              <w:adjustRightInd w:val="0"/>
+              <w:spacing w:before="120" w:after="120" w:line="240" w:lineRule="auto"/>
+              <w:jc w:val="both"/>
+              <w:rPr>
+                <w:sz w:val="20"/>
+                <w:szCs w:val="20"/>
+                <w:lang w:val="en-GB"/>
+              </w:rPr>
+            </w:pPr>
+            <w:r>
+              <w:rPr>
+                <w:sz w:val="20"/>
+                <w:szCs w:val="20"/>
+                <w:lang w:val="en-GB"/>
+              </w:rPr>
+              <w:t>[ISO]</w:t>
+            </w:r>
+          </w:p>
+        </w:tc>
+        <w:tc>
+          <w:tcPr>
+            <w:tcW w:w="2126" w:type="dxa"/>
+            <w:tcBorders>
+              <w:top w:val="nil"/>
+              <w:left w:val="nil"/>
+              <w:bottom w:val="nil"/>
+              <w:right w:val="nil"/>
+            </w:tcBorders>
+          </w:tcPr>
+          <w:p>
+            <w:pPr>
+              <w:autoSpaceDE w:val="0"/>
+              <w:autoSpaceDN w:val="0"/>
+              <w:adjustRightInd w:val="0"/>
+              <w:spacing w:before="120" w:after="120" w:line="240" w:lineRule="auto"/>
+              <w:jc w:val="right"/>
+              <w:rPr>
+                <w:sz w:val="20"/>
+                <w:szCs w:val="20"/>
+                <w:lang w:val="en-GB"/>
+              </w:rPr>
+            </w:pPr>
+            <w:r>
+              <w:rPr>
+                <w:sz w:val="20"/>
+                <w:szCs w:val="20"/>
+                <w:lang w:val="en-GB"/>
+              </w:rPr>
+              <w:t>[Price</w:t>
+            </w:r>
+            <w:proofErr w:type="gramStart"/>
+            <w:r>
+              <w:rPr>
+                <w:sz w:val="20"/>
+                <w:szCs w:val="20"/>
+                <w:lang w:val="en-GB"/>
+              </w:rPr>
+              <w:t>],-</w:t>
+            </w:r>
+            <w:proofErr w:type="gramEnd"/>
+          </w:p>
+        </w:tc>
+      </w:tr>
+      <w:tr>
+        <w:trPr>
+          <w:trHeight w:val="329"/>
+        </w:trPr>
+        <w:tc>
+          <w:tcPr>
+            <w:tcW w:w="639" w:type="dxa"/>
+            <w:tcBorders>
+              <w:top w:val="nil"/>
+              <w:left w:val="nil"/>
+              <w:bottom w:val="nil"/>
+              <w:right w:val="nil"/>
+            </w:tcBorders>
+          </w:tcPr>
+          <w:p>
+            <w:pPr>
+              <w:autoSpaceDE w:val="0"/>
+              <w:autoSpaceDN w:val="0"/>
+              <w:adjustRightInd w:val="0"/>
+              <w:spacing w:before="120" w:after="120" w:line="240" w:lineRule="auto"/>
+              <w:jc w:val="both"/>
+              <w:rPr>
+                <w:sz w:val="20"/>
+                <w:szCs w:val="20"/>
+                <w:lang w:val="en-GB"/>
+              </w:rPr>
+            </w:pPr>
+            <w:r>
+              <w:rPr>
+                <w:sz w:val="20"/>
+                <w:szCs w:val="20"/>
+                <w:lang w:val="en-GB"/>
+              </w:rPr>
+              <w:t>130</w:t>
+            </w:r>
+          </w:p>
+        </w:tc>
+        <w:tc>
+          <w:tcPr>
+            <w:tcW w:w="3897" w:type="dxa"/>
+            <w:tcBorders>
+              <w:top w:val="nil"/>
+              <w:left w:val="nil"/>
+              <w:bottom w:val="nil"/>
+              <w:right w:val="nil"/>
+            </w:tcBorders>
+          </w:tcPr>
+          <w:p>
+            <w:pPr>
+              <w:autoSpaceDE w:val="0"/>
+              <w:autoSpaceDN w:val="0"/>
+              <w:adjustRightInd w:val="0"/>
+              <w:spacing w:before="120" w:after="120" w:line="240" w:lineRule="auto"/>
+              <w:jc w:val="both"/>
+              <w:rPr>
+                <w:b/>
+                <w:bCs/>
+                <w:sz w:val="20"/>
+                <w:szCs w:val="20"/>
+                <w:lang w:val="en-GB"/>
+              </w:rPr>
+            </w:pPr>
+            <w:r>
+              <w:rPr>
+                <w:b/>
+                <w:bCs/>
+                <w:sz w:val="20"/>
+                <w:szCs w:val="20"/>
+                <w:lang w:val="en-GB"/>
+              </w:rPr>
+              <w:t>[Product</w:t>
+            </w:r>
+            <w:r>
+              <w:rPr>
+                <w:b/>
+                <w:bCs/>
+                <w:sz w:val="20"/>
+                <w:szCs w:val="20"/>
+                <w:lang w:val="en-GB"/>
+              </w:rPr>
+              <w:t xml:space="preserve"> </w:t>
+            </w:r>
+            <w:r>
+              <w:rPr>
+                <w:b/>
+                <w:bCs/>
+                <w:sz w:val="20"/>
+                <w:szCs w:val="20"/>
+                <w:lang w:val="en-GB"/>
+              </w:rPr>
+              <w:t>13</w:t>
+            </w:r>
+            <w:r>
+              <w:rPr>
+                <w:b/>
+                <w:bCs/>
+                <w:sz w:val="20"/>
+                <w:szCs w:val="20"/>
+                <w:lang w:val="en-GB"/>
+              </w:rPr>
+              <w:t>]</w:t>
+            </w:r>
+            <w:r>
+              <w:rPr>
+                <w:sz w:val="20"/>
+                <w:szCs w:val="20"/>
+                <w:lang w:val="en-GB"/>
+              </w:rPr>
+              <w:t xml:space="preserve"> </w:t>
+            </w:r>
+            <w:r>
+              <w:rPr>
+                <w:sz w:val="20"/>
+                <w:szCs w:val="20"/>
+                <w:lang w:val="en-GB"/>
+              </w:rPr>
+              <w:t>[</w:t>
+            </w:r>
+            <w:r>
+              <w:rPr>
+                <w:sz w:val="20"/>
+                <w:szCs w:val="20"/>
+                <w:lang w:val="en-GB"/>
+              </w:rPr>
+              <w:t>Description</w:t>
+            </w:r>
+            <w:r>
+              <w:rPr>
+                <w:sz w:val="20"/>
+                <w:szCs w:val="20"/>
+                <w:lang w:val="en-GB"/>
+              </w:rPr>
+              <w:t>]</w:t>
+            </w:r>
+          </w:p>
+        </w:tc>
+        <w:tc>
+          <w:tcPr>
+            <w:tcW w:w="709" w:type="dxa"/>
+            <w:tcBorders>
+              <w:top w:val="nil"/>
+              <w:left w:val="nil"/>
+              <w:bottom w:val="nil"/>
+              <w:right w:val="nil"/>
+            </w:tcBorders>
+          </w:tcPr>
+          <w:p>
+            <w:pPr>
+              <w:autoSpaceDE w:val="0"/>
+              <w:autoSpaceDN w:val="0"/>
+              <w:adjustRightInd w:val="0"/>
+              <w:spacing w:before="120" w:after="120" w:line="240" w:lineRule="auto"/>
+              <w:jc w:val="both"/>
+              <w:rPr>
+                <w:sz w:val="20"/>
+                <w:szCs w:val="20"/>
+                <w:lang w:val="en-GB"/>
+              </w:rPr>
+            </w:pPr>
+          </w:p>
+        </w:tc>
+        <w:tc>
+          <w:tcPr>
+            <w:tcW w:w="1276" w:type="dxa"/>
+            <w:tcBorders>
+              <w:top w:val="nil"/>
+              <w:left w:val="nil"/>
+              <w:bottom w:val="nil"/>
+              <w:right w:val="nil"/>
+            </w:tcBorders>
+          </w:tcPr>
+          <w:p>
+            <w:pPr>
+              <w:autoSpaceDE w:val="0"/>
+              <w:autoSpaceDN w:val="0"/>
+              <w:adjustRightInd w:val="0"/>
+              <w:spacing w:before="120" w:after="120" w:line="240" w:lineRule="auto"/>
+              <w:jc w:val="both"/>
+              <w:rPr>
+                <w:sz w:val="20"/>
+                <w:szCs w:val="20"/>
+                <w:lang w:val="en-GB"/>
+              </w:rPr>
+            </w:pPr>
+          </w:p>
+        </w:tc>
+        <w:tc>
+          <w:tcPr>
+            <w:tcW w:w="992" w:type="dxa"/>
+            <w:tcBorders>
+              <w:top w:val="nil"/>
+              <w:left w:val="nil"/>
+              <w:bottom w:val="nil"/>
+              <w:right w:val="nil"/>
+            </w:tcBorders>
+          </w:tcPr>
+          <w:p>
+            <w:pPr>
+              <w:autoSpaceDE w:val="0"/>
+              <w:autoSpaceDN w:val="0"/>
+              <w:adjustRightInd w:val="0"/>
+              <w:spacing w:before="120" w:after="120" w:line="240" w:lineRule="auto"/>
+              <w:jc w:val="both"/>
+              <w:rPr>
+                <w:sz w:val="20"/>
+                <w:szCs w:val="20"/>
+                <w:lang w:val="en-GB"/>
+              </w:rPr>
+            </w:pPr>
+            <w:r>
+              <w:rPr>
+                <w:sz w:val="20"/>
+                <w:szCs w:val="20"/>
+                <w:lang w:val="en-GB"/>
+              </w:rPr>
+              <w:t>[ISO]</w:t>
+            </w:r>
+          </w:p>
+        </w:tc>
+        <w:tc>
+          <w:tcPr>
+            <w:tcW w:w="2126" w:type="dxa"/>
+            <w:tcBorders>
+              <w:top w:val="nil"/>
+              <w:left w:val="nil"/>
+              <w:bottom w:val="nil"/>
+              <w:right w:val="nil"/>
+            </w:tcBorders>
+          </w:tcPr>
+          <w:p>
+            <w:pPr>
+              <w:autoSpaceDE w:val="0"/>
+              <w:autoSpaceDN w:val="0"/>
+              <w:adjustRightInd w:val="0"/>
+              <w:spacing w:before="120" w:after="120" w:line="240" w:lineRule="auto"/>
+              <w:jc w:val="right"/>
+              <w:rPr>
+                <w:sz w:val="20"/>
+                <w:szCs w:val="20"/>
+                <w:lang w:val="en-GB"/>
+              </w:rPr>
+            </w:pPr>
+            <w:r>
+              <w:rPr>
+                <w:sz w:val="20"/>
+                <w:szCs w:val="20"/>
+                <w:lang w:val="en-GB"/>
+              </w:rPr>
+              <w:t>[Price</w:t>
+            </w:r>
+            <w:proofErr w:type="gramStart"/>
+            <w:r>
+              <w:rPr>
+                <w:sz w:val="20"/>
+                <w:szCs w:val="20"/>
+                <w:lang w:val="en-GB"/>
+              </w:rPr>
+              <w:t>],-</w:t>
+            </w:r>
+            <w:proofErr w:type="gramEnd"/>
+          </w:p>
+        </w:tc>
+      </w:tr>
+      <w:tr>
+        <w:trPr>
+          <w:trHeight w:val="329"/>
+        </w:trPr>
+        <w:tc>
+          <w:tcPr>
+            <w:tcW w:w="639" w:type="dxa"/>
+            <w:tcBorders>
+              <w:top w:val="nil"/>
+              <w:left w:val="nil"/>
+              <w:bottom w:val="nil"/>
+              <w:right w:val="nil"/>
+            </w:tcBorders>
+          </w:tcPr>
+          <w:p>
+            <w:pPr>
+              <w:autoSpaceDE w:val="0"/>
+              <w:autoSpaceDN w:val="0"/>
+              <w:adjustRightInd w:val="0"/>
+              <w:spacing w:before="120" w:after="120" w:line="240" w:lineRule="auto"/>
+              <w:jc w:val="both"/>
+              <w:rPr>
+                <w:sz w:val="20"/>
+                <w:szCs w:val="20"/>
+                <w:lang w:val="en-GB"/>
+              </w:rPr>
+            </w:pPr>
+            <w:r>
+              <w:rPr>
+                <w:sz w:val="20"/>
+                <w:szCs w:val="20"/>
+                <w:lang w:val="en-GB"/>
+              </w:rPr>
+              <w:t>140</w:t>
+            </w:r>
+          </w:p>
+        </w:tc>
+        <w:tc>
+          <w:tcPr>
+            <w:tcW w:w="3897" w:type="dxa"/>
+            <w:tcBorders>
+              <w:top w:val="nil"/>
+              <w:left w:val="nil"/>
+              <w:bottom w:val="nil"/>
+              <w:right w:val="nil"/>
+            </w:tcBorders>
+          </w:tcPr>
+          <w:p>
+            <w:pPr>
+              <w:autoSpaceDE w:val="0"/>
+              <w:autoSpaceDN w:val="0"/>
+              <w:adjustRightInd w:val="0"/>
+              <w:spacing w:before="120" w:after="120" w:line="240" w:lineRule="auto"/>
+              <w:jc w:val="both"/>
+              <w:rPr>
+                <w:b/>
+                <w:bCs/>
+                <w:sz w:val="20"/>
+                <w:szCs w:val="20"/>
+                <w:lang w:val="en-GB"/>
+              </w:rPr>
+            </w:pPr>
+            <w:r>
+              <w:rPr>
+                <w:b/>
+                <w:bCs/>
+                <w:sz w:val="20"/>
+                <w:szCs w:val="20"/>
+                <w:lang w:val="en-GB"/>
+              </w:rPr>
+              <w:t>[Product</w:t>
+            </w:r>
+            <w:r>
+              <w:rPr>
+                <w:b/>
+                <w:bCs/>
+                <w:sz w:val="20"/>
+                <w:szCs w:val="20"/>
+                <w:lang w:val="en-GB"/>
+              </w:rPr>
+              <w:t xml:space="preserve"> </w:t>
+            </w:r>
+            <w:r>
+              <w:rPr>
+                <w:b/>
+                <w:bCs/>
+                <w:sz w:val="20"/>
+                <w:szCs w:val="20"/>
+                <w:lang w:val="en-GB"/>
+              </w:rPr>
+              <w:t>14</w:t>
+            </w:r>
+            <w:r>
+              <w:rPr>
+                <w:b/>
+                <w:bCs/>
+                <w:sz w:val="20"/>
+                <w:szCs w:val="20"/>
+                <w:lang w:val="en-GB"/>
+              </w:rPr>
+              <w:t>]</w:t>
+            </w:r>
+            <w:r>
+              <w:rPr>
+                <w:sz w:val="20"/>
+                <w:szCs w:val="20"/>
+                <w:lang w:val="en-GB"/>
+              </w:rPr>
+              <w:t xml:space="preserve"> </w:t>
+            </w:r>
+            <w:r>
+              <w:rPr>
+                <w:sz w:val="20"/>
+                <w:szCs w:val="20"/>
+                <w:lang w:val="en-GB"/>
+              </w:rPr>
+              <w:t>[</w:t>
+            </w:r>
+            <w:r>
+              <w:rPr>
+                <w:sz w:val="20"/>
+                <w:szCs w:val="20"/>
+                <w:lang w:val="en-GB"/>
+              </w:rPr>
+              <w:t>Description</w:t>
+            </w:r>
+            <w:r>
+              <w:rPr>
+                <w:sz w:val="20"/>
+                <w:szCs w:val="20"/>
+                <w:lang w:val="en-GB"/>
+              </w:rPr>
+              <w:t>]</w:t>
+            </w:r>
+          </w:p>
+        </w:tc>
+        <w:tc>
+          <w:tcPr>
+            <w:tcW w:w="709" w:type="dxa"/>
+            <w:tcBorders>
+              <w:top w:val="nil"/>
+              <w:left w:val="nil"/>
+              <w:bottom w:val="nil"/>
+              <w:right w:val="nil"/>
+            </w:tcBorders>
+          </w:tcPr>
+          <w:p>
+            <w:pPr>
+              <w:autoSpaceDE w:val="0"/>
+              <w:autoSpaceDN w:val="0"/>
+              <w:adjustRightInd w:val="0"/>
+              <w:spacing w:before="120" w:after="120" w:line="240" w:lineRule="auto"/>
+              <w:jc w:val="both"/>
+              <w:rPr>
+                <w:sz w:val="20"/>
+                <w:szCs w:val="20"/>
+                <w:lang w:val="en-GB"/>
+              </w:rPr>
+            </w:pPr>
+          </w:p>
+        </w:tc>
+        <w:tc>
+          <w:tcPr>
+            <w:tcW w:w="1276" w:type="dxa"/>
+            <w:tcBorders>
+              <w:top w:val="nil"/>
+              <w:left w:val="nil"/>
+              <w:bottom w:val="nil"/>
+              <w:right w:val="nil"/>
+            </w:tcBorders>
+          </w:tcPr>
+          <w:p>
+            <w:pPr>
+              <w:autoSpaceDE w:val="0"/>
+              <w:autoSpaceDN w:val="0"/>
+              <w:adjustRightInd w:val="0"/>
+              <w:spacing w:before="120" w:after="120" w:line="240" w:lineRule="auto"/>
+              <w:jc w:val="both"/>
+              <w:rPr>
+                <w:sz w:val="20"/>
+                <w:szCs w:val="20"/>
+                <w:lang w:val="en-GB"/>
+              </w:rPr>
+            </w:pPr>
+          </w:p>
+        </w:tc>
+        <w:tc>
+          <w:tcPr>
+            <w:tcW w:w="992" w:type="dxa"/>
+            <w:tcBorders>
+              <w:top w:val="nil"/>
+              <w:left w:val="nil"/>
+              <w:bottom w:val="nil"/>
+              <w:right w:val="nil"/>
+            </w:tcBorders>
+          </w:tcPr>
+          <w:p>
+            <w:pPr>
+              <w:autoSpaceDE w:val="0"/>
+              <w:autoSpaceDN w:val="0"/>
+              <w:adjustRightInd w:val="0"/>
+              <w:spacing w:before="120" w:after="120" w:line="240" w:lineRule="auto"/>
+              <w:jc w:val="both"/>
+              <w:rPr>
+                <w:sz w:val="20"/>
+                <w:szCs w:val="20"/>
+                <w:lang w:val="en-GB"/>
+              </w:rPr>
+            </w:pPr>
+            <w:r>
+              <w:rPr>
+                <w:sz w:val="20"/>
+                <w:szCs w:val="20"/>
+                <w:lang w:val="en-GB"/>
+              </w:rPr>
+              <w:t>[ISO]</w:t>
+            </w:r>
+          </w:p>
+        </w:tc>
+        <w:tc>
+          <w:tcPr>
+            <w:tcW w:w="2126" w:type="dxa"/>
+            <w:tcBorders>
+              <w:top w:val="nil"/>
+              <w:left w:val="nil"/>
+              <w:bottom w:val="nil"/>
+              <w:right w:val="nil"/>
+            </w:tcBorders>
+          </w:tcPr>
+          <w:p>
+            <w:pPr>
+              <w:autoSpaceDE w:val="0"/>
+              <w:autoSpaceDN w:val="0"/>
+              <w:adjustRightInd w:val="0"/>
+              <w:spacing w:before="120" w:after="120" w:line="240" w:lineRule="auto"/>
+              <w:jc w:val="right"/>
+              <w:rPr>
+                <w:sz w:val="20"/>
+                <w:szCs w:val="20"/>
+                <w:lang w:val="en-GB"/>
+              </w:rPr>
+            </w:pPr>
+            <w:r>
+              <w:rPr>
+                <w:sz w:val="20"/>
+                <w:szCs w:val="20"/>
+                <w:lang w:val="en-GB"/>
+              </w:rPr>
+              <w:t>[Price</w:t>
+            </w:r>
+            <w:proofErr w:type="gramStart"/>
+            <w:r>
+              <w:rPr>
+                <w:sz w:val="20"/>
+                <w:szCs w:val="20"/>
+                <w:lang w:val="en-GB"/>
+              </w:rPr>
+              <w:t>],-</w:t>
+            </w:r>
+            <w:proofErr w:type="gramEnd"/>
+          </w:p>
+        </w:tc>
+      </w:tr>
+      <w:tr>
+        <w:trPr>
+          <w:trHeight w:val="329"/>
+        </w:trPr>
+        <w:tc>
+          <w:tcPr>
+            <w:tcW w:w="639" w:type="dxa"/>
+            <w:tcBorders>
+              <w:top w:val="nil"/>
+              <w:left w:val="nil"/>
+              <w:bottom w:val="nil"/>
+              <w:right w:val="nil"/>
+            </w:tcBorders>
+          </w:tcPr>
+          <w:p>
+            <w:pPr>
+              <w:autoSpaceDE w:val="0"/>
+              <w:autoSpaceDN w:val="0"/>
+              <w:adjustRightInd w:val="0"/>
+              <w:spacing w:before="120" w:after="120" w:line="240" w:lineRule="auto"/>
+              <w:jc w:val="both"/>
+              <w:rPr>
+                <w:sz w:val="20"/>
+                <w:szCs w:val="20"/>
+                <w:lang w:val="en-GB"/>
+              </w:rPr>
+            </w:pPr>
+            <w:r>
+              <w:rPr>
+                <w:sz w:val="20"/>
+                <w:szCs w:val="20"/>
+                <w:lang w:val="en-GB"/>
+              </w:rPr>
+              <w:t>15</w:t>
+            </w:r>
+            <w:r>
+              <w:rPr>
+                <w:sz w:val="20"/>
+                <w:szCs w:val="20"/>
+                <w:lang w:val="en-GB"/>
+              </w:rPr>
+              <w:t>0</w:t>
+            </w:r>
+          </w:p>
+        </w:tc>
+        <w:tc>
+          <w:tcPr>
+            <w:tcW w:w="3897" w:type="dxa"/>
+            <w:tcBorders>
+              <w:top w:val="nil"/>
+              <w:left w:val="nil"/>
+              <w:bottom w:val="nil"/>
+              <w:right w:val="nil"/>
+            </w:tcBorders>
+          </w:tcPr>
+          <w:p>
+            <w:pPr>
+              <w:autoSpaceDE w:val="0"/>
+              <w:autoSpaceDN w:val="0"/>
+              <w:adjustRightInd w:val="0"/>
+              <w:spacing w:before="120" w:after="120" w:line="240" w:lineRule="auto"/>
+              <w:jc w:val="both"/>
+              <w:rPr>
+                <w:b/>
+                <w:bCs/>
+                <w:sz w:val="20"/>
+                <w:szCs w:val="20"/>
+                <w:lang w:val="en-GB"/>
+              </w:rPr>
+            </w:pPr>
+            <w:r>
+              <w:rPr>
+                <w:b/>
+                <w:bCs/>
+                <w:sz w:val="20"/>
+                <w:szCs w:val="20"/>
+                <w:lang w:val="en-GB"/>
+              </w:rPr>
+              <w:t>[Product</w:t>
+            </w:r>
+            <w:r>
+              <w:rPr>
+                <w:b/>
+                <w:bCs/>
+                <w:sz w:val="20"/>
+                <w:szCs w:val="20"/>
+                <w:lang w:val="en-GB"/>
+              </w:rPr>
+              <w:t xml:space="preserve"> </w:t>
+            </w:r>
+            <w:r>
+              <w:rPr>
+                <w:b/>
+                <w:bCs/>
+                <w:sz w:val="20"/>
+                <w:szCs w:val="20"/>
+                <w:lang w:val="en-GB"/>
+              </w:rPr>
+              <w:t>15</w:t>
+            </w:r>
+            <w:r>
+              <w:rPr>
+                <w:b/>
+                <w:bCs/>
+                <w:sz w:val="20"/>
+                <w:szCs w:val="20"/>
+                <w:lang w:val="en-GB"/>
+              </w:rPr>
+              <w:t>]</w:t>
+            </w:r>
+            <w:r>
+              <w:rPr>
+                <w:sz w:val="20"/>
+                <w:szCs w:val="20"/>
+                <w:lang w:val="en-GB"/>
+              </w:rPr>
+              <w:t xml:space="preserve"> </w:t>
+            </w:r>
+            <w:r>
+              <w:rPr>
+                <w:sz w:val="20"/>
+                <w:szCs w:val="20"/>
+                <w:lang w:val="en-GB"/>
+              </w:rPr>
+              <w:t>[</w:t>
+            </w:r>
+            <w:r>
+              <w:rPr>
+                <w:sz w:val="20"/>
+                <w:szCs w:val="20"/>
+                <w:lang w:val="en-GB"/>
+              </w:rPr>
+              <w:t>Description</w:t>
+            </w:r>
+            <w:r>
+              <w:rPr>
+                <w:sz w:val="20"/>
+                <w:szCs w:val="20"/>
+                <w:lang w:val="en-GB"/>
+              </w:rPr>
+              <w:t>]</w:t>
+            </w:r>
+          </w:p>
+        </w:tc>
+        <w:tc>
+          <w:tcPr>
+            <w:tcW w:w="709" w:type="dxa"/>
+            <w:tcBorders>
+              <w:top w:val="nil"/>
+              <w:left w:val="nil"/>
+              <w:bottom w:val="nil"/>
+              <w:right w:val="nil"/>
+            </w:tcBorders>
+          </w:tcPr>
+          <w:p>
+            <w:pPr>
+              <w:autoSpaceDE w:val="0"/>
+              <w:autoSpaceDN w:val="0"/>
+              <w:adjustRightInd w:val="0"/>
+              <w:spacing w:before="120" w:after="120" w:line="240" w:lineRule="auto"/>
+              <w:jc w:val="both"/>
+              <w:rPr>
+                <w:sz w:val="20"/>
+                <w:szCs w:val="20"/>
+                <w:lang w:val="en-GB"/>
+              </w:rPr>
+            </w:pPr>
+          </w:p>
+        </w:tc>
+        <w:tc>
+          <w:tcPr>
+            <w:tcW w:w="1276" w:type="dxa"/>
+            <w:tcBorders>
+              <w:top w:val="nil"/>
+              <w:left w:val="nil"/>
+              <w:bottom w:val="nil"/>
+              <w:right w:val="nil"/>
+            </w:tcBorders>
+          </w:tcPr>
+          <w:p>
+            <w:pPr>
+              <w:autoSpaceDE w:val="0"/>
+              <w:autoSpaceDN w:val="0"/>
+              <w:adjustRightInd w:val="0"/>
+              <w:spacing w:before="120" w:after="120" w:line="240" w:lineRule="auto"/>
+              <w:jc w:val="both"/>
+              <w:rPr>
+                <w:sz w:val="20"/>
+                <w:szCs w:val="20"/>
+                <w:lang w:val="en-GB"/>
+              </w:rPr>
+            </w:pPr>
           </w:p>
         </w:tc>
         <w:tc>
@@ -2169,6 +5110,7 @@
                 <w:szCs w:val="20"/>
                 <w:highlight w:val="yellow"/>
               </w:rPr>
+              <w:lastRenderedPageBreak/>
               <w:t>SWIFT CODE: UNCRITM1N56</w:t>
             </w:r>
           </w:p>
@@ -2235,6 +5177,7 @@
               <w:rPr>
                 <w:rFonts w:ascii="Verdana" w:hAnsi="Verdana"/>
               </w:rPr>
+              <w:lastRenderedPageBreak/>
               <w:t>Beneficiary:</w:t>
             </w:r>
           </w:p>

--- a/proforma_template_eng.docx
+++ b/proforma_template_eng.docx
@@ -351,27 +351,7 @@
           <w:szCs w:val="20"/>
           <w:lang w:val="it-IT"/>
         </w:rPr>
-        <w:t xml:space="preserve"> </w:t>
-      </w:r>
-      <w:proofErr w:type="gramStart"/>
-      <w:r>
-        <w:rPr>
-          <w:b/>
-          <w:sz w:val="20"/>
-          <w:szCs w:val="20"/>
-          <w:lang w:val="it-IT"/>
-        </w:rPr>
-        <w:t>NO...</w:t>
-      </w:r>
-      <w:proofErr w:type="gramEnd"/>
-      <w:r>
-        <w:rPr>
-          <w:b/>
-          <w:sz w:val="20"/>
-          <w:szCs w:val="20"/>
-          <w:lang w:val="it-IT"/>
-        </w:rPr>
-        <w:t xml:space="preserve">: </w:t>
+        <w:t xml:space="preserve"> NO...: </w:t>
       </w:r>
       <w:r>
         <w:rPr>
@@ -459,9 +439,9 @@
         <w:gridCol w:w="639"/>
         <w:gridCol w:w="3897"/>
         <w:gridCol w:w="709"/>
-        <w:gridCol w:w="1276"/>
-        <w:gridCol w:w="992"/>
-        <w:gridCol w:w="2126"/>
+        <w:gridCol w:w="1559"/>
+        <w:gridCol w:w="993"/>
+        <w:gridCol w:w="1842"/>
       </w:tblGrid>
       <w:tr>
         <w:trPr>
@@ -567,7 +547,6 @@
               </w:rPr>
             </w:pPr>
             <w:proofErr w:type="spellStart"/>
-            <w:proofErr w:type="gramStart"/>
             <w:r>
               <w:rPr>
                 <w:i/>
@@ -579,12 +558,11 @@
               <w:t>q.ty</w:t>
             </w:r>
             <w:proofErr w:type="spellEnd"/>
-            <w:proofErr w:type="gramEnd"/>
-          </w:p>
-        </w:tc>
-        <w:tc>
-          <w:tcPr>
-            <w:tcW w:w="1276" w:type="dxa"/>
+          </w:p>
+        </w:tc>
+        <w:tc>
+          <w:tcPr>
+            <w:tcW w:w="1559" w:type="dxa"/>
             <w:tcBorders>
               <w:top w:val="nil"/>
               <w:left w:val="nil"/>
@@ -641,7 +619,7 @@
         </w:tc>
         <w:tc>
           <w:tcPr>
-            <w:tcW w:w="992" w:type="dxa"/>
+            <w:tcW w:w="993" w:type="dxa"/>
             <w:tcBorders>
               <w:top w:val="nil"/>
               <w:left w:val="nil"/>
@@ -668,7 +646,7 @@
         </w:tc>
         <w:tc>
           <w:tcPr>
-            <w:tcW w:w="2126" w:type="dxa"/>
+            <w:tcW w:w="1842" w:type="dxa"/>
             <w:tcBorders>
               <w:top w:val="nil"/>
               <w:left w:val="nil"/>
@@ -855,7 +833,7 @@
         </w:tc>
         <w:tc>
           <w:tcPr>
-            <w:tcW w:w="1276" w:type="dxa"/>
+            <w:tcW w:w="1559" w:type="dxa"/>
             <w:tcBorders>
               <w:top w:val="single" w:sz="4" w:space="0" w:color="auto"/>
               <w:left w:val="nil"/>
@@ -880,7 +858,7 @@
         </w:tc>
         <w:tc>
           <w:tcPr>
-            <w:tcW w:w="992" w:type="dxa"/>
+            <w:tcW w:w="993" w:type="dxa"/>
             <w:tcBorders>
               <w:top w:val="single" w:sz="4" w:space="0" w:color="auto"/>
               <w:left w:val="nil"/>
@@ -913,7 +891,7 @@
         </w:tc>
         <w:tc>
           <w:tcPr>
-            <w:tcW w:w="2126" w:type="dxa"/>
+            <w:tcW w:w="1842" w:type="dxa"/>
             <w:tcBorders>
               <w:top w:val="single" w:sz="4" w:space="0" w:color="auto"/>
               <w:left w:val="nil"/>
@@ -940,18 +918,8 @@
                 <w:szCs w:val="20"/>
                 <w:lang w:val="en-GB"/>
               </w:rPr>
-              <w:t>[Price</w:t>
-            </w:r>
-            <w:proofErr w:type="gramStart"/>
-            <w:r>
-              <w:rPr>
-                <w:sz w:val="20"/>
-                <w:szCs w:val="20"/>
-                <w:lang w:val="en-GB"/>
-              </w:rPr>
-              <w:t>],-</w:t>
-            </w:r>
-            <w:proofErr w:type="gramEnd"/>
+              <w:t>[Price],-</w:t>
+            </w:r>
           </w:p>
         </w:tc>
       </w:tr>
@@ -1106,7 +1074,7 @@
         </w:tc>
         <w:tc>
           <w:tcPr>
-            <w:tcW w:w="1276" w:type="dxa"/>
+            <w:tcW w:w="1559" w:type="dxa"/>
             <w:tcBorders>
               <w:top w:val="nil"/>
               <w:left w:val="nil"/>
@@ -1131,7 +1099,7 @@
         </w:tc>
         <w:tc>
           <w:tcPr>
-            <w:tcW w:w="992" w:type="dxa"/>
+            <w:tcW w:w="993" w:type="dxa"/>
             <w:tcBorders>
               <w:top w:val="nil"/>
               <w:left w:val="nil"/>
@@ -1164,7 +1132,7 @@
         </w:tc>
         <w:tc>
           <w:tcPr>
-            <w:tcW w:w="2126" w:type="dxa"/>
+            <w:tcW w:w="1842" w:type="dxa"/>
             <w:tcBorders>
               <w:top w:val="nil"/>
               <w:left w:val="nil"/>
@@ -1191,18 +1159,8 @@
                 <w:szCs w:val="20"/>
                 <w:lang w:val="en-GB"/>
               </w:rPr>
-              <w:t>[Price</w:t>
-            </w:r>
-            <w:proofErr w:type="gramStart"/>
-            <w:r>
-              <w:rPr>
-                <w:sz w:val="20"/>
-                <w:szCs w:val="20"/>
-                <w:lang w:val="en-GB"/>
-              </w:rPr>
-              <w:t>],-</w:t>
-            </w:r>
-            <w:proofErr w:type="gramEnd"/>
+              <w:t>[Price],-</w:t>
+            </w:r>
           </w:p>
         </w:tc>
       </w:tr>
@@ -1357,7 +1315,7 @@
         </w:tc>
         <w:tc>
           <w:tcPr>
-            <w:tcW w:w="1276" w:type="dxa"/>
+            <w:tcW w:w="1559" w:type="dxa"/>
             <w:tcBorders>
               <w:top w:val="nil"/>
               <w:left w:val="nil"/>
@@ -1382,7 +1340,7 @@
         </w:tc>
         <w:tc>
           <w:tcPr>
-            <w:tcW w:w="992" w:type="dxa"/>
+            <w:tcW w:w="993" w:type="dxa"/>
             <w:tcBorders>
               <w:top w:val="nil"/>
               <w:left w:val="nil"/>
@@ -1415,7 +1373,7 @@
         </w:tc>
         <w:tc>
           <w:tcPr>
-            <w:tcW w:w="2126" w:type="dxa"/>
+            <w:tcW w:w="1842" w:type="dxa"/>
             <w:tcBorders>
               <w:top w:val="nil"/>
               <w:left w:val="nil"/>
@@ -1442,18 +1400,8 @@
                 <w:szCs w:val="20"/>
                 <w:lang w:val="en-GB"/>
               </w:rPr>
-              <w:t>[Price</w:t>
-            </w:r>
-            <w:proofErr w:type="gramStart"/>
-            <w:r>
-              <w:rPr>
-                <w:sz w:val="20"/>
-                <w:szCs w:val="20"/>
-                <w:lang w:val="en-GB"/>
-              </w:rPr>
-              <w:t>],-</w:t>
-            </w:r>
-            <w:proofErr w:type="gramEnd"/>
+              <w:t>[Price],-</w:t>
+            </w:r>
           </w:p>
         </w:tc>
       </w:tr>
@@ -1535,7 +1483,7 @@
                 <w:szCs w:val="20"/>
                 <w:lang w:val="en-GB"/>
               </w:rPr>
-              <w:t xml:space="preserve"> </w:t>
+              <w:t xml:space="preserve"> 4</w:t>
             </w:r>
             <w:r>
               <w:rPr>
@@ -1545,16 +1493,6 @@
                 <w:szCs w:val="20"/>
                 <w:lang w:val="en-GB"/>
               </w:rPr>
-              <w:t>4</w:t>
-            </w:r>
-            <w:r>
-              <w:rPr>
-                <w:b/>
-                <w:bCs/>
-                <w:sz w:val="20"/>
-                <w:szCs w:val="20"/>
-                <w:lang w:val="en-GB"/>
-              </w:rPr>
               <w:t>]</w:t>
             </w:r>
             <w:r>
@@ -1618,7 +1556,7 @@
         </w:tc>
         <w:tc>
           <w:tcPr>
-            <w:tcW w:w="1276" w:type="dxa"/>
+            <w:tcW w:w="1559" w:type="dxa"/>
             <w:tcBorders>
               <w:top w:val="nil"/>
               <w:left w:val="nil"/>
@@ -1643,7 +1581,7 @@
         </w:tc>
         <w:tc>
           <w:tcPr>
-            <w:tcW w:w="992" w:type="dxa"/>
+            <w:tcW w:w="993" w:type="dxa"/>
             <w:tcBorders>
               <w:top w:val="nil"/>
               <w:left w:val="nil"/>
@@ -1676,7 +1614,7 @@
         </w:tc>
         <w:tc>
           <w:tcPr>
-            <w:tcW w:w="2126" w:type="dxa"/>
+            <w:tcW w:w="1842" w:type="dxa"/>
             <w:tcBorders>
               <w:top w:val="nil"/>
               <w:left w:val="nil"/>
@@ -1703,18 +1641,8 @@
                 <w:szCs w:val="20"/>
                 <w:lang w:val="en-GB"/>
               </w:rPr>
-              <w:t>[Price</w:t>
-            </w:r>
-            <w:proofErr w:type="gramStart"/>
-            <w:r>
-              <w:rPr>
-                <w:sz w:val="20"/>
-                <w:szCs w:val="20"/>
-                <w:lang w:val="en-GB"/>
-              </w:rPr>
-              <w:t>],-</w:t>
-            </w:r>
-            <w:proofErr w:type="gramEnd"/>
+              <w:t>[Price],-</w:t>
+            </w:r>
           </w:p>
         </w:tc>
       </w:tr>
@@ -1798,7 +1726,7 @@
                 <w:szCs w:val="20"/>
                 <w:lang w:val="en-GB"/>
               </w:rPr>
-              <w:t xml:space="preserve"> </w:t>
+              <w:t xml:space="preserve"> 5</w:t>
             </w:r>
             <w:r>
               <w:rPr>
@@ -1808,16 +1736,6 @@
                 <w:szCs w:val="20"/>
                 <w:lang w:val="en-GB"/>
               </w:rPr>
-              <w:t>5</w:t>
-            </w:r>
-            <w:r>
-              <w:rPr>
-                <w:b/>
-                <w:bCs/>
-                <w:sz w:val="20"/>
-                <w:szCs w:val="20"/>
-                <w:lang w:val="en-GB"/>
-              </w:rPr>
               <w:t>]</w:t>
             </w:r>
             <w:r>
@@ -1881,7 +1799,7 @@
         </w:tc>
         <w:tc>
           <w:tcPr>
-            <w:tcW w:w="1276" w:type="dxa"/>
+            <w:tcW w:w="1559" w:type="dxa"/>
             <w:tcBorders>
               <w:top w:val="nil"/>
               <w:left w:val="nil"/>
@@ -1906,7 +1824,7 @@
         </w:tc>
         <w:tc>
           <w:tcPr>
-            <w:tcW w:w="992" w:type="dxa"/>
+            <w:tcW w:w="993" w:type="dxa"/>
             <w:tcBorders>
               <w:top w:val="nil"/>
               <w:left w:val="nil"/>
@@ -1939,7 +1857,7 @@
         </w:tc>
         <w:tc>
           <w:tcPr>
-            <w:tcW w:w="2126" w:type="dxa"/>
+            <w:tcW w:w="1842" w:type="dxa"/>
             <w:tcBorders>
               <w:top w:val="nil"/>
               <w:left w:val="nil"/>
@@ -1966,18 +1884,8 @@
                 <w:szCs w:val="20"/>
                 <w:lang w:val="en-GB"/>
               </w:rPr>
-              <w:t>[Price</w:t>
-            </w:r>
-            <w:proofErr w:type="gramStart"/>
-            <w:r>
-              <w:rPr>
-                <w:sz w:val="20"/>
-                <w:szCs w:val="20"/>
-                <w:lang w:val="en-GB"/>
-              </w:rPr>
-              <w:t>],-</w:t>
-            </w:r>
-            <w:proofErr w:type="gramEnd"/>
+              <w:t>[Price],-</w:t>
+            </w:r>
           </w:p>
         </w:tc>
       </w:tr>
@@ -2061,7 +1969,7 @@
                 <w:szCs w:val="20"/>
                 <w:lang w:val="en-GB"/>
               </w:rPr>
-              <w:t xml:space="preserve"> </w:t>
+              <w:t xml:space="preserve"> 6</w:t>
             </w:r>
             <w:r>
               <w:rPr>
@@ -2071,16 +1979,6 @@
                 <w:szCs w:val="20"/>
                 <w:lang w:val="en-GB"/>
               </w:rPr>
-              <w:t>6</w:t>
-            </w:r>
-            <w:r>
-              <w:rPr>
-                <w:b/>
-                <w:bCs/>
-                <w:sz w:val="20"/>
-                <w:szCs w:val="20"/>
-                <w:lang w:val="en-GB"/>
-              </w:rPr>
               <w:t>]</w:t>
             </w:r>
             <w:r>
@@ -2144,7 +2042,7 @@
         </w:tc>
         <w:tc>
           <w:tcPr>
-            <w:tcW w:w="1276" w:type="dxa"/>
+            <w:tcW w:w="1559" w:type="dxa"/>
             <w:tcBorders>
               <w:top w:val="nil"/>
               <w:left w:val="nil"/>
@@ -2169,7 +2067,7 @@
         </w:tc>
         <w:tc>
           <w:tcPr>
-            <w:tcW w:w="992" w:type="dxa"/>
+            <w:tcW w:w="993" w:type="dxa"/>
             <w:tcBorders>
               <w:top w:val="nil"/>
               <w:left w:val="nil"/>
@@ -2202,7 +2100,7 @@
         </w:tc>
         <w:tc>
           <w:tcPr>
-            <w:tcW w:w="2126" w:type="dxa"/>
+            <w:tcW w:w="1842" w:type="dxa"/>
             <w:tcBorders>
               <w:top w:val="nil"/>
               <w:left w:val="nil"/>
@@ -2229,18 +2127,8 @@
                 <w:szCs w:val="20"/>
                 <w:lang w:val="en-GB"/>
               </w:rPr>
-              <w:t>[Price</w:t>
-            </w:r>
-            <w:proofErr w:type="gramStart"/>
-            <w:r>
-              <w:rPr>
-                <w:sz w:val="20"/>
-                <w:szCs w:val="20"/>
-                <w:lang w:val="en-GB"/>
-              </w:rPr>
-              <w:t>],-</w:t>
-            </w:r>
-            <w:proofErr w:type="gramEnd"/>
+              <w:t>[Price],-</w:t>
+            </w:r>
           </w:p>
         </w:tc>
       </w:tr>
@@ -2332,7 +2220,7 @@
                 <w:szCs w:val="20"/>
                 <w:lang w:val="en-GB"/>
               </w:rPr>
-              <w:t xml:space="preserve"> </w:t>
+              <w:t xml:space="preserve"> 7</w:t>
             </w:r>
             <w:r>
               <w:rPr>
@@ -2342,16 +2230,6 @@
                 <w:szCs w:val="20"/>
                 <w:lang w:val="en-GB"/>
               </w:rPr>
-              <w:t>7</w:t>
-            </w:r>
-            <w:r>
-              <w:rPr>
-                <w:b/>
-                <w:bCs/>
-                <w:sz w:val="20"/>
-                <w:szCs w:val="20"/>
-                <w:lang w:val="en-GB"/>
-              </w:rPr>
               <w:t>]</w:t>
             </w:r>
             <w:r>
@@ -2415,7 +2293,7 @@
         </w:tc>
         <w:tc>
           <w:tcPr>
-            <w:tcW w:w="1276" w:type="dxa"/>
+            <w:tcW w:w="1559" w:type="dxa"/>
             <w:tcBorders>
               <w:top w:val="nil"/>
               <w:left w:val="nil"/>
@@ -2440,7 +2318,7 @@
         </w:tc>
         <w:tc>
           <w:tcPr>
-            <w:tcW w:w="992" w:type="dxa"/>
+            <w:tcW w:w="993" w:type="dxa"/>
             <w:tcBorders>
               <w:top w:val="nil"/>
               <w:left w:val="nil"/>
@@ -2473,7 +2351,7 @@
         </w:tc>
         <w:tc>
           <w:tcPr>
-            <w:tcW w:w="2126" w:type="dxa"/>
+            <w:tcW w:w="1842" w:type="dxa"/>
             <w:tcBorders>
               <w:top w:val="nil"/>
               <w:left w:val="nil"/>
@@ -2500,18 +2378,8 @@
                 <w:szCs w:val="20"/>
                 <w:lang w:val="en-GB"/>
               </w:rPr>
-              <w:t>[Price</w:t>
-            </w:r>
-            <w:proofErr w:type="gramStart"/>
-            <w:r>
-              <w:rPr>
-                <w:sz w:val="20"/>
-                <w:szCs w:val="20"/>
-                <w:lang w:val="en-GB"/>
-              </w:rPr>
-              <w:t>],-</w:t>
-            </w:r>
-            <w:proofErr w:type="gramEnd"/>
+              <w:t>[Price],-</w:t>
+            </w:r>
           </w:p>
         </w:tc>
       </w:tr>
@@ -2603,7 +2471,7 @@
                 <w:szCs w:val="20"/>
                 <w:lang w:val="en-GB"/>
               </w:rPr>
-              <w:t xml:space="preserve"> </w:t>
+              <w:t xml:space="preserve"> 8</w:t>
             </w:r>
             <w:r>
               <w:rPr>
@@ -2613,16 +2481,6 @@
                 <w:szCs w:val="20"/>
                 <w:lang w:val="en-GB"/>
               </w:rPr>
-              <w:t>8</w:t>
-            </w:r>
-            <w:r>
-              <w:rPr>
-                <w:b/>
-                <w:bCs/>
-                <w:sz w:val="20"/>
-                <w:szCs w:val="20"/>
-                <w:lang w:val="en-GB"/>
-              </w:rPr>
               <w:t>]</w:t>
             </w:r>
             <w:r>
@@ -2686,7 +2544,7 @@
         </w:tc>
         <w:tc>
           <w:tcPr>
-            <w:tcW w:w="1276" w:type="dxa"/>
+            <w:tcW w:w="1559" w:type="dxa"/>
             <w:tcBorders>
               <w:top w:val="nil"/>
               <w:left w:val="nil"/>
@@ -2711,7 +2569,7 @@
         </w:tc>
         <w:tc>
           <w:tcPr>
-            <w:tcW w:w="992" w:type="dxa"/>
+            <w:tcW w:w="993" w:type="dxa"/>
             <w:tcBorders>
               <w:top w:val="nil"/>
               <w:left w:val="nil"/>
@@ -2744,7 +2602,7 @@
         </w:tc>
         <w:tc>
           <w:tcPr>
-            <w:tcW w:w="2126" w:type="dxa"/>
+            <w:tcW w:w="1842" w:type="dxa"/>
             <w:tcBorders>
               <w:top w:val="nil"/>
               <w:left w:val="nil"/>
@@ -2771,18 +2629,8 @@
                 <w:szCs w:val="20"/>
                 <w:lang w:val="en-GB"/>
               </w:rPr>
-              <w:t>[Price</w:t>
-            </w:r>
-            <w:proofErr w:type="gramStart"/>
-            <w:r>
-              <w:rPr>
-                <w:sz w:val="20"/>
-                <w:szCs w:val="20"/>
-                <w:lang w:val="en-GB"/>
-              </w:rPr>
-              <w:t>],-</w:t>
-            </w:r>
-            <w:proofErr w:type="gramEnd"/>
+              <w:t>[Price],-</w:t>
+            </w:r>
           </w:p>
         </w:tc>
       </w:tr>
@@ -2874,7 +2722,7 @@
                 <w:szCs w:val="20"/>
                 <w:lang w:val="en-GB"/>
               </w:rPr>
-              <w:t xml:space="preserve"> </w:t>
+              <w:t xml:space="preserve"> 9</w:t>
             </w:r>
             <w:r>
               <w:rPr>
@@ -2884,16 +2732,6 @@
                 <w:szCs w:val="20"/>
                 <w:lang w:val="en-GB"/>
               </w:rPr>
-              <w:t>9</w:t>
-            </w:r>
-            <w:r>
-              <w:rPr>
-                <w:b/>
-                <w:bCs/>
-                <w:sz w:val="20"/>
-                <w:szCs w:val="20"/>
-                <w:lang w:val="en-GB"/>
-              </w:rPr>
               <w:t>]</w:t>
             </w:r>
             <w:r>
@@ -2957,7 +2795,7 @@
         </w:tc>
         <w:tc>
           <w:tcPr>
-            <w:tcW w:w="1276" w:type="dxa"/>
+            <w:tcW w:w="1559" w:type="dxa"/>
             <w:tcBorders>
               <w:top w:val="nil"/>
               <w:left w:val="nil"/>
@@ -2982,7 +2820,7 @@
         </w:tc>
         <w:tc>
           <w:tcPr>
-            <w:tcW w:w="992" w:type="dxa"/>
+            <w:tcW w:w="993" w:type="dxa"/>
             <w:tcBorders>
               <w:top w:val="nil"/>
               <w:left w:val="nil"/>
@@ -3015,7 +2853,7 @@
         </w:tc>
         <w:tc>
           <w:tcPr>
-            <w:tcW w:w="2126" w:type="dxa"/>
+            <w:tcW w:w="1842" w:type="dxa"/>
             <w:tcBorders>
               <w:top w:val="nil"/>
               <w:left w:val="nil"/>
@@ -3042,18 +2880,8 @@
                 <w:szCs w:val="20"/>
                 <w:lang w:val="en-GB"/>
               </w:rPr>
-              <w:t>[Price</w:t>
-            </w:r>
-            <w:proofErr w:type="gramStart"/>
-            <w:r>
-              <w:rPr>
-                <w:sz w:val="20"/>
-                <w:szCs w:val="20"/>
-                <w:lang w:val="en-GB"/>
-              </w:rPr>
-              <w:t>],-</w:t>
-            </w:r>
-            <w:proofErr w:type="gramEnd"/>
+              <w:t>[Price],-</w:t>
+            </w:r>
           </w:p>
         </w:tc>
       </w:tr>
@@ -3145,7 +2973,7 @@
                 <w:szCs w:val="20"/>
                 <w:lang w:val="en-GB"/>
               </w:rPr>
-              <w:t xml:space="preserve"> </w:t>
+              <w:t xml:space="preserve"> 10</w:t>
             </w:r>
             <w:r>
               <w:rPr>
@@ -3155,16 +2983,6 @@
                 <w:szCs w:val="20"/>
                 <w:lang w:val="en-GB"/>
               </w:rPr>
-              <w:t>10</w:t>
-            </w:r>
-            <w:r>
-              <w:rPr>
-                <w:b/>
-                <w:bCs/>
-                <w:sz w:val="20"/>
-                <w:szCs w:val="20"/>
-                <w:lang w:val="en-GB"/>
-              </w:rPr>
               <w:t>]</w:t>
             </w:r>
             <w:r>
@@ -3228,7 +3046,7 @@
         </w:tc>
         <w:tc>
           <w:tcPr>
-            <w:tcW w:w="1276" w:type="dxa"/>
+            <w:tcW w:w="1559" w:type="dxa"/>
             <w:tcBorders>
               <w:top w:val="nil"/>
               <w:left w:val="nil"/>
@@ -3253,7 +3071,7 @@
         </w:tc>
         <w:tc>
           <w:tcPr>
-            <w:tcW w:w="992" w:type="dxa"/>
+            <w:tcW w:w="993" w:type="dxa"/>
             <w:tcBorders>
               <w:top w:val="nil"/>
               <w:left w:val="nil"/>
@@ -3286,7 +3104,7 @@
         </w:tc>
         <w:tc>
           <w:tcPr>
-            <w:tcW w:w="2126" w:type="dxa"/>
+            <w:tcW w:w="1842" w:type="dxa"/>
             <w:tcBorders>
               <w:top w:val="nil"/>
               <w:left w:val="nil"/>
@@ -3313,18 +3131,8 @@
                 <w:szCs w:val="20"/>
                 <w:lang w:val="en-GB"/>
               </w:rPr>
-              <w:t>[Price</w:t>
-            </w:r>
-            <w:proofErr w:type="gramStart"/>
-            <w:r>
-              <w:rPr>
-                <w:sz w:val="20"/>
-                <w:szCs w:val="20"/>
-                <w:lang w:val="en-GB"/>
-              </w:rPr>
-              <w:t>],-</w:t>
-            </w:r>
-            <w:proofErr w:type="gramEnd"/>
+              <w:t>[Price],-</w:t>
+            </w:r>
           </w:p>
         </w:tc>
       </w:tr>
@@ -3408,7 +3216,7 @@
                 <w:szCs w:val="20"/>
                 <w:lang w:val="en-GB"/>
               </w:rPr>
-              <w:t xml:space="preserve"> </w:t>
+              <w:t xml:space="preserve"> 11</w:t>
             </w:r>
             <w:r>
               <w:rPr>
@@ -3418,16 +3226,6 @@
                 <w:szCs w:val="20"/>
                 <w:lang w:val="en-GB"/>
               </w:rPr>
-              <w:t>11</w:t>
-            </w:r>
-            <w:r>
-              <w:rPr>
-                <w:b/>
-                <w:bCs/>
-                <w:sz w:val="20"/>
-                <w:szCs w:val="20"/>
-                <w:lang w:val="en-GB"/>
-              </w:rPr>
               <w:t>]</w:t>
             </w:r>
             <w:r>
@@ -3491,7 +3289,7 @@
         </w:tc>
         <w:tc>
           <w:tcPr>
-            <w:tcW w:w="1276" w:type="dxa"/>
+            <w:tcW w:w="1559" w:type="dxa"/>
             <w:tcBorders>
               <w:top w:val="nil"/>
               <w:left w:val="nil"/>
@@ -3516,7 +3314,7 @@
         </w:tc>
         <w:tc>
           <w:tcPr>
-            <w:tcW w:w="992" w:type="dxa"/>
+            <w:tcW w:w="993" w:type="dxa"/>
             <w:tcBorders>
               <w:top w:val="nil"/>
               <w:left w:val="nil"/>
@@ -3549,7 +3347,7 @@
         </w:tc>
         <w:tc>
           <w:tcPr>
-            <w:tcW w:w="2126" w:type="dxa"/>
+            <w:tcW w:w="1842" w:type="dxa"/>
             <w:tcBorders>
               <w:top w:val="nil"/>
               <w:left w:val="nil"/>
@@ -3576,18 +3374,8 @@
                 <w:szCs w:val="20"/>
                 <w:lang w:val="en-GB"/>
               </w:rPr>
-              <w:t>[Price</w:t>
-            </w:r>
-            <w:proofErr w:type="gramStart"/>
-            <w:r>
-              <w:rPr>
-                <w:sz w:val="20"/>
-                <w:szCs w:val="20"/>
-                <w:lang w:val="en-GB"/>
-              </w:rPr>
-              <w:t>],-</w:t>
-            </w:r>
-            <w:proofErr w:type="gramEnd"/>
+              <w:t>[Price],-</w:t>
+            </w:r>
           </w:p>
         </w:tc>
       </w:tr>
@@ -3671,7 +3459,7 @@
                 <w:szCs w:val="20"/>
                 <w:lang w:val="en-GB"/>
               </w:rPr>
-              <w:t xml:space="preserve"> </w:t>
+              <w:t xml:space="preserve"> 12</w:t>
             </w:r>
             <w:r>
               <w:rPr>
@@ -3681,16 +3469,6 @@
                 <w:szCs w:val="20"/>
                 <w:lang w:val="en-GB"/>
               </w:rPr>
-              <w:t>12</w:t>
-            </w:r>
-            <w:r>
-              <w:rPr>
-                <w:b/>
-                <w:bCs/>
-                <w:sz w:val="20"/>
-                <w:szCs w:val="20"/>
-                <w:lang w:val="en-GB"/>
-              </w:rPr>
               <w:t>]</w:t>
             </w:r>
             <w:r>
@@ -3754,7 +3532,7 @@
         </w:tc>
         <w:tc>
           <w:tcPr>
-            <w:tcW w:w="1276" w:type="dxa"/>
+            <w:tcW w:w="1559" w:type="dxa"/>
             <w:tcBorders>
               <w:top w:val="nil"/>
               <w:left w:val="nil"/>
@@ -3779,7 +3557,7 @@
         </w:tc>
         <w:tc>
           <w:tcPr>
-            <w:tcW w:w="992" w:type="dxa"/>
+            <w:tcW w:w="993" w:type="dxa"/>
             <w:tcBorders>
               <w:top w:val="nil"/>
               <w:left w:val="nil"/>
@@ -3812,7 +3590,7 @@
         </w:tc>
         <w:tc>
           <w:tcPr>
-            <w:tcW w:w="2126" w:type="dxa"/>
+            <w:tcW w:w="1842" w:type="dxa"/>
             <w:tcBorders>
               <w:top w:val="nil"/>
               <w:left w:val="nil"/>
@@ -3839,18 +3617,8 @@
                 <w:szCs w:val="20"/>
                 <w:lang w:val="en-GB"/>
               </w:rPr>
-              <w:t>[Price</w:t>
-            </w:r>
-            <w:proofErr w:type="gramStart"/>
-            <w:r>
-              <w:rPr>
-                <w:sz w:val="20"/>
-                <w:szCs w:val="20"/>
-                <w:lang w:val="en-GB"/>
-              </w:rPr>
-              <w:t>],-</w:t>
-            </w:r>
-            <w:proofErr w:type="gramEnd"/>
+              <w:t>[Price],-</w:t>
+            </w:r>
           </w:p>
         </w:tc>
       </w:tr>
@@ -3934,7 +3702,7 @@
                 <w:szCs w:val="20"/>
                 <w:lang w:val="en-GB"/>
               </w:rPr>
-              <w:t xml:space="preserve"> </w:t>
+              <w:t xml:space="preserve"> 13</w:t>
             </w:r>
             <w:r>
               <w:rPr>
@@ -3944,16 +3712,6 @@
                 <w:szCs w:val="20"/>
                 <w:lang w:val="en-GB"/>
               </w:rPr>
-              <w:t>13</w:t>
-            </w:r>
-            <w:r>
-              <w:rPr>
-                <w:b/>
-                <w:bCs/>
-                <w:sz w:val="20"/>
-                <w:szCs w:val="20"/>
-                <w:lang w:val="en-GB"/>
-              </w:rPr>
               <w:t>]</w:t>
             </w:r>
             <w:r>
@@ -4017,7 +3775,7 @@
         </w:tc>
         <w:tc>
           <w:tcPr>
-            <w:tcW w:w="1276" w:type="dxa"/>
+            <w:tcW w:w="1559" w:type="dxa"/>
             <w:tcBorders>
               <w:top w:val="nil"/>
               <w:left w:val="nil"/>
@@ -4042,7 +3800,7 @@
         </w:tc>
         <w:tc>
           <w:tcPr>
-            <w:tcW w:w="992" w:type="dxa"/>
+            <w:tcW w:w="993" w:type="dxa"/>
             <w:tcBorders>
               <w:top w:val="nil"/>
               <w:left w:val="nil"/>
@@ -4075,7 +3833,7 @@
         </w:tc>
         <w:tc>
           <w:tcPr>
-            <w:tcW w:w="2126" w:type="dxa"/>
+            <w:tcW w:w="1842" w:type="dxa"/>
             <w:tcBorders>
               <w:top w:val="nil"/>
               <w:left w:val="nil"/>
@@ -4102,18 +3860,8 @@
                 <w:szCs w:val="20"/>
                 <w:lang w:val="en-GB"/>
               </w:rPr>
-              <w:t>[Price</w:t>
-            </w:r>
-            <w:proofErr w:type="gramStart"/>
-            <w:r>
-              <w:rPr>
-                <w:sz w:val="20"/>
-                <w:szCs w:val="20"/>
-                <w:lang w:val="en-GB"/>
-              </w:rPr>
-              <w:t>],-</w:t>
-            </w:r>
-            <w:proofErr w:type="gramEnd"/>
+              <w:t>[Price],-</w:t>
+            </w:r>
           </w:p>
         </w:tc>
       </w:tr>
@@ -4197,7 +3945,7 @@
                 <w:szCs w:val="20"/>
                 <w:lang w:val="en-GB"/>
               </w:rPr>
-              <w:t xml:space="preserve"> </w:t>
+              <w:t xml:space="preserve"> 14</w:t>
             </w:r>
             <w:r>
               <w:rPr>
@@ -4207,16 +3955,6 @@
                 <w:szCs w:val="20"/>
                 <w:lang w:val="en-GB"/>
               </w:rPr>
-              <w:t>14</w:t>
-            </w:r>
-            <w:r>
-              <w:rPr>
-                <w:b/>
-                <w:bCs/>
-                <w:sz w:val="20"/>
-                <w:szCs w:val="20"/>
-                <w:lang w:val="en-GB"/>
-              </w:rPr>
               <w:t>]</w:t>
             </w:r>
             <w:r>
@@ -4280,7 +4018,7 @@
         </w:tc>
         <w:tc>
           <w:tcPr>
-            <w:tcW w:w="1276" w:type="dxa"/>
+            <w:tcW w:w="1559" w:type="dxa"/>
             <w:tcBorders>
               <w:top w:val="nil"/>
               <w:left w:val="nil"/>
@@ -4305,7 +4043,7 @@
         </w:tc>
         <w:tc>
           <w:tcPr>
-            <w:tcW w:w="992" w:type="dxa"/>
+            <w:tcW w:w="993" w:type="dxa"/>
             <w:tcBorders>
               <w:top w:val="nil"/>
               <w:left w:val="nil"/>
@@ -4338,7 +4076,7 @@
         </w:tc>
         <w:tc>
           <w:tcPr>
-            <w:tcW w:w="2126" w:type="dxa"/>
+            <w:tcW w:w="1842" w:type="dxa"/>
             <w:tcBorders>
               <w:top w:val="nil"/>
               <w:left w:val="nil"/>
@@ -4365,18 +4103,8 @@
                 <w:szCs w:val="20"/>
                 <w:lang w:val="en-GB"/>
               </w:rPr>
-              <w:t>[Price</w:t>
-            </w:r>
-            <w:proofErr w:type="gramStart"/>
-            <w:r>
-              <w:rPr>
-                <w:sz w:val="20"/>
-                <w:szCs w:val="20"/>
-                <w:lang w:val="en-GB"/>
-              </w:rPr>
-              <w:t>],-</w:t>
-            </w:r>
-            <w:proofErr w:type="gramEnd"/>
+              <w:t>[Price],-</w:t>
+            </w:r>
           </w:p>
         </w:tc>
       </w:tr>
@@ -4468,7 +4196,7 @@
                 <w:szCs w:val="20"/>
                 <w:lang w:val="en-GB"/>
               </w:rPr>
-              <w:t xml:space="preserve"> </w:t>
+              <w:t xml:space="preserve"> 15</w:t>
             </w:r>
             <w:r>
               <w:rPr>
@@ -4478,16 +4206,6 @@
                 <w:szCs w:val="20"/>
                 <w:lang w:val="en-GB"/>
               </w:rPr>
-              <w:t>15</w:t>
-            </w:r>
-            <w:r>
-              <w:rPr>
-                <w:b/>
-                <w:bCs/>
-                <w:sz w:val="20"/>
-                <w:szCs w:val="20"/>
-                <w:lang w:val="en-GB"/>
-              </w:rPr>
               <w:t>]</w:t>
             </w:r>
             <w:r>
@@ -4551,7 +4269,7 @@
         </w:tc>
         <w:tc>
           <w:tcPr>
-            <w:tcW w:w="1276" w:type="dxa"/>
+            <w:tcW w:w="1559" w:type="dxa"/>
             <w:tcBorders>
               <w:top w:val="nil"/>
               <w:left w:val="nil"/>
@@ -4576,7 +4294,7 @@
         </w:tc>
         <w:tc>
           <w:tcPr>
-            <w:tcW w:w="992" w:type="dxa"/>
+            <w:tcW w:w="993" w:type="dxa"/>
             <w:tcBorders>
               <w:top w:val="nil"/>
               <w:left w:val="nil"/>
@@ -4609,7 +4327,7 @@
         </w:tc>
         <w:tc>
           <w:tcPr>
-            <w:tcW w:w="2126" w:type="dxa"/>
+            <w:tcW w:w="1842" w:type="dxa"/>
             <w:tcBorders>
               <w:top w:val="nil"/>
               <w:left w:val="nil"/>
@@ -4636,18 +4354,8 @@
                 <w:szCs w:val="20"/>
                 <w:lang w:val="en-GB"/>
               </w:rPr>
-              <w:t>[Price</w:t>
-            </w:r>
-            <w:proofErr w:type="gramStart"/>
-            <w:r>
-              <w:rPr>
-                <w:sz w:val="20"/>
-                <w:szCs w:val="20"/>
-                <w:lang w:val="en-GB"/>
-              </w:rPr>
-              <w:t>],-</w:t>
-            </w:r>
-            <w:proofErr w:type="gramEnd"/>
+              <w:t>[Price],-</w:t>
+            </w:r>
           </w:p>
         </w:tc>
       </w:tr>
@@ -4657,7 +4365,7 @@
         </w:trPr>
         <w:tc>
           <w:tcPr>
-            <w:tcW w:w="6521" w:type="dxa"/>
+            <w:tcW w:w="6804" w:type="dxa"/>
             <w:gridSpan w:val="4"/>
             <w:tcBorders>
               <w:top w:val="nil"/>
@@ -4694,7 +4402,7 @@
         </w:tc>
         <w:tc>
           <w:tcPr>
-            <w:tcW w:w="992" w:type="dxa"/>
+            <w:tcW w:w="993" w:type="dxa"/>
             <w:tcBorders>
               <w:top w:val="single" w:sz="4" w:space="0" w:color="auto"/>
               <w:left w:val="nil"/>
@@ -4731,7 +4439,7 @@
         </w:tc>
         <w:tc>
           <w:tcPr>
-            <w:tcW w:w="2126" w:type="dxa"/>
+            <w:tcW w:w="1842" w:type="dxa"/>
             <w:tcBorders>
               <w:top w:val="single" w:sz="4" w:space="0" w:color="auto"/>
               <w:left w:val="nil"/>
@@ -4762,20 +4470,8 @@
                 <w:szCs w:val="20"/>
                 <w:lang w:val="en-GB"/>
               </w:rPr>
-              <w:t>[Sum of Price</w:t>
-            </w:r>
-            <w:proofErr w:type="gramStart"/>
-            <w:r>
-              <w:rPr>
-                <w:b/>
-                <w:bCs/>
-                <w:sz w:val="20"/>
-                <w:szCs w:val="20"/>
-                <w:lang w:val="en-GB"/>
-              </w:rPr>
-              <w:t>],-</w:t>
-            </w:r>
-            <w:proofErr w:type="gramEnd"/>
+              <w:t>[Sum Price],-</w:t>
+            </w:r>
           </w:p>
         </w:tc>
       </w:tr>
@@ -5913,7 +5609,6 @@
       </w:rPr>
       <w:tab/>
     </w:r>
-    <w:proofErr w:type="gramStart"/>
     <w:r>
       <w:rPr>
         <w:rFonts w:cstheme="minorHAnsi"/>
@@ -5921,17 +5616,7 @@
         <w:szCs w:val="18"/>
         <w:lang w:val="it-IT"/>
       </w:rPr>
-      <w:t>Email</w:t>
-    </w:r>
-    <w:proofErr w:type="gramEnd"/>
-    <w:r>
-      <w:rPr>
-        <w:rFonts w:cstheme="minorHAnsi"/>
-        <w:sz w:val="18"/>
-        <w:szCs w:val="18"/>
-        <w:lang w:val="it-IT"/>
-      </w:rPr>
-      <w:t xml:space="preserve">: </w:t>
+      <w:t xml:space="preserve">Email: </w:t>
     </w:r>
     <w:r>
       <w:rPr>

--- a/proforma_template_eng.docx
+++ b/proforma_template_eng.docx
@@ -323,7 +323,7 @@
           <w:b/>
           <w:sz w:val="20"/>
           <w:szCs w:val="20"/>
-          <w:lang w:val="it-IT"/>
+          <w:lang w:val="en-AU"/>
         </w:rPr>
       </w:pPr>
       <w:r>
@@ -331,7 +331,7 @@
           <w:b/>
           <w:sz w:val="20"/>
           <w:szCs w:val="20"/>
-          <w:lang w:val="it-IT"/>
+          <w:lang w:val="en-AU"/>
         </w:rPr>
         <w:t>P</w:t>
       </w:r>
@@ -340,7 +340,7 @@
           <w:b/>
           <w:sz w:val="20"/>
           <w:szCs w:val="20"/>
-          <w:lang w:val="it-IT"/>
+          <w:lang w:val="en-AU"/>
         </w:rPr>
         <w:t>ROFORMA INVOICE</w:t>
       </w:r>
@@ -349,7 +349,7 @@
           <w:b/>
           <w:sz w:val="20"/>
           <w:szCs w:val="20"/>
-          <w:lang w:val="it-IT"/>
+          <w:lang w:val="en-AU"/>
         </w:rPr>
         <w:t xml:space="preserve"> NO...: </w:t>
       </w:r>
@@ -358,7 +358,7 @@
           <w:b/>
           <w:sz w:val="20"/>
           <w:szCs w:val="20"/>
-          <w:lang w:val="it-IT"/>
+          <w:lang w:val="en-AU"/>
         </w:rPr>
         <w:t>[NNN/YY]</w:t>
       </w:r>
@@ -373,7 +373,7 @@
           <w:b/>
           <w:sz w:val="20"/>
           <w:szCs w:val="20"/>
-          <w:lang w:val="it-IT"/>
+          <w:lang w:val="en-AU"/>
         </w:rPr>
       </w:pPr>
     </w:p>
@@ -439,9 +439,9 @@
         <w:gridCol w:w="639"/>
         <w:gridCol w:w="3897"/>
         <w:gridCol w:w="709"/>
-        <w:gridCol w:w="1559"/>
+        <w:gridCol w:w="2126"/>
         <w:gridCol w:w="993"/>
-        <w:gridCol w:w="1842"/>
+        <w:gridCol w:w="1275"/>
       </w:tblGrid>
       <w:tr>
         <w:trPr>
@@ -547,6 +547,7 @@
               </w:rPr>
             </w:pPr>
             <w:proofErr w:type="spellStart"/>
+            <w:proofErr w:type="gramStart"/>
             <w:r>
               <w:rPr>
                 <w:i/>
@@ -558,11 +559,12 @@
               <w:t>q.ty</w:t>
             </w:r>
             <w:proofErr w:type="spellEnd"/>
-          </w:p>
-        </w:tc>
-        <w:tc>
-          <w:tcPr>
-            <w:tcW w:w="1559" w:type="dxa"/>
+            <w:proofErr w:type="gramEnd"/>
+          </w:p>
+        </w:tc>
+        <w:tc>
+          <w:tcPr>
+            <w:tcW w:w="2126" w:type="dxa"/>
             <w:tcBorders>
               <w:top w:val="nil"/>
               <w:left w:val="nil"/>
@@ -646,7 +648,7 @@
         </w:tc>
         <w:tc>
           <w:tcPr>
-            <w:tcW w:w="1842" w:type="dxa"/>
+            <w:tcW w:w="1275" w:type="dxa"/>
             <w:tcBorders>
               <w:top w:val="nil"/>
               <w:left w:val="nil"/>
@@ -833,7 +835,7 @@
         </w:tc>
         <w:tc>
           <w:tcPr>
-            <w:tcW w:w="1559" w:type="dxa"/>
+            <w:tcW w:w="2126" w:type="dxa"/>
             <w:tcBorders>
               <w:top w:val="single" w:sz="4" w:space="0" w:color="auto"/>
               <w:left w:val="nil"/>
@@ -891,7 +893,7 @@
         </w:tc>
         <w:tc>
           <w:tcPr>
-            <w:tcW w:w="1842" w:type="dxa"/>
+            <w:tcW w:w="1275" w:type="dxa"/>
             <w:tcBorders>
               <w:top w:val="single" w:sz="4" w:space="0" w:color="auto"/>
               <w:left w:val="nil"/>
@@ -918,8 +920,18 @@
                 <w:szCs w:val="20"/>
                 <w:lang w:val="en-GB"/>
               </w:rPr>
-              <w:t>[Price],-</w:t>
-            </w:r>
+              <w:t>[Price</w:t>
+            </w:r>
+            <w:proofErr w:type="gramStart"/>
+            <w:r>
+              <w:rPr>
+                <w:sz w:val="20"/>
+                <w:szCs w:val="20"/>
+                <w:lang w:val="en-GB"/>
+              </w:rPr>
+              <w:t>],-</w:t>
+            </w:r>
+            <w:proofErr w:type="gramEnd"/>
           </w:p>
         </w:tc>
       </w:tr>
@@ -1074,7 +1086,7 @@
         </w:tc>
         <w:tc>
           <w:tcPr>
-            <w:tcW w:w="1559" w:type="dxa"/>
+            <w:tcW w:w="2126" w:type="dxa"/>
             <w:tcBorders>
               <w:top w:val="nil"/>
               <w:left w:val="nil"/>
@@ -1132,7 +1144,7 @@
         </w:tc>
         <w:tc>
           <w:tcPr>
-            <w:tcW w:w="1842" w:type="dxa"/>
+            <w:tcW w:w="1275" w:type="dxa"/>
             <w:tcBorders>
               <w:top w:val="nil"/>
               <w:left w:val="nil"/>
@@ -1159,8 +1171,18 @@
                 <w:szCs w:val="20"/>
                 <w:lang w:val="en-GB"/>
               </w:rPr>
-              <w:t>[Price],-</w:t>
-            </w:r>
+              <w:t>[Price</w:t>
+            </w:r>
+            <w:proofErr w:type="gramStart"/>
+            <w:r>
+              <w:rPr>
+                <w:sz w:val="20"/>
+                <w:szCs w:val="20"/>
+                <w:lang w:val="en-GB"/>
+              </w:rPr>
+              <w:t>],-</w:t>
+            </w:r>
+            <w:proofErr w:type="gramEnd"/>
           </w:p>
         </w:tc>
       </w:tr>
@@ -1315,7 +1337,7 @@
         </w:tc>
         <w:tc>
           <w:tcPr>
-            <w:tcW w:w="1559" w:type="dxa"/>
+            <w:tcW w:w="2126" w:type="dxa"/>
             <w:tcBorders>
               <w:top w:val="nil"/>
               <w:left w:val="nil"/>
@@ -1373,7 +1395,7 @@
         </w:tc>
         <w:tc>
           <w:tcPr>
-            <w:tcW w:w="1842" w:type="dxa"/>
+            <w:tcW w:w="1275" w:type="dxa"/>
             <w:tcBorders>
               <w:top w:val="nil"/>
               <w:left w:val="nil"/>
@@ -1400,8 +1422,18 @@
                 <w:szCs w:val="20"/>
                 <w:lang w:val="en-GB"/>
               </w:rPr>
-              <w:t>[Price],-</w:t>
-            </w:r>
+              <w:t>[Price</w:t>
+            </w:r>
+            <w:proofErr w:type="gramStart"/>
+            <w:r>
+              <w:rPr>
+                <w:sz w:val="20"/>
+                <w:szCs w:val="20"/>
+                <w:lang w:val="en-GB"/>
+              </w:rPr>
+              <w:t>],-</w:t>
+            </w:r>
+            <w:proofErr w:type="gramEnd"/>
           </w:p>
         </w:tc>
       </w:tr>
@@ -1556,7 +1588,7 @@
         </w:tc>
         <w:tc>
           <w:tcPr>
-            <w:tcW w:w="1559" w:type="dxa"/>
+            <w:tcW w:w="2126" w:type="dxa"/>
             <w:tcBorders>
               <w:top w:val="nil"/>
               <w:left w:val="nil"/>
@@ -1614,7 +1646,7 @@
         </w:tc>
         <w:tc>
           <w:tcPr>
-            <w:tcW w:w="1842" w:type="dxa"/>
+            <w:tcW w:w="1275" w:type="dxa"/>
             <w:tcBorders>
               <w:top w:val="nil"/>
               <w:left w:val="nil"/>
@@ -1641,8 +1673,18 @@
                 <w:szCs w:val="20"/>
                 <w:lang w:val="en-GB"/>
               </w:rPr>
-              <w:t>[Price],-</w:t>
-            </w:r>
+              <w:t>[Price</w:t>
+            </w:r>
+            <w:proofErr w:type="gramStart"/>
+            <w:r>
+              <w:rPr>
+                <w:sz w:val="20"/>
+                <w:szCs w:val="20"/>
+                <w:lang w:val="en-GB"/>
+              </w:rPr>
+              <w:t>],-</w:t>
+            </w:r>
+            <w:proofErr w:type="gramEnd"/>
           </w:p>
         </w:tc>
       </w:tr>
@@ -1799,7 +1841,7 @@
         </w:tc>
         <w:tc>
           <w:tcPr>
-            <w:tcW w:w="1559" w:type="dxa"/>
+            <w:tcW w:w="2126" w:type="dxa"/>
             <w:tcBorders>
               <w:top w:val="nil"/>
               <w:left w:val="nil"/>
@@ -1857,7 +1899,7 @@
         </w:tc>
         <w:tc>
           <w:tcPr>
-            <w:tcW w:w="1842" w:type="dxa"/>
+            <w:tcW w:w="1275" w:type="dxa"/>
             <w:tcBorders>
               <w:top w:val="nil"/>
               <w:left w:val="nil"/>
@@ -1884,8 +1926,18 @@
                 <w:szCs w:val="20"/>
                 <w:lang w:val="en-GB"/>
               </w:rPr>
-              <w:t>[Price],-</w:t>
-            </w:r>
+              <w:t>[Price</w:t>
+            </w:r>
+            <w:proofErr w:type="gramStart"/>
+            <w:r>
+              <w:rPr>
+                <w:sz w:val="20"/>
+                <w:szCs w:val="20"/>
+                <w:lang w:val="en-GB"/>
+              </w:rPr>
+              <w:t>],-</w:t>
+            </w:r>
+            <w:proofErr w:type="gramEnd"/>
           </w:p>
         </w:tc>
       </w:tr>
@@ -2042,7 +2094,7 @@
         </w:tc>
         <w:tc>
           <w:tcPr>
-            <w:tcW w:w="1559" w:type="dxa"/>
+            <w:tcW w:w="2126" w:type="dxa"/>
             <w:tcBorders>
               <w:top w:val="nil"/>
               <w:left w:val="nil"/>
@@ -2100,7 +2152,7 @@
         </w:tc>
         <w:tc>
           <w:tcPr>
-            <w:tcW w:w="1842" w:type="dxa"/>
+            <w:tcW w:w="1275" w:type="dxa"/>
             <w:tcBorders>
               <w:top w:val="nil"/>
               <w:left w:val="nil"/>
@@ -2127,8 +2179,18 @@
                 <w:szCs w:val="20"/>
                 <w:lang w:val="en-GB"/>
               </w:rPr>
-              <w:t>[Price],-</w:t>
-            </w:r>
+              <w:t>[Price</w:t>
+            </w:r>
+            <w:proofErr w:type="gramStart"/>
+            <w:r>
+              <w:rPr>
+                <w:sz w:val="20"/>
+                <w:szCs w:val="20"/>
+                <w:lang w:val="en-GB"/>
+              </w:rPr>
+              <w:t>],-</w:t>
+            </w:r>
+            <w:proofErr w:type="gramEnd"/>
           </w:p>
         </w:tc>
       </w:tr>
@@ -2293,7 +2355,7 @@
         </w:tc>
         <w:tc>
           <w:tcPr>
-            <w:tcW w:w="1559" w:type="dxa"/>
+            <w:tcW w:w="2126" w:type="dxa"/>
             <w:tcBorders>
               <w:top w:val="nil"/>
               <w:left w:val="nil"/>
@@ -2351,7 +2413,7 @@
         </w:tc>
         <w:tc>
           <w:tcPr>
-            <w:tcW w:w="1842" w:type="dxa"/>
+            <w:tcW w:w="1275" w:type="dxa"/>
             <w:tcBorders>
               <w:top w:val="nil"/>
               <w:left w:val="nil"/>
@@ -2378,8 +2440,18 @@
                 <w:szCs w:val="20"/>
                 <w:lang w:val="en-GB"/>
               </w:rPr>
-              <w:t>[Price],-</w:t>
-            </w:r>
+              <w:t>[Price</w:t>
+            </w:r>
+            <w:proofErr w:type="gramStart"/>
+            <w:r>
+              <w:rPr>
+                <w:sz w:val="20"/>
+                <w:szCs w:val="20"/>
+                <w:lang w:val="en-GB"/>
+              </w:rPr>
+              <w:t>],-</w:t>
+            </w:r>
+            <w:proofErr w:type="gramEnd"/>
           </w:p>
         </w:tc>
       </w:tr>
@@ -2544,7 +2616,7 @@
         </w:tc>
         <w:tc>
           <w:tcPr>
-            <w:tcW w:w="1559" w:type="dxa"/>
+            <w:tcW w:w="2126" w:type="dxa"/>
             <w:tcBorders>
               <w:top w:val="nil"/>
               <w:left w:val="nil"/>
@@ -2602,7 +2674,7 @@
         </w:tc>
         <w:tc>
           <w:tcPr>
-            <w:tcW w:w="1842" w:type="dxa"/>
+            <w:tcW w:w="1275" w:type="dxa"/>
             <w:tcBorders>
               <w:top w:val="nil"/>
               <w:left w:val="nil"/>
@@ -2629,8 +2701,18 @@
                 <w:szCs w:val="20"/>
                 <w:lang w:val="en-GB"/>
               </w:rPr>
-              <w:t>[Price],-</w:t>
-            </w:r>
+              <w:t>[Price</w:t>
+            </w:r>
+            <w:proofErr w:type="gramStart"/>
+            <w:r>
+              <w:rPr>
+                <w:sz w:val="20"/>
+                <w:szCs w:val="20"/>
+                <w:lang w:val="en-GB"/>
+              </w:rPr>
+              <w:t>],-</w:t>
+            </w:r>
+            <w:proofErr w:type="gramEnd"/>
           </w:p>
         </w:tc>
       </w:tr>
@@ -2795,7 +2877,7 @@
         </w:tc>
         <w:tc>
           <w:tcPr>
-            <w:tcW w:w="1559" w:type="dxa"/>
+            <w:tcW w:w="2126" w:type="dxa"/>
             <w:tcBorders>
               <w:top w:val="nil"/>
               <w:left w:val="nil"/>
@@ -2853,7 +2935,7 @@
         </w:tc>
         <w:tc>
           <w:tcPr>
-            <w:tcW w:w="1842" w:type="dxa"/>
+            <w:tcW w:w="1275" w:type="dxa"/>
             <w:tcBorders>
               <w:top w:val="nil"/>
               <w:left w:val="nil"/>
@@ -2880,8 +2962,18 @@
                 <w:szCs w:val="20"/>
                 <w:lang w:val="en-GB"/>
               </w:rPr>
-              <w:t>[Price],-</w:t>
-            </w:r>
+              <w:t>[Price</w:t>
+            </w:r>
+            <w:proofErr w:type="gramStart"/>
+            <w:r>
+              <w:rPr>
+                <w:sz w:val="20"/>
+                <w:szCs w:val="20"/>
+                <w:lang w:val="en-GB"/>
+              </w:rPr>
+              <w:t>],-</w:t>
+            </w:r>
+            <w:proofErr w:type="gramEnd"/>
           </w:p>
         </w:tc>
       </w:tr>
@@ -3046,7 +3138,7 @@
         </w:tc>
         <w:tc>
           <w:tcPr>
-            <w:tcW w:w="1559" w:type="dxa"/>
+            <w:tcW w:w="2126" w:type="dxa"/>
             <w:tcBorders>
               <w:top w:val="nil"/>
               <w:left w:val="nil"/>
@@ -3104,7 +3196,7 @@
         </w:tc>
         <w:tc>
           <w:tcPr>
-            <w:tcW w:w="1842" w:type="dxa"/>
+            <w:tcW w:w="1275" w:type="dxa"/>
             <w:tcBorders>
               <w:top w:val="nil"/>
               <w:left w:val="nil"/>
@@ -3131,8 +3223,18 @@
                 <w:szCs w:val="20"/>
                 <w:lang w:val="en-GB"/>
               </w:rPr>
-              <w:t>[Price],-</w:t>
-            </w:r>
+              <w:t>[Price</w:t>
+            </w:r>
+            <w:proofErr w:type="gramStart"/>
+            <w:r>
+              <w:rPr>
+                <w:sz w:val="20"/>
+                <w:szCs w:val="20"/>
+                <w:lang w:val="en-GB"/>
+              </w:rPr>
+              <w:t>],-</w:t>
+            </w:r>
+            <w:proofErr w:type="gramEnd"/>
           </w:p>
         </w:tc>
       </w:tr>
@@ -3289,7 +3391,7 @@
         </w:tc>
         <w:tc>
           <w:tcPr>
-            <w:tcW w:w="1559" w:type="dxa"/>
+            <w:tcW w:w="2126" w:type="dxa"/>
             <w:tcBorders>
               <w:top w:val="nil"/>
               <w:left w:val="nil"/>
@@ -3347,7 +3449,7 @@
         </w:tc>
         <w:tc>
           <w:tcPr>
-            <w:tcW w:w="1842" w:type="dxa"/>
+            <w:tcW w:w="1275" w:type="dxa"/>
             <w:tcBorders>
               <w:top w:val="nil"/>
               <w:left w:val="nil"/>
@@ -3374,8 +3476,18 @@
                 <w:szCs w:val="20"/>
                 <w:lang w:val="en-GB"/>
               </w:rPr>
-              <w:t>[Price],-</w:t>
-            </w:r>
+              <w:t>[Price</w:t>
+            </w:r>
+            <w:proofErr w:type="gramStart"/>
+            <w:r>
+              <w:rPr>
+                <w:sz w:val="20"/>
+                <w:szCs w:val="20"/>
+                <w:lang w:val="en-GB"/>
+              </w:rPr>
+              <w:t>],-</w:t>
+            </w:r>
+            <w:proofErr w:type="gramEnd"/>
           </w:p>
         </w:tc>
       </w:tr>
@@ -3532,7 +3644,7 @@
         </w:tc>
         <w:tc>
           <w:tcPr>
-            <w:tcW w:w="1559" w:type="dxa"/>
+            <w:tcW w:w="2126" w:type="dxa"/>
             <w:tcBorders>
               <w:top w:val="nil"/>
               <w:left w:val="nil"/>
@@ -3590,7 +3702,7 @@
         </w:tc>
         <w:tc>
           <w:tcPr>
-            <w:tcW w:w="1842" w:type="dxa"/>
+            <w:tcW w:w="1275" w:type="dxa"/>
             <w:tcBorders>
               <w:top w:val="nil"/>
               <w:left w:val="nil"/>
@@ -3617,8 +3729,18 @@
                 <w:szCs w:val="20"/>
                 <w:lang w:val="en-GB"/>
               </w:rPr>
-              <w:t>[Price],-</w:t>
-            </w:r>
+              <w:t>[Price</w:t>
+            </w:r>
+            <w:proofErr w:type="gramStart"/>
+            <w:r>
+              <w:rPr>
+                <w:sz w:val="20"/>
+                <w:szCs w:val="20"/>
+                <w:lang w:val="en-GB"/>
+              </w:rPr>
+              <w:t>],-</w:t>
+            </w:r>
+            <w:proofErr w:type="gramEnd"/>
           </w:p>
         </w:tc>
       </w:tr>
@@ -3775,7 +3897,7 @@
         </w:tc>
         <w:tc>
           <w:tcPr>
-            <w:tcW w:w="1559" w:type="dxa"/>
+            <w:tcW w:w="2126" w:type="dxa"/>
             <w:tcBorders>
               <w:top w:val="nil"/>
               <w:left w:val="nil"/>
@@ -3833,7 +3955,7 @@
         </w:tc>
         <w:tc>
           <w:tcPr>
-            <w:tcW w:w="1842" w:type="dxa"/>
+            <w:tcW w:w="1275" w:type="dxa"/>
             <w:tcBorders>
               <w:top w:val="nil"/>
               <w:left w:val="nil"/>
@@ -3860,8 +3982,18 @@
                 <w:szCs w:val="20"/>
                 <w:lang w:val="en-GB"/>
               </w:rPr>
-              <w:t>[Price],-</w:t>
-            </w:r>
+              <w:t>[Price</w:t>
+            </w:r>
+            <w:proofErr w:type="gramStart"/>
+            <w:r>
+              <w:rPr>
+                <w:sz w:val="20"/>
+                <w:szCs w:val="20"/>
+                <w:lang w:val="en-GB"/>
+              </w:rPr>
+              <w:t>],-</w:t>
+            </w:r>
+            <w:proofErr w:type="gramEnd"/>
           </w:p>
         </w:tc>
       </w:tr>
@@ -4018,7 +4150,7 @@
         </w:tc>
         <w:tc>
           <w:tcPr>
-            <w:tcW w:w="1559" w:type="dxa"/>
+            <w:tcW w:w="2126" w:type="dxa"/>
             <w:tcBorders>
               <w:top w:val="nil"/>
               <w:left w:val="nil"/>
@@ -4076,7 +4208,7 @@
         </w:tc>
         <w:tc>
           <w:tcPr>
-            <w:tcW w:w="1842" w:type="dxa"/>
+            <w:tcW w:w="1275" w:type="dxa"/>
             <w:tcBorders>
               <w:top w:val="nil"/>
               <w:left w:val="nil"/>
@@ -4103,8 +4235,18 @@
                 <w:szCs w:val="20"/>
                 <w:lang w:val="en-GB"/>
               </w:rPr>
-              <w:t>[Price],-</w:t>
-            </w:r>
+              <w:t>[Price</w:t>
+            </w:r>
+            <w:proofErr w:type="gramStart"/>
+            <w:r>
+              <w:rPr>
+                <w:sz w:val="20"/>
+                <w:szCs w:val="20"/>
+                <w:lang w:val="en-GB"/>
+              </w:rPr>
+              <w:t>],-</w:t>
+            </w:r>
+            <w:proofErr w:type="gramEnd"/>
           </w:p>
         </w:tc>
       </w:tr>
@@ -4269,7 +4411,7 @@
         </w:tc>
         <w:tc>
           <w:tcPr>
-            <w:tcW w:w="1559" w:type="dxa"/>
+            <w:tcW w:w="2126" w:type="dxa"/>
             <w:tcBorders>
               <w:top w:val="nil"/>
               <w:left w:val="nil"/>
@@ -4327,7 +4469,7 @@
         </w:tc>
         <w:tc>
           <w:tcPr>
-            <w:tcW w:w="1842" w:type="dxa"/>
+            <w:tcW w:w="1275" w:type="dxa"/>
             <w:tcBorders>
               <w:top w:val="nil"/>
               <w:left w:val="nil"/>
@@ -4354,8 +4496,18 @@
                 <w:szCs w:val="20"/>
                 <w:lang w:val="en-GB"/>
               </w:rPr>
-              <w:t>[Price],-</w:t>
-            </w:r>
+              <w:t>[Price</w:t>
+            </w:r>
+            <w:proofErr w:type="gramStart"/>
+            <w:r>
+              <w:rPr>
+                <w:sz w:val="20"/>
+                <w:szCs w:val="20"/>
+                <w:lang w:val="en-GB"/>
+              </w:rPr>
+              <w:t>],-</w:t>
+            </w:r>
+            <w:proofErr w:type="gramEnd"/>
           </w:p>
         </w:tc>
       </w:tr>
@@ -4365,7 +4517,7 @@
         </w:trPr>
         <w:tc>
           <w:tcPr>
-            <w:tcW w:w="6804" w:type="dxa"/>
+            <w:tcW w:w="7371" w:type="dxa"/>
             <w:gridSpan w:val="4"/>
             <w:tcBorders>
               <w:top w:val="nil"/>
@@ -4439,7 +4591,7 @@
         </w:tc>
         <w:tc>
           <w:tcPr>
-            <w:tcW w:w="1842" w:type="dxa"/>
+            <w:tcW w:w="1275" w:type="dxa"/>
             <w:tcBorders>
               <w:top w:val="single" w:sz="4" w:space="0" w:color="auto"/>
               <w:left w:val="nil"/>
@@ -4470,8 +4622,20 @@
                 <w:szCs w:val="20"/>
                 <w:lang w:val="en-GB"/>
               </w:rPr>
-              <w:t>[Sum Price],-</w:t>
-            </w:r>
+              <w:t>[Sum</w:t>
+            </w:r>
+            <w:proofErr w:type="gramStart"/>
+            <w:r>
+              <w:rPr>
+                <w:b/>
+                <w:bCs/>
+                <w:sz w:val="20"/>
+                <w:szCs w:val="20"/>
+                <w:lang w:val="en-GB"/>
+              </w:rPr>
+              <w:t>],-</w:t>
+            </w:r>
+            <w:proofErr w:type="gramEnd"/>
           </w:p>
         </w:tc>
       </w:tr>
@@ -5609,6 +5773,7 @@
       </w:rPr>
       <w:tab/>
     </w:r>
+    <w:proofErr w:type="gramStart"/>
     <w:r>
       <w:rPr>
         <w:rFonts w:cstheme="minorHAnsi"/>
@@ -5616,7 +5781,17 @@
         <w:szCs w:val="18"/>
         <w:lang w:val="it-IT"/>
       </w:rPr>
-      <w:t xml:space="preserve">Email: </w:t>
+      <w:t>Email</w:t>
+    </w:r>
+    <w:proofErr w:type="gramEnd"/>
+    <w:r>
+      <w:rPr>
+        <w:rFonts w:cstheme="minorHAnsi"/>
+        <w:sz w:val="18"/>
+        <w:szCs w:val="18"/>
+        <w:lang w:val="it-IT"/>
+      </w:rPr>
+      <w:t xml:space="preserve">: </w:t>
     </w:r>
     <w:r>
       <w:rPr>

--- a/proforma_template_eng.docx
+++ b/proforma_template_eng.docx
@@ -323,7 +323,7 @@
           <w:b/>
           <w:sz w:val="20"/>
           <w:szCs w:val="20"/>
-          <w:lang w:val="en-AU"/>
+          <w:lang w:val="it-IT"/>
         </w:rPr>
       </w:pPr>
       <w:r>
@@ -331,7 +331,7 @@
           <w:b/>
           <w:sz w:val="20"/>
           <w:szCs w:val="20"/>
-          <w:lang w:val="en-AU"/>
+          <w:lang w:val="it-IT"/>
         </w:rPr>
         <w:t>P</w:t>
       </w:r>
@@ -340,7 +340,7 @@
           <w:b/>
           <w:sz w:val="20"/>
           <w:szCs w:val="20"/>
-          <w:lang w:val="en-AU"/>
+          <w:lang w:val="it-IT"/>
         </w:rPr>
         <w:t>ROFORMA INVOICE</w:t>
       </w:r>
@@ -349,16 +349,16 @@
           <w:b/>
           <w:sz w:val="20"/>
           <w:szCs w:val="20"/>
-          <w:lang w:val="en-AU"/>
+          <w:lang w:val="it-IT"/>
         </w:rPr>
-        <w:t xml:space="preserve"> NO...: </w:t>
+        <w:t xml:space="preserve"> NO.: </w:t>
       </w:r>
       <w:r>
         <w:rPr>
           <w:b/>
           <w:sz w:val="20"/>
           <w:szCs w:val="20"/>
-          <w:lang w:val="en-AU"/>
+          <w:lang w:val="it-IT"/>
         </w:rPr>
         <w:t>[NNN/YY]</w:t>
       </w:r>
@@ -373,7 +373,7 @@
           <w:b/>
           <w:sz w:val="20"/>
           <w:szCs w:val="20"/>
-          <w:lang w:val="en-AU"/>
+          <w:lang w:val="it-IT"/>
         </w:rPr>
       </w:pPr>
     </w:p>
@@ -437,11 +437,11 @@
       </w:tblPr>
       <w:tblGrid>
         <w:gridCol w:w="639"/>
-        <w:gridCol w:w="3897"/>
+        <w:gridCol w:w="4606"/>
         <w:gridCol w:w="709"/>
-        <w:gridCol w:w="2126"/>
-        <w:gridCol w:w="993"/>
-        <w:gridCol w:w="1275"/>
+        <w:gridCol w:w="1276"/>
+        <w:gridCol w:w="992"/>
+        <w:gridCol w:w="1417"/>
       </w:tblGrid>
       <w:tr>
         <w:trPr>
@@ -486,7 +486,7 @@
         </w:tc>
         <w:tc>
           <w:tcPr>
-            <w:tcW w:w="3897" w:type="dxa"/>
+            <w:tcW w:w="4606" w:type="dxa"/>
             <w:tcBorders>
               <w:top w:val="nil"/>
               <w:left w:val="nil"/>
@@ -564,7 +564,7 @@
         </w:tc>
         <w:tc>
           <w:tcPr>
-            <w:tcW w:w="2126" w:type="dxa"/>
+            <w:tcW w:w="1276" w:type="dxa"/>
             <w:tcBorders>
               <w:top w:val="nil"/>
               <w:left w:val="nil"/>
@@ -621,7 +621,7 @@
         </w:tc>
         <w:tc>
           <w:tcPr>
-            <w:tcW w:w="993" w:type="dxa"/>
+            <w:tcW w:w="992" w:type="dxa"/>
             <w:tcBorders>
               <w:top w:val="nil"/>
               <w:left w:val="nil"/>
@@ -648,7 +648,7 @@
         </w:tc>
         <w:tc>
           <w:tcPr>
-            <w:tcW w:w="1275" w:type="dxa"/>
+            <w:tcW w:w="1417" w:type="dxa"/>
             <w:tcBorders>
               <w:top w:val="nil"/>
               <w:left w:val="nil"/>
@@ -723,7 +723,7 @@
         </w:tc>
         <w:tc>
           <w:tcPr>
-            <w:tcW w:w="3897" w:type="dxa"/>
+            <w:tcW w:w="4606" w:type="dxa"/>
             <w:tcBorders>
               <w:top w:val="single" w:sz="4" w:space="0" w:color="auto"/>
               <w:left w:val="nil"/>
@@ -835,7 +835,7 @@
         </w:tc>
         <w:tc>
           <w:tcPr>
-            <w:tcW w:w="2126" w:type="dxa"/>
+            <w:tcW w:w="1276" w:type="dxa"/>
             <w:tcBorders>
               <w:top w:val="single" w:sz="4" w:space="0" w:color="auto"/>
               <w:left w:val="nil"/>
@@ -860,7 +860,7 @@
         </w:tc>
         <w:tc>
           <w:tcPr>
-            <w:tcW w:w="993" w:type="dxa"/>
+            <w:tcW w:w="992" w:type="dxa"/>
             <w:tcBorders>
               <w:top w:val="single" w:sz="4" w:space="0" w:color="auto"/>
               <w:left w:val="nil"/>
@@ -893,7 +893,7 @@
         </w:tc>
         <w:tc>
           <w:tcPr>
-            <w:tcW w:w="1275" w:type="dxa"/>
+            <w:tcW w:w="1417" w:type="dxa"/>
             <w:tcBorders>
               <w:top w:val="single" w:sz="4" w:space="0" w:color="auto"/>
               <w:left w:val="nil"/>
@@ -990,7 +990,7 @@
         </w:tc>
         <w:tc>
           <w:tcPr>
-            <w:tcW w:w="3897" w:type="dxa"/>
+            <w:tcW w:w="4606" w:type="dxa"/>
             <w:tcBorders>
               <w:top w:val="nil"/>
               <w:left w:val="nil"/>
@@ -1102,7 +1102,7 @@
         </w:tc>
         <w:tc>
           <w:tcPr>
-            <w:tcW w:w="2126" w:type="dxa"/>
+            <w:tcW w:w="1276" w:type="dxa"/>
             <w:tcBorders>
               <w:top w:val="nil"/>
               <w:left w:val="nil"/>
@@ -1127,7 +1127,7 @@
         </w:tc>
         <w:tc>
           <w:tcPr>
-            <w:tcW w:w="993" w:type="dxa"/>
+            <w:tcW w:w="992" w:type="dxa"/>
             <w:tcBorders>
               <w:top w:val="nil"/>
               <w:left w:val="nil"/>
@@ -1160,7 +1160,7 @@
         </w:tc>
         <w:tc>
           <w:tcPr>
-            <w:tcW w:w="1275" w:type="dxa"/>
+            <w:tcW w:w="1417" w:type="dxa"/>
             <w:tcBorders>
               <w:top w:val="nil"/>
               <w:left w:val="nil"/>
@@ -1249,7 +1249,7 @@
         </w:tc>
         <w:tc>
           <w:tcPr>
-            <w:tcW w:w="3897" w:type="dxa"/>
+            <w:tcW w:w="4606" w:type="dxa"/>
             <w:tcBorders>
               <w:top w:val="nil"/>
               <w:left w:val="nil"/>
@@ -1361,7 +1361,7 @@
         </w:tc>
         <w:tc>
           <w:tcPr>
-            <w:tcW w:w="2126" w:type="dxa"/>
+            <w:tcW w:w="1276" w:type="dxa"/>
             <w:tcBorders>
               <w:top w:val="nil"/>
               <w:left w:val="nil"/>
@@ -1386,7 +1386,7 @@
         </w:tc>
         <w:tc>
           <w:tcPr>
-            <w:tcW w:w="993" w:type="dxa"/>
+            <w:tcW w:w="992" w:type="dxa"/>
             <w:tcBorders>
               <w:top w:val="nil"/>
               <w:left w:val="nil"/>
@@ -1419,7 +1419,7 @@
         </w:tc>
         <w:tc>
           <w:tcPr>
-            <w:tcW w:w="1275" w:type="dxa"/>
+            <w:tcW w:w="1417" w:type="dxa"/>
             <w:tcBorders>
               <w:top w:val="nil"/>
               <w:left w:val="nil"/>
@@ -1508,7 +1508,7 @@
         </w:tc>
         <w:tc>
           <w:tcPr>
-            <w:tcW w:w="3897" w:type="dxa"/>
+            <w:tcW w:w="4606" w:type="dxa"/>
             <w:tcBorders>
               <w:top w:val="nil"/>
               <w:left w:val="nil"/>
@@ -1620,7 +1620,7 @@
         </w:tc>
         <w:tc>
           <w:tcPr>
-            <w:tcW w:w="2126" w:type="dxa"/>
+            <w:tcW w:w="1276" w:type="dxa"/>
             <w:tcBorders>
               <w:top w:val="nil"/>
               <w:left w:val="nil"/>
@@ -1645,7 +1645,7 @@
         </w:tc>
         <w:tc>
           <w:tcPr>
-            <w:tcW w:w="993" w:type="dxa"/>
+            <w:tcW w:w="992" w:type="dxa"/>
             <w:tcBorders>
               <w:top w:val="nil"/>
               <w:left w:val="nil"/>
@@ -1678,7 +1678,7 @@
         </w:tc>
         <w:tc>
           <w:tcPr>
-            <w:tcW w:w="1275" w:type="dxa"/>
+            <w:tcW w:w="1417" w:type="dxa"/>
             <w:tcBorders>
               <w:top w:val="nil"/>
               <w:left w:val="nil"/>
@@ -1767,7 +1767,7 @@
         </w:tc>
         <w:tc>
           <w:tcPr>
-            <w:tcW w:w="3897" w:type="dxa"/>
+            <w:tcW w:w="4606" w:type="dxa"/>
             <w:tcBorders>
               <w:top w:val="nil"/>
               <w:left w:val="nil"/>
@@ -1881,7 +1881,7 @@
         </w:tc>
         <w:tc>
           <w:tcPr>
-            <w:tcW w:w="2126" w:type="dxa"/>
+            <w:tcW w:w="1276" w:type="dxa"/>
             <w:tcBorders>
               <w:top w:val="nil"/>
               <w:left w:val="nil"/>
@@ -1906,7 +1906,7 @@
         </w:tc>
         <w:tc>
           <w:tcPr>
-            <w:tcW w:w="993" w:type="dxa"/>
+            <w:tcW w:w="992" w:type="dxa"/>
             <w:tcBorders>
               <w:top w:val="nil"/>
               <w:left w:val="nil"/>
@@ -1939,7 +1939,7 @@
         </w:tc>
         <w:tc>
           <w:tcPr>
-            <w:tcW w:w="1275" w:type="dxa"/>
+            <w:tcW w:w="1417" w:type="dxa"/>
             <w:tcBorders>
               <w:top w:val="nil"/>
               <w:left w:val="nil"/>
@@ -2028,7 +2028,7 @@
         </w:tc>
         <w:tc>
           <w:tcPr>
-            <w:tcW w:w="3897" w:type="dxa"/>
+            <w:tcW w:w="4606" w:type="dxa"/>
             <w:tcBorders>
               <w:top w:val="nil"/>
               <w:left w:val="nil"/>
@@ -2142,7 +2142,7 @@
         </w:tc>
         <w:tc>
           <w:tcPr>
-            <w:tcW w:w="2126" w:type="dxa"/>
+            <w:tcW w:w="1276" w:type="dxa"/>
             <w:tcBorders>
               <w:top w:val="nil"/>
               <w:left w:val="nil"/>
@@ -2167,7 +2167,7 @@
         </w:tc>
         <w:tc>
           <w:tcPr>
-            <w:tcW w:w="993" w:type="dxa"/>
+            <w:tcW w:w="992" w:type="dxa"/>
             <w:tcBorders>
               <w:top w:val="nil"/>
               <w:left w:val="nil"/>
@@ -2200,7 +2200,7 @@
         </w:tc>
         <w:tc>
           <w:tcPr>
-            <w:tcW w:w="1275" w:type="dxa"/>
+            <w:tcW w:w="1417" w:type="dxa"/>
             <w:tcBorders>
               <w:top w:val="nil"/>
               <w:left w:val="nil"/>
@@ -2297,7 +2297,7 @@
         </w:tc>
         <w:tc>
           <w:tcPr>
-            <w:tcW w:w="3897" w:type="dxa"/>
+            <w:tcW w:w="4606" w:type="dxa"/>
             <w:tcBorders>
               <w:top w:val="nil"/>
               <w:left w:val="nil"/>
@@ -2411,7 +2411,7 @@
         </w:tc>
         <w:tc>
           <w:tcPr>
-            <w:tcW w:w="2126" w:type="dxa"/>
+            <w:tcW w:w="1276" w:type="dxa"/>
             <w:tcBorders>
               <w:top w:val="nil"/>
               <w:left w:val="nil"/>
@@ -2436,7 +2436,7 @@
         </w:tc>
         <w:tc>
           <w:tcPr>
-            <w:tcW w:w="993" w:type="dxa"/>
+            <w:tcW w:w="992" w:type="dxa"/>
             <w:tcBorders>
               <w:top w:val="nil"/>
               <w:left w:val="nil"/>
@@ -2469,7 +2469,7 @@
         </w:tc>
         <w:tc>
           <w:tcPr>
-            <w:tcW w:w="1275" w:type="dxa"/>
+            <w:tcW w:w="1417" w:type="dxa"/>
             <w:tcBorders>
               <w:top w:val="nil"/>
               <w:left w:val="nil"/>
@@ -2566,7 +2566,7 @@
         </w:tc>
         <w:tc>
           <w:tcPr>
-            <w:tcW w:w="3897" w:type="dxa"/>
+            <w:tcW w:w="4606" w:type="dxa"/>
             <w:tcBorders>
               <w:top w:val="nil"/>
               <w:left w:val="nil"/>
@@ -2680,7 +2680,7 @@
         </w:tc>
         <w:tc>
           <w:tcPr>
-            <w:tcW w:w="2126" w:type="dxa"/>
+            <w:tcW w:w="1276" w:type="dxa"/>
             <w:tcBorders>
               <w:top w:val="nil"/>
               <w:left w:val="nil"/>
@@ -2705,7 +2705,7 @@
         </w:tc>
         <w:tc>
           <w:tcPr>
-            <w:tcW w:w="993" w:type="dxa"/>
+            <w:tcW w:w="992" w:type="dxa"/>
             <w:tcBorders>
               <w:top w:val="nil"/>
               <w:left w:val="nil"/>
@@ -2738,7 +2738,7 @@
         </w:tc>
         <w:tc>
           <w:tcPr>
-            <w:tcW w:w="1275" w:type="dxa"/>
+            <w:tcW w:w="1417" w:type="dxa"/>
             <w:tcBorders>
               <w:top w:val="nil"/>
               <w:left w:val="nil"/>
@@ -2835,7 +2835,7 @@
         </w:tc>
         <w:tc>
           <w:tcPr>
-            <w:tcW w:w="3897" w:type="dxa"/>
+            <w:tcW w:w="4606" w:type="dxa"/>
             <w:tcBorders>
               <w:top w:val="nil"/>
               <w:left w:val="nil"/>
@@ -2949,7 +2949,7 @@
         </w:tc>
         <w:tc>
           <w:tcPr>
-            <w:tcW w:w="2126" w:type="dxa"/>
+            <w:tcW w:w="1276" w:type="dxa"/>
             <w:tcBorders>
               <w:top w:val="nil"/>
               <w:left w:val="nil"/>
@@ -2974,7 +2974,7 @@
         </w:tc>
         <w:tc>
           <w:tcPr>
-            <w:tcW w:w="993" w:type="dxa"/>
+            <w:tcW w:w="992" w:type="dxa"/>
             <w:tcBorders>
               <w:top w:val="nil"/>
               <w:left w:val="nil"/>
@@ -3007,7 +3007,7 @@
         </w:tc>
         <w:tc>
           <w:tcPr>
-            <w:tcW w:w="1275" w:type="dxa"/>
+            <w:tcW w:w="1417" w:type="dxa"/>
             <w:tcBorders>
               <w:top w:val="nil"/>
               <w:left w:val="nil"/>
@@ -3104,7 +3104,7 @@
         </w:tc>
         <w:tc>
           <w:tcPr>
-            <w:tcW w:w="3897" w:type="dxa"/>
+            <w:tcW w:w="4606" w:type="dxa"/>
             <w:tcBorders>
               <w:top w:val="nil"/>
               <w:left w:val="nil"/>
@@ -3218,7 +3218,7 @@
         </w:tc>
         <w:tc>
           <w:tcPr>
-            <w:tcW w:w="2126" w:type="dxa"/>
+            <w:tcW w:w="1276" w:type="dxa"/>
             <w:tcBorders>
               <w:top w:val="nil"/>
               <w:left w:val="nil"/>
@@ -3243,7 +3243,7 @@
         </w:tc>
         <w:tc>
           <w:tcPr>
-            <w:tcW w:w="993" w:type="dxa"/>
+            <w:tcW w:w="992" w:type="dxa"/>
             <w:tcBorders>
               <w:top w:val="nil"/>
               <w:left w:val="nil"/>
@@ -3276,7 +3276,7 @@
         </w:tc>
         <w:tc>
           <w:tcPr>
-            <w:tcW w:w="1275" w:type="dxa"/>
+            <w:tcW w:w="1417" w:type="dxa"/>
             <w:tcBorders>
               <w:top w:val="nil"/>
               <w:left w:val="nil"/>
@@ -3365,7 +3365,7 @@
         </w:tc>
         <w:tc>
           <w:tcPr>
-            <w:tcW w:w="3897" w:type="dxa"/>
+            <w:tcW w:w="4606" w:type="dxa"/>
             <w:tcBorders>
               <w:top w:val="nil"/>
               <w:left w:val="nil"/>
@@ -3479,7 +3479,7 @@
         </w:tc>
         <w:tc>
           <w:tcPr>
-            <w:tcW w:w="2126" w:type="dxa"/>
+            <w:tcW w:w="1276" w:type="dxa"/>
             <w:tcBorders>
               <w:top w:val="nil"/>
               <w:left w:val="nil"/>
@@ -3504,7 +3504,7 @@
         </w:tc>
         <w:tc>
           <w:tcPr>
-            <w:tcW w:w="993" w:type="dxa"/>
+            <w:tcW w:w="992" w:type="dxa"/>
             <w:tcBorders>
               <w:top w:val="nil"/>
               <w:left w:val="nil"/>
@@ -3537,7 +3537,7 @@
         </w:tc>
         <w:tc>
           <w:tcPr>
-            <w:tcW w:w="1275" w:type="dxa"/>
+            <w:tcW w:w="1417" w:type="dxa"/>
             <w:tcBorders>
               <w:top w:val="nil"/>
               <w:left w:val="nil"/>
@@ -3626,7 +3626,7 @@
         </w:tc>
         <w:tc>
           <w:tcPr>
-            <w:tcW w:w="3897" w:type="dxa"/>
+            <w:tcW w:w="4606" w:type="dxa"/>
             <w:tcBorders>
               <w:top w:val="nil"/>
               <w:left w:val="nil"/>
@@ -3740,7 +3740,7 @@
         </w:tc>
         <w:tc>
           <w:tcPr>
-            <w:tcW w:w="2126" w:type="dxa"/>
+            <w:tcW w:w="1276" w:type="dxa"/>
             <w:tcBorders>
               <w:top w:val="nil"/>
               <w:left w:val="nil"/>
@@ -3765,7 +3765,7 @@
         </w:tc>
         <w:tc>
           <w:tcPr>
-            <w:tcW w:w="993" w:type="dxa"/>
+            <w:tcW w:w="992" w:type="dxa"/>
             <w:tcBorders>
               <w:top w:val="nil"/>
               <w:left w:val="nil"/>
@@ -3798,7 +3798,7 @@
         </w:tc>
         <w:tc>
           <w:tcPr>
-            <w:tcW w:w="1275" w:type="dxa"/>
+            <w:tcW w:w="1417" w:type="dxa"/>
             <w:tcBorders>
               <w:top w:val="nil"/>
               <w:left w:val="nil"/>
@@ -3887,7 +3887,7 @@
         </w:tc>
         <w:tc>
           <w:tcPr>
-            <w:tcW w:w="3897" w:type="dxa"/>
+            <w:tcW w:w="4606" w:type="dxa"/>
             <w:tcBorders>
               <w:top w:val="nil"/>
               <w:left w:val="nil"/>
@@ -4001,7 +4001,7 @@
         </w:tc>
         <w:tc>
           <w:tcPr>
-            <w:tcW w:w="2126" w:type="dxa"/>
+            <w:tcW w:w="1276" w:type="dxa"/>
             <w:tcBorders>
               <w:top w:val="nil"/>
               <w:left w:val="nil"/>
@@ -4026,7 +4026,7 @@
         </w:tc>
         <w:tc>
           <w:tcPr>
-            <w:tcW w:w="993" w:type="dxa"/>
+            <w:tcW w:w="992" w:type="dxa"/>
             <w:tcBorders>
               <w:top w:val="nil"/>
               <w:left w:val="nil"/>
@@ -4059,7 +4059,7 @@
         </w:tc>
         <w:tc>
           <w:tcPr>
-            <w:tcW w:w="1275" w:type="dxa"/>
+            <w:tcW w:w="1417" w:type="dxa"/>
             <w:tcBorders>
               <w:top w:val="nil"/>
               <w:left w:val="nil"/>
@@ -4148,7 +4148,7 @@
         </w:tc>
         <w:tc>
           <w:tcPr>
-            <w:tcW w:w="3897" w:type="dxa"/>
+            <w:tcW w:w="4606" w:type="dxa"/>
             <w:tcBorders>
               <w:top w:val="nil"/>
               <w:left w:val="nil"/>
@@ -4262,7 +4262,7 @@
         </w:tc>
         <w:tc>
           <w:tcPr>
-            <w:tcW w:w="2126" w:type="dxa"/>
+            <w:tcW w:w="1276" w:type="dxa"/>
             <w:tcBorders>
               <w:top w:val="nil"/>
               <w:left w:val="nil"/>
@@ -4287,7 +4287,7 @@
         </w:tc>
         <w:tc>
           <w:tcPr>
-            <w:tcW w:w="993" w:type="dxa"/>
+            <w:tcW w:w="992" w:type="dxa"/>
             <w:tcBorders>
               <w:top w:val="nil"/>
               <w:left w:val="nil"/>
@@ -4320,7 +4320,7 @@
         </w:tc>
         <w:tc>
           <w:tcPr>
-            <w:tcW w:w="1275" w:type="dxa"/>
+            <w:tcW w:w="1417" w:type="dxa"/>
             <w:tcBorders>
               <w:top w:val="nil"/>
               <w:left w:val="nil"/>
@@ -4417,7 +4417,7 @@
         </w:tc>
         <w:tc>
           <w:tcPr>
-            <w:tcW w:w="3897" w:type="dxa"/>
+            <w:tcW w:w="4606" w:type="dxa"/>
             <w:tcBorders>
               <w:top w:val="nil"/>
               <w:left w:val="nil"/>
@@ -4531,7 +4531,7 @@
         </w:tc>
         <w:tc>
           <w:tcPr>
-            <w:tcW w:w="2126" w:type="dxa"/>
+            <w:tcW w:w="1276" w:type="dxa"/>
             <w:tcBorders>
               <w:top w:val="nil"/>
               <w:left w:val="nil"/>
@@ -4556,7 +4556,7 @@
         </w:tc>
         <w:tc>
           <w:tcPr>
-            <w:tcW w:w="993" w:type="dxa"/>
+            <w:tcW w:w="992" w:type="dxa"/>
             <w:tcBorders>
               <w:top w:val="nil"/>
               <w:left w:val="nil"/>
@@ -4589,7 +4589,7 @@
         </w:tc>
         <w:tc>
           <w:tcPr>
-            <w:tcW w:w="1275" w:type="dxa"/>
+            <w:tcW w:w="1417" w:type="dxa"/>
             <w:tcBorders>
               <w:top w:val="nil"/>
               <w:left w:val="nil"/>
@@ -4653,7 +4653,7 @@
         </w:trPr>
         <w:tc>
           <w:tcPr>
-            <w:tcW w:w="7371" w:type="dxa"/>
+            <w:tcW w:w="7230" w:type="dxa"/>
             <w:gridSpan w:val="4"/>
             <w:tcBorders>
               <w:top w:val="nil"/>
@@ -4700,7 +4700,7 @@
         </w:tc>
         <w:tc>
           <w:tcPr>
-            <w:tcW w:w="993" w:type="dxa"/>
+            <w:tcW w:w="992" w:type="dxa"/>
             <w:tcBorders>
               <w:top w:val="single" w:sz="4" w:space="0" w:color="auto"/>
               <w:left w:val="nil"/>
@@ -4737,7 +4737,7 @@
         </w:tc>
         <w:tc>
           <w:tcPr>
-            <w:tcW w:w="1275" w:type="dxa"/>
+            <w:tcW w:w="1417" w:type="dxa"/>
             <w:tcBorders>
               <w:top w:val="single" w:sz="4" w:space="0" w:color="auto"/>
               <w:left w:val="nil"/>
